--- a/output/tables/COAD/table1_ROCK2.docx
+++ b/output/tables/COAD/table1_ROCK2.docx
@@ -18870,2246 +18870,6 @@
       </w:tr>
       <w:tr>
         <w:trPr>
-          <w:trHeight w:val="560" w:hRule="auto"/>
-        </w:trPr>
-        <w:tc>
-          <w:tcPr>
-            <w:tcBorders>
-              <w:bottom w:val="none" w:sz="0" w:space="0" w:color="000000"/>
-              <w:top w:val="none" w:sz="0" w:space="0" w:color="000000"/>
-              <w:left w:val="none" w:sz="0" w:space="0" w:color="000000"/>
-              <w:right w:val="none" w:sz="0" w:space="0" w:color="000000"/>
-            </w:tcBorders>
-            <w:shd w:val="clear" w:color="auto" w:fill="FFFFFF"/>
-            <w:tcMar>
-              <w:top w:w="0" w:type="dxa"/>
-              <w:bottom w:w="0" w:type="dxa"/>
-              <w:left w:w="0" w:type="dxa"/>
-              <w:right w:w="0" w:type="dxa"/>
-            </w:tcMar>
-            <w:vAlign w:val="top"/>
-          </w:tcPr>
-          <w:p>
-            <w:pPr>
-              <w:pStyle w:val="Normal"/>
-              <w:jc w:val="left"/>
-              <w:pBdr>
-                <w:bottom w:val="none" w:sz="0" w:space="0" w:color="000000"/>
-                <w:top w:val="none" w:sz="0" w:space="0" w:color="000000"/>
-                <w:left w:val="none" w:sz="0" w:space="0" w:color="000000"/>
-                <w:right w:val="none" w:sz="0" w:space="0" w:color="000000"/>
-              </w:pBdr>
-              <w:spacing w:after="100" w:before="100" w:line="240"/>
-              <w:ind w:left="300" w:right="100" w:firstLine="0" w:firstLineChars="0"/>
-              <w:rPr>
-                <w:rFonts w:ascii="Times New Roman" w:hAnsi="Times New Roman" w:eastAsia="Times New Roman" w:cs="Times New Roman"/>
-                <w:i w:val="false"/>
-                <w:b w:val="false"/>
-                <w:u w:val="none"/>
-                <w:strike w:val="false"/>
-                <w:sz w:val="18"/>
-                <w:szCs w:val="18"/>
-                <w:color w:val="000000"/>
-              </w:rPr>
-            </w:pPr>
-            <w:r>
-              <w:rPr>
-                <w:rFonts w:ascii="Times New Roman" w:hAnsi="Times New Roman" w:eastAsia="Times New Roman" w:cs="Times New Roman"/>
-                <w:i w:val="false"/>
-                <w:b w:val="false"/>
-                <w:u w:val="none"/>
-                <w:strike w:val="false"/>
-                <w:sz w:val="18"/>
-                <w:szCs w:val="18"/>
-                <w:color w:val="000000"/>
-              </w:rPr>
-              <w:t xml:space="preserve">Missing</w:t>
-            </w:r>
-          </w:p>
-        </w:tc>
-        <w:tc>
-          <w:tcPr>
-            <w:tcBorders>
-              <w:bottom w:val="none" w:sz="0" w:space="0" w:color="000000"/>
-              <w:top w:val="none" w:sz="0" w:space="0" w:color="000000"/>
-              <w:left w:val="none" w:sz="0" w:space="0" w:color="000000"/>
-              <w:right w:val="none" w:sz="0" w:space="0" w:color="000000"/>
-            </w:tcBorders>
-            <w:shd w:val="clear" w:color="auto" w:fill="FFFFFF"/>
-            <w:tcMar>
-              <w:top w:w="0" w:type="dxa"/>
-              <w:bottom w:w="0" w:type="dxa"/>
-              <w:left w:w="0" w:type="dxa"/>
-              <w:right w:w="0" w:type="dxa"/>
-            </w:tcMar>
-            <w:vAlign w:val="top"/>
-          </w:tcPr>
-          <w:p>
-            <w:pPr>
-              <w:pStyle w:val="Normal"/>
-              <w:jc w:val="center"/>
-              <w:pBdr>
-                <w:bottom w:val="none" w:sz="0" w:space="0" w:color="000000"/>
-                <w:top w:val="none" w:sz="0" w:space="0" w:color="000000"/>
-                <w:left w:val="none" w:sz="0" w:space="0" w:color="000000"/>
-                <w:right w:val="none" w:sz="0" w:space="0" w:color="000000"/>
-              </w:pBdr>
-              <w:spacing w:after="100" w:before="100" w:line="240"/>
-              <w:ind w:left="100" w:right="100" w:firstLine="0" w:firstLineChars="0"/>
-              <w:rPr>
-                <w:rFonts w:ascii="Times New Roman" w:hAnsi="Times New Roman" w:eastAsia="Times New Roman" w:cs="Times New Roman"/>
-                <w:i w:val="false"/>
-                <w:b w:val="false"/>
-                <w:u w:val="none"/>
-                <w:strike w:val="false"/>
-                <w:sz w:val="18"/>
-                <w:szCs w:val="18"/>
-                <w:color w:val="000000"/>
-              </w:rPr>
-            </w:pPr>
-            <w:r>
-              <w:rPr>
-                <w:rFonts w:ascii="Times New Roman" w:hAnsi="Times New Roman" w:eastAsia="Times New Roman" w:cs="Times New Roman"/>
-                <w:i w:val="false"/>
-                <w:b w:val="false"/>
-                <w:u w:val="none"/>
-                <w:strike w:val="false"/>
-                <w:sz w:val="18"/>
-                <w:szCs w:val="18"/>
-                <w:color w:val="000000"/>
-              </w:rPr>
-              <w:t xml:space="preserve">45</w:t>
-            </w:r>
-          </w:p>
-        </w:tc>
-        <w:tc>
-          <w:tcPr>
-            <w:tcBorders>
-              <w:bottom w:val="none" w:sz="0" w:space="0" w:color="000000"/>
-              <w:top w:val="none" w:sz="0" w:space="0" w:color="000000"/>
-              <w:left w:val="none" w:sz="0" w:space="0" w:color="000000"/>
-              <w:right w:val="none" w:sz="0" w:space="0" w:color="000000"/>
-            </w:tcBorders>
-            <w:shd w:val="clear" w:color="auto" w:fill="FFFFFF"/>
-            <w:tcMar>
-              <w:top w:w="0" w:type="dxa"/>
-              <w:bottom w:w="0" w:type="dxa"/>
-              <w:left w:w="0" w:type="dxa"/>
-              <w:right w:w="0" w:type="dxa"/>
-            </w:tcMar>
-            <w:vAlign w:val="top"/>
-          </w:tcPr>
-          <w:p>
-            <w:pPr>
-              <w:pStyle w:val="Normal"/>
-              <w:jc w:val="center"/>
-              <w:pBdr>
-                <w:bottom w:val="none" w:sz="0" w:space="0" w:color="000000"/>
-                <w:top w:val="none" w:sz="0" w:space="0" w:color="000000"/>
-                <w:left w:val="none" w:sz="0" w:space="0" w:color="000000"/>
-                <w:right w:val="none" w:sz="0" w:space="0" w:color="000000"/>
-              </w:pBdr>
-              <w:spacing w:after="100" w:before="100" w:line="240"/>
-              <w:ind w:left="100" w:right="100" w:firstLine="0" w:firstLineChars="0"/>
-              <w:rPr>
-                <w:rFonts w:ascii="Times New Roman" w:hAnsi="Times New Roman" w:eastAsia="Times New Roman" w:cs="Times New Roman"/>
-                <w:i w:val="false"/>
-                <w:b w:val="false"/>
-                <w:u w:val="none"/>
-                <w:strike w:val="false"/>
-                <w:sz w:val="18"/>
-                <w:szCs w:val="18"/>
-                <w:color w:val="000000"/>
-              </w:rPr>
-            </w:pPr>
-            <w:r>
-              <w:rPr>
-                <w:rFonts w:ascii="Times New Roman" w:hAnsi="Times New Roman" w:eastAsia="Times New Roman" w:cs="Times New Roman"/>
-                <w:i w:val="false"/>
-                <w:b w:val="false"/>
-                <w:u w:val="none"/>
-                <w:strike w:val="false"/>
-                <w:sz w:val="18"/>
-                <w:szCs w:val="18"/>
-                <w:color w:val="000000"/>
-              </w:rPr>
-              <w:t xml:space="preserve">25</w:t>
-            </w:r>
-          </w:p>
-        </w:tc>
-        <w:tc>
-          <w:tcPr>
-            <w:tcBorders>
-              <w:bottom w:val="none" w:sz="0" w:space="0" w:color="000000"/>
-              <w:top w:val="none" w:sz="0" w:space="0" w:color="000000"/>
-              <w:left w:val="none" w:sz="0" w:space="0" w:color="000000"/>
-              <w:right w:val="none" w:sz="0" w:space="0" w:color="000000"/>
-            </w:tcBorders>
-            <w:shd w:val="clear" w:color="auto" w:fill="FFFFFF"/>
-            <w:tcMar>
-              <w:top w:w="0" w:type="dxa"/>
-              <w:bottom w:w="0" w:type="dxa"/>
-              <w:left w:w="0" w:type="dxa"/>
-              <w:right w:w="0" w:type="dxa"/>
-            </w:tcMar>
-            <w:vAlign w:val="top"/>
-          </w:tcPr>
-          <w:p>
-            <w:pPr>
-              <w:pStyle w:val="Normal"/>
-              <w:jc w:val="center"/>
-              <w:pBdr>
-                <w:bottom w:val="none" w:sz="0" w:space="0" w:color="000000"/>
-                <w:top w:val="none" w:sz="0" w:space="0" w:color="000000"/>
-                <w:left w:val="none" w:sz="0" w:space="0" w:color="000000"/>
-                <w:right w:val="none" w:sz="0" w:space="0" w:color="000000"/>
-              </w:pBdr>
-              <w:spacing w:after="100" w:before="100" w:line="240"/>
-              <w:ind w:left="100" w:right="100" w:firstLine="0" w:firstLineChars="0"/>
-              <w:rPr>
-                <w:rFonts w:ascii="Times New Roman" w:hAnsi="Times New Roman" w:eastAsia="Times New Roman" w:cs="Times New Roman"/>
-                <w:i w:val="false"/>
-                <w:b w:val="false"/>
-                <w:u w:val="none"/>
-                <w:strike w:val="false"/>
-                <w:sz w:val="18"/>
-                <w:szCs w:val="18"/>
-                <w:color w:val="000000"/>
-              </w:rPr>
-            </w:pPr>
-            <w:r>
-              <w:rPr>
-                <w:rFonts w:ascii="Times New Roman" w:hAnsi="Times New Roman" w:eastAsia="Times New Roman" w:cs="Times New Roman"/>
-                <w:i w:val="false"/>
-                <w:b w:val="false"/>
-                <w:u w:val="none"/>
-                <w:strike w:val="false"/>
-                <w:sz w:val="18"/>
-                <w:szCs w:val="18"/>
-                <w:color w:val="000000"/>
-              </w:rPr>
-              <w:t xml:space="preserve">20</w:t>
-            </w:r>
-          </w:p>
-        </w:tc>
-        <w:tc>
-          <w:tcPr>
-            <w:tcBorders>
-              <w:bottom w:val="none" w:sz="0" w:space="0" w:color="000000"/>
-              <w:top w:val="none" w:sz="0" w:space="0" w:color="000000"/>
-              <w:left w:val="none" w:sz="0" w:space="0" w:color="000000"/>
-              <w:right w:val="none" w:sz="0" w:space="0" w:color="000000"/>
-            </w:tcBorders>
-            <w:shd w:val="clear" w:color="auto" w:fill="FFFFFF"/>
-            <w:tcMar>
-              <w:top w:w="0" w:type="dxa"/>
-              <w:bottom w:w="0" w:type="dxa"/>
-              <w:left w:w="0" w:type="dxa"/>
-              <w:right w:w="0" w:type="dxa"/>
-            </w:tcMar>
-            <w:vAlign w:val="top"/>
-          </w:tcPr>
-          <w:p>
-            <w:pPr>
-              <w:pStyle w:val="Normal"/>
-              <w:jc w:val="center"/>
-              <w:pBdr>
-                <w:bottom w:val="none" w:sz="0" w:space="0" w:color="000000"/>
-                <w:top w:val="none" w:sz="0" w:space="0" w:color="000000"/>
-                <w:left w:val="none" w:sz="0" w:space="0" w:color="000000"/>
-                <w:right w:val="none" w:sz="0" w:space="0" w:color="000000"/>
-              </w:pBdr>
-              <w:spacing w:after="100" w:before="100" w:line="240"/>
-              <w:ind w:left="100" w:right="100" w:firstLine="0" w:firstLineChars="0"/>
-              <w:rPr>
-                <w:rFonts w:ascii="Times New Roman" w:hAnsi="Times New Roman" w:eastAsia="Times New Roman" w:cs="Times New Roman"/>
-                <w:i w:val="false"/>
-                <w:b w:val="false"/>
-                <w:u w:val="none"/>
-                <w:strike w:val="false"/>
-                <w:sz w:val="18"/>
-                <w:szCs w:val="18"/>
-                <w:color w:val="000000"/>
-              </w:rPr>
-            </w:pPr>
-            <w:r>
-              <w:rPr>
-                <w:rFonts w:ascii="Times New Roman" w:hAnsi="Times New Roman" w:eastAsia="Times New Roman" w:cs="Times New Roman"/>
-                <w:i w:val="false"/>
-                <w:b w:val="false"/>
-                <w:u w:val="none"/>
-                <w:strike w:val="false"/>
-                <w:sz w:val="18"/>
-                <w:szCs w:val="18"/>
-                <w:color w:val="000000"/>
-              </w:rPr>
-              <w:t xml:space="preserve"/>
-            </w:r>
-          </w:p>
-        </w:tc>
-      </w:tr>
-      <w:tr>
-        <w:trPr>
-          <w:trHeight w:val="560" w:hRule="auto"/>
-        </w:trPr>
-        <w:tc>
-          <w:tcPr>
-            <w:tcBorders>
-              <w:bottom w:val="none" w:sz="0" w:space="0" w:color="000000"/>
-              <w:top w:val="none" w:sz="0" w:space="0" w:color="000000"/>
-              <w:left w:val="none" w:sz="0" w:space="0" w:color="000000"/>
-              <w:right w:val="none" w:sz="0" w:space="0" w:color="000000"/>
-            </w:tcBorders>
-            <w:shd w:val="clear" w:color="auto" w:fill="FFFFFF"/>
-            <w:tcMar>
-              <w:top w:w="0" w:type="dxa"/>
-              <w:bottom w:w="0" w:type="dxa"/>
-              <w:left w:w="0" w:type="dxa"/>
-              <w:right w:w="0" w:type="dxa"/>
-            </w:tcMar>
-            <w:vAlign w:val="top"/>
-          </w:tcPr>
-          <w:p>
-            <w:pPr>
-              <w:pStyle w:val="Normal"/>
-              <w:jc w:val="left"/>
-              <w:pBdr>
-                <w:bottom w:val="none" w:sz="0" w:space="0" w:color="000000"/>
-                <w:top w:val="none" w:sz="0" w:space="0" w:color="000000"/>
-                <w:left w:val="none" w:sz="0" w:space="0" w:color="000000"/>
-                <w:right w:val="none" w:sz="0" w:space="0" w:color="000000"/>
-              </w:pBdr>
-              <w:spacing w:after="100" w:before="100" w:line="240"/>
-              <w:ind w:left="100" w:right="100" w:firstLine="0" w:firstLineChars="0"/>
-              <w:rPr>
-                <w:rFonts w:ascii="Times New Roman" w:hAnsi="Times New Roman" w:eastAsia="Times New Roman" w:cs="Times New Roman"/>
-                <w:i w:val="false"/>
-                <w:b w:val="true"/>
-                <w:u w:val="none"/>
-                <w:strike w:val="false"/>
-                <w:sz w:val="18"/>
-                <w:szCs w:val="18"/>
-                <w:color w:val="000000"/>
-              </w:rPr>
-            </w:pPr>
-            <w:r>
-              <w:rPr>
-                <w:rFonts w:ascii="Times New Roman" w:hAnsi="Times New Roman" w:eastAsia="Times New Roman" w:cs="Times New Roman"/>
-                <w:i w:val="false"/>
-                <w:b w:val="true"/>
-                <w:u w:val="none"/>
-                <w:strike w:val="false"/>
-                <w:sz w:val="18"/>
-                <w:szCs w:val="18"/>
-                <w:color w:val="000000"/>
-              </w:rPr>
-              <w:t xml:space="preserve">KRAS testing performed</w:t>
-            </w:r>
-          </w:p>
-        </w:tc>
-        <w:tc>
-          <w:tcPr>
-            <w:tcBorders>
-              <w:bottom w:val="none" w:sz="0" w:space="0" w:color="000000"/>
-              <w:top w:val="none" w:sz="0" w:space="0" w:color="000000"/>
-              <w:left w:val="none" w:sz="0" w:space="0" w:color="000000"/>
-              <w:right w:val="none" w:sz="0" w:space="0" w:color="000000"/>
-            </w:tcBorders>
-            <w:shd w:val="clear" w:color="auto" w:fill="FFFFFF"/>
-            <w:tcMar>
-              <w:top w:w="0" w:type="dxa"/>
-              <w:bottom w:w="0" w:type="dxa"/>
-              <w:left w:w="0" w:type="dxa"/>
-              <w:right w:w="0" w:type="dxa"/>
-            </w:tcMar>
-            <w:vAlign w:val="top"/>
-          </w:tcPr>
-          <w:p>
-            <w:pPr>
-              <w:pStyle w:val="Normal"/>
-              <w:jc w:val="center"/>
-              <w:pBdr>
-                <w:bottom w:val="none" w:sz="0" w:space="0" w:color="000000"/>
-                <w:top w:val="none" w:sz="0" w:space="0" w:color="000000"/>
-                <w:left w:val="none" w:sz="0" w:space="0" w:color="000000"/>
-                <w:right w:val="none" w:sz="0" w:space="0" w:color="000000"/>
-              </w:pBdr>
-              <w:spacing w:after="100" w:before="100" w:line="240"/>
-              <w:ind w:left="100" w:right="100" w:firstLine="0" w:firstLineChars="0"/>
-              <w:rPr>
-                <w:rFonts w:ascii="Times New Roman" w:hAnsi="Times New Roman" w:eastAsia="Times New Roman" w:cs="Times New Roman"/>
-                <w:i w:val="false"/>
-                <w:b w:val="false"/>
-                <w:u w:val="none"/>
-                <w:strike w:val="false"/>
-                <w:sz w:val="18"/>
-                <w:szCs w:val="18"/>
-                <w:color w:val="000000"/>
-              </w:rPr>
-            </w:pPr>
-            <w:r>
-              <w:rPr>
-                <w:rFonts w:ascii="Times New Roman" w:hAnsi="Times New Roman" w:eastAsia="Times New Roman" w:cs="Times New Roman"/>
-                <w:i w:val="false"/>
-                <w:b w:val="false"/>
-                <w:u w:val="none"/>
-                <w:strike w:val="false"/>
-                <w:sz w:val="18"/>
-                <w:szCs w:val="18"/>
-                <w:color w:val="000000"/>
-              </w:rPr>
-              <w:t xml:space="preserve"/>
-            </w:r>
-          </w:p>
-        </w:tc>
-        <w:tc>
-          <w:tcPr>
-            <w:tcBorders>
-              <w:bottom w:val="none" w:sz="0" w:space="0" w:color="000000"/>
-              <w:top w:val="none" w:sz="0" w:space="0" w:color="000000"/>
-              <w:left w:val="none" w:sz="0" w:space="0" w:color="000000"/>
-              <w:right w:val="none" w:sz="0" w:space="0" w:color="000000"/>
-            </w:tcBorders>
-            <w:shd w:val="clear" w:color="auto" w:fill="FFFFFF"/>
-            <w:tcMar>
-              <w:top w:w="0" w:type="dxa"/>
-              <w:bottom w:w="0" w:type="dxa"/>
-              <w:left w:w="0" w:type="dxa"/>
-              <w:right w:w="0" w:type="dxa"/>
-            </w:tcMar>
-            <w:vAlign w:val="top"/>
-          </w:tcPr>
-          <w:p>
-            <w:pPr>
-              <w:pStyle w:val="Normal"/>
-              <w:jc w:val="center"/>
-              <w:pBdr>
-                <w:bottom w:val="none" w:sz="0" w:space="0" w:color="000000"/>
-                <w:top w:val="none" w:sz="0" w:space="0" w:color="000000"/>
-                <w:left w:val="none" w:sz="0" w:space="0" w:color="000000"/>
-                <w:right w:val="none" w:sz="0" w:space="0" w:color="000000"/>
-              </w:pBdr>
-              <w:spacing w:after="100" w:before="100" w:line="240"/>
-              <w:ind w:left="100" w:right="100" w:firstLine="0" w:firstLineChars="0"/>
-              <w:rPr>
-                <w:rFonts w:ascii="Times New Roman" w:hAnsi="Times New Roman" w:eastAsia="Times New Roman" w:cs="Times New Roman"/>
-                <w:i w:val="false"/>
-                <w:b w:val="false"/>
-                <w:u w:val="none"/>
-                <w:strike w:val="false"/>
-                <w:sz w:val="18"/>
-                <w:szCs w:val="18"/>
-                <w:color w:val="000000"/>
-              </w:rPr>
-            </w:pPr>
-            <w:r>
-              <w:rPr>
-                <w:rFonts w:ascii="Times New Roman" w:hAnsi="Times New Roman" w:eastAsia="Times New Roman" w:cs="Times New Roman"/>
-                <w:i w:val="false"/>
-                <w:b w:val="false"/>
-                <w:u w:val="none"/>
-                <w:strike w:val="false"/>
-                <w:sz w:val="18"/>
-                <w:szCs w:val="18"/>
-                <w:color w:val="000000"/>
-              </w:rPr>
-              <w:t xml:space="preserve"/>
-            </w:r>
-          </w:p>
-        </w:tc>
-        <w:tc>
-          <w:tcPr>
-            <w:tcBorders>
-              <w:bottom w:val="none" w:sz="0" w:space="0" w:color="000000"/>
-              <w:top w:val="none" w:sz="0" w:space="0" w:color="000000"/>
-              <w:left w:val="none" w:sz="0" w:space="0" w:color="000000"/>
-              <w:right w:val="none" w:sz="0" w:space="0" w:color="000000"/>
-            </w:tcBorders>
-            <w:shd w:val="clear" w:color="auto" w:fill="FFFFFF"/>
-            <w:tcMar>
-              <w:top w:w="0" w:type="dxa"/>
-              <w:bottom w:w="0" w:type="dxa"/>
-              <w:left w:w="0" w:type="dxa"/>
-              <w:right w:w="0" w:type="dxa"/>
-            </w:tcMar>
-            <w:vAlign w:val="top"/>
-          </w:tcPr>
-          <w:p>
-            <w:pPr>
-              <w:pStyle w:val="Normal"/>
-              <w:jc w:val="center"/>
-              <w:pBdr>
-                <w:bottom w:val="none" w:sz="0" w:space="0" w:color="000000"/>
-                <w:top w:val="none" w:sz="0" w:space="0" w:color="000000"/>
-                <w:left w:val="none" w:sz="0" w:space="0" w:color="000000"/>
-                <w:right w:val="none" w:sz="0" w:space="0" w:color="000000"/>
-              </w:pBdr>
-              <w:spacing w:after="100" w:before="100" w:line="240"/>
-              <w:ind w:left="100" w:right="100" w:firstLine="0" w:firstLineChars="0"/>
-              <w:rPr>
-                <w:rFonts w:ascii="Times New Roman" w:hAnsi="Times New Roman" w:eastAsia="Times New Roman" w:cs="Times New Roman"/>
-                <w:i w:val="false"/>
-                <w:b w:val="false"/>
-                <w:u w:val="none"/>
-                <w:strike w:val="false"/>
-                <w:sz w:val="18"/>
-                <w:szCs w:val="18"/>
-                <w:color w:val="000000"/>
-              </w:rPr>
-            </w:pPr>
-            <w:r>
-              <w:rPr>
-                <w:rFonts w:ascii="Times New Roman" w:hAnsi="Times New Roman" w:eastAsia="Times New Roman" w:cs="Times New Roman"/>
-                <w:i w:val="false"/>
-                <w:b w:val="false"/>
-                <w:u w:val="none"/>
-                <w:strike w:val="false"/>
-                <w:sz w:val="18"/>
-                <w:szCs w:val="18"/>
-                <w:color w:val="000000"/>
-              </w:rPr>
-              <w:t xml:space="preserve"/>
-            </w:r>
-          </w:p>
-        </w:tc>
-        <w:tc>
-          <w:tcPr>
-            <w:tcBorders>
-              <w:bottom w:val="none" w:sz="0" w:space="0" w:color="000000"/>
-              <w:top w:val="none" w:sz="0" w:space="0" w:color="000000"/>
-              <w:left w:val="none" w:sz="0" w:space="0" w:color="000000"/>
-              <w:right w:val="none" w:sz="0" w:space="0" w:color="000000"/>
-            </w:tcBorders>
-            <w:shd w:val="clear" w:color="auto" w:fill="FFFFFF"/>
-            <w:tcMar>
-              <w:top w:w="0" w:type="dxa"/>
-              <w:bottom w:w="0" w:type="dxa"/>
-              <w:left w:w="0" w:type="dxa"/>
-              <w:right w:w="0" w:type="dxa"/>
-            </w:tcMar>
-            <w:vAlign w:val="top"/>
-          </w:tcPr>
-          <w:p>
-            <w:pPr>
-              <w:pStyle w:val="Normal"/>
-              <w:jc w:val="center"/>
-              <w:pBdr>
-                <w:bottom w:val="none" w:sz="0" w:space="0" w:color="000000"/>
-                <w:top w:val="none" w:sz="0" w:space="0" w:color="000000"/>
-                <w:left w:val="none" w:sz="0" w:space="0" w:color="000000"/>
-                <w:right w:val="none" w:sz="0" w:space="0" w:color="000000"/>
-              </w:pBdr>
-              <w:spacing w:after="100" w:before="100" w:line="240"/>
-              <w:ind w:left="100" w:right="100" w:firstLine="0" w:firstLineChars="0"/>
-              <w:rPr>
-                <w:rFonts w:ascii="Times New Roman" w:hAnsi="Times New Roman" w:eastAsia="Times New Roman" w:cs="Times New Roman"/>
-                <w:i w:val="false"/>
-                <w:b w:val="false"/>
-                <w:u w:val="none"/>
-                <w:strike w:val="false"/>
-                <w:sz w:val="18"/>
-                <w:szCs w:val="18"/>
-                <w:color w:val="000000"/>
-              </w:rPr>
-            </w:pPr>
-            <w:r>
-              <w:rPr>
-                <w:rFonts w:ascii="Times New Roman" w:hAnsi="Times New Roman" w:eastAsia="Times New Roman" w:cs="Times New Roman"/>
-                <w:i w:val="false"/>
-                <w:b w:val="false"/>
-                <w:u w:val="none"/>
-                <w:strike w:val="false"/>
-                <w:sz w:val="18"/>
-                <w:szCs w:val="18"/>
-                <w:color w:val="000000"/>
-              </w:rPr>
-              <w:t xml:space="preserve">0.676</w:t>
-            </w:r>
-          </w:p>
-        </w:tc>
-      </w:tr>
-      <w:tr>
-        <w:trPr>
-          <w:trHeight w:val="560" w:hRule="auto"/>
-        </w:trPr>
-        <w:tc>
-          <w:tcPr>
-            <w:tcBorders>
-              <w:bottom w:val="none" w:sz="0" w:space="0" w:color="000000"/>
-              <w:top w:val="none" w:sz="0" w:space="0" w:color="000000"/>
-              <w:left w:val="none" w:sz="0" w:space="0" w:color="000000"/>
-              <w:right w:val="none" w:sz="0" w:space="0" w:color="000000"/>
-            </w:tcBorders>
-            <w:shd w:val="clear" w:color="auto" w:fill="FFFFFF"/>
-            <w:tcMar>
-              <w:top w:w="0" w:type="dxa"/>
-              <w:bottom w:w="0" w:type="dxa"/>
-              <w:left w:w="0" w:type="dxa"/>
-              <w:right w:w="0" w:type="dxa"/>
-            </w:tcMar>
-            <w:vAlign w:val="top"/>
-          </w:tcPr>
-          <w:p>
-            <w:pPr>
-              <w:pStyle w:val="Normal"/>
-              <w:jc w:val="left"/>
-              <w:pBdr>
-                <w:bottom w:val="none" w:sz="0" w:space="0" w:color="000000"/>
-                <w:top w:val="none" w:sz="0" w:space="0" w:color="000000"/>
-                <w:left w:val="none" w:sz="0" w:space="0" w:color="000000"/>
-                <w:right w:val="none" w:sz="0" w:space="0" w:color="000000"/>
-              </w:pBdr>
-              <w:spacing w:after="100" w:before="100" w:line="240"/>
-              <w:ind w:left="300" w:right="100" w:firstLine="0" w:firstLineChars="0"/>
-              <w:rPr>
-                <w:rFonts w:ascii="Times New Roman" w:hAnsi="Times New Roman" w:eastAsia="Times New Roman" w:cs="Times New Roman"/>
-                <w:i w:val="false"/>
-                <w:b w:val="false"/>
-                <w:u w:val="none"/>
-                <w:strike w:val="false"/>
-                <w:sz w:val="18"/>
-                <w:szCs w:val="18"/>
-                <w:color w:val="000000"/>
-              </w:rPr>
-            </w:pPr>
-            <w:r>
-              <w:rPr>
-                <w:rFonts w:ascii="Times New Roman" w:hAnsi="Times New Roman" w:eastAsia="Times New Roman" w:cs="Times New Roman"/>
-                <w:i w:val="false"/>
-                <w:b w:val="false"/>
-                <w:u w:val="none"/>
-                <w:strike w:val="false"/>
-                <w:sz w:val="18"/>
-                <w:szCs w:val="18"/>
-                <w:color w:val="000000"/>
-              </w:rPr>
-              <w:t xml:space="preserve">No</w:t>
-            </w:r>
-          </w:p>
-        </w:tc>
-        <w:tc>
-          <w:tcPr>
-            <w:tcBorders>
-              <w:bottom w:val="none" w:sz="0" w:space="0" w:color="000000"/>
-              <w:top w:val="none" w:sz="0" w:space="0" w:color="000000"/>
-              <w:left w:val="none" w:sz="0" w:space="0" w:color="000000"/>
-              <w:right w:val="none" w:sz="0" w:space="0" w:color="000000"/>
-            </w:tcBorders>
-            <w:shd w:val="clear" w:color="auto" w:fill="FFFFFF"/>
-            <w:tcMar>
-              <w:top w:w="0" w:type="dxa"/>
-              <w:bottom w:w="0" w:type="dxa"/>
-              <w:left w:w="0" w:type="dxa"/>
-              <w:right w:w="0" w:type="dxa"/>
-            </w:tcMar>
-            <w:vAlign w:val="top"/>
-          </w:tcPr>
-          <w:p>
-            <w:pPr>
-              <w:pStyle w:val="Normal"/>
-              <w:jc w:val="center"/>
-              <w:pBdr>
-                <w:bottom w:val="none" w:sz="0" w:space="0" w:color="000000"/>
-                <w:top w:val="none" w:sz="0" w:space="0" w:color="000000"/>
-                <w:left w:val="none" w:sz="0" w:space="0" w:color="000000"/>
-                <w:right w:val="none" w:sz="0" w:space="0" w:color="000000"/>
-              </w:pBdr>
-              <w:spacing w:after="100" w:before="100" w:line="240"/>
-              <w:ind w:left="100" w:right="100" w:firstLine="0" w:firstLineChars="0"/>
-              <w:rPr>
-                <w:rFonts w:ascii="Times New Roman" w:hAnsi="Times New Roman" w:eastAsia="Times New Roman" w:cs="Times New Roman"/>
-                <w:i w:val="false"/>
-                <w:b w:val="false"/>
-                <w:u w:val="none"/>
-                <w:strike w:val="false"/>
-                <w:sz w:val="18"/>
-                <w:szCs w:val="18"/>
-                <w:color w:val="000000"/>
-              </w:rPr>
-            </w:pPr>
-            <w:r>
-              <w:rPr>
-                <w:rFonts w:ascii="Times New Roman" w:hAnsi="Times New Roman" w:eastAsia="Times New Roman" w:cs="Times New Roman"/>
-                <w:i w:val="false"/>
-                <w:b w:val="false"/>
-                <w:u w:val="none"/>
-                <w:strike w:val="false"/>
-                <w:sz w:val="18"/>
-                <w:szCs w:val="18"/>
-                <w:color w:val="000000"/>
-              </w:rPr>
-              <w:t xml:space="preserve">352 (88.0%)</w:t>
-            </w:r>
-          </w:p>
-        </w:tc>
-        <w:tc>
-          <w:tcPr>
-            <w:tcBorders>
-              <w:bottom w:val="none" w:sz="0" w:space="0" w:color="000000"/>
-              <w:top w:val="none" w:sz="0" w:space="0" w:color="000000"/>
-              <w:left w:val="none" w:sz="0" w:space="0" w:color="000000"/>
-              <w:right w:val="none" w:sz="0" w:space="0" w:color="000000"/>
-            </w:tcBorders>
-            <w:shd w:val="clear" w:color="auto" w:fill="FFFFFF"/>
-            <w:tcMar>
-              <w:top w:w="0" w:type="dxa"/>
-              <w:bottom w:w="0" w:type="dxa"/>
-              <w:left w:w="0" w:type="dxa"/>
-              <w:right w:w="0" w:type="dxa"/>
-            </w:tcMar>
-            <w:vAlign w:val="top"/>
-          </w:tcPr>
-          <w:p>
-            <w:pPr>
-              <w:pStyle w:val="Normal"/>
-              <w:jc w:val="center"/>
-              <w:pBdr>
-                <w:bottom w:val="none" w:sz="0" w:space="0" w:color="000000"/>
-                <w:top w:val="none" w:sz="0" w:space="0" w:color="000000"/>
-                <w:left w:val="none" w:sz="0" w:space="0" w:color="000000"/>
-                <w:right w:val="none" w:sz="0" w:space="0" w:color="000000"/>
-              </w:pBdr>
-              <w:spacing w:after="100" w:before="100" w:line="240"/>
-              <w:ind w:left="100" w:right="100" w:firstLine="0" w:firstLineChars="0"/>
-              <w:rPr>
-                <w:rFonts w:ascii="Times New Roman" w:hAnsi="Times New Roman" w:eastAsia="Times New Roman" w:cs="Times New Roman"/>
-                <w:i w:val="false"/>
-                <w:b w:val="false"/>
-                <w:u w:val="none"/>
-                <w:strike w:val="false"/>
-                <w:sz w:val="18"/>
-                <w:szCs w:val="18"/>
-                <w:color w:val="000000"/>
-              </w:rPr>
-            </w:pPr>
-            <w:r>
-              <w:rPr>
-                <w:rFonts w:ascii="Times New Roman" w:hAnsi="Times New Roman" w:eastAsia="Times New Roman" w:cs="Times New Roman"/>
-                <w:i w:val="false"/>
-                <w:b w:val="false"/>
-                <w:u w:val="none"/>
-                <w:strike w:val="false"/>
-                <w:sz w:val="18"/>
-                <w:szCs w:val="18"/>
-                <w:color w:val="000000"/>
-              </w:rPr>
-              <w:t xml:space="preserve">172 (87.3%)</w:t>
-            </w:r>
-          </w:p>
-        </w:tc>
-        <w:tc>
-          <w:tcPr>
-            <w:tcBorders>
-              <w:bottom w:val="none" w:sz="0" w:space="0" w:color="000000"/>
-              <w:top w:val="none" w:sz="0" w:space="0" w:color="000000"/>
-              <w:left w:val="none" w:sz="0" w:space="0" w:color="000000"/>
-              <w:right w:val="none" w:sz="0" w:space="0" w:color="000000"/>
-            </w:tcBorders>
-            <w:shd w:val="clear" w:color="auto" w:fill="FFFFFF"/>
-            <w:tcMar>
-              <w:top w:w="0" w:type="dxa"/>
-              <w:bottom w:w="0" w:type="dxa"/>
-              <w:left w:w="0" w:type="dxa"/>
-              <w:right w:w="0" w:type="dxa"/>
-            </w:tcMar>
-            <w:vAlign w:val="top"/>
-          </w:tcPr>
-          <w:p>
-            <w:pPr>
-              <w:pStyle w:val="Normal"/>
-              <w:jc w:val="center"/>
-              <w:pBdr>
-                <w:bottom w:val="none" w:sz="0" w:space="0" w:color="000000"/>
-                <w:top w:val="none" w:sz="0" w:space="0" w:color="000000"/>
-                <w:left w:val="none" w:sz="0" w:space="0" w:color="000000"/>
-                <w:right w:val="none" w:sz="0" w:space="0" w:color="000000"/>
-              </w:pBdr>
-              <w:spacing w:after="100" w:before="100" w:line="240"/>
-              <w:ind w:left="100" w:right="100" w:firstLine="0" w:firstLineChars="0"/>
-              <w:rPr>
-                <w:rFonts w:ascii="Times New Roman" w:hAnsi="Times New Roman" w:eastAsia="Times New Roman" w:cs="Times New Roman"/>
-                <w:i w:val="false"/>
-                <w:b w:val="false"/>
-                <w:u w:val="none"/>
-                <w:strike w:val="false"/>
-                <w:sz w:val="18"/>
-                <w:szCs w:val="18"/>
-                <w:color w:val="000000"/>
-              </w:rPr>
-            </w:pPr>
-            <w:r>
-              <w:rPr>
-                <w:rFonts w:ascii="Times New Roman" w:hAnsi="Times New Roman" w:eastAsia="Times New Roman" w:cs="Times New Roman"/>
-                <w:i w:val="false"/>
-                <w:b w:val="false"/>
-                <w:u w:val="none"/>
-                <w:strike w:val="false"/>
-                <w:sz w:val="18"/>
-                <w:szCs w:val="18"/>
-                <w:color w:val="000000"/>
-              </w:rPr>
-              <w:t xml:space="preserve">180 (88.7%)</w:t>
-            </w:r>
-          </w:p>
-        </w:tc>
-        <w:tc>
-          <w:tcPr>
-            <w:tcBorders>
-              <w:bottom w:val="none" w:sz="0" w:space="0" w:color="000000"/>
-              <w:top w:val="none" w:sz="0" w:space="0" w:color="000000"/>
-              <w:left w:val="none" w:sz="0" w:space="0" w:color="000000"/>
-              <w:right w:val="none" w:sz="0" w:space="0" w:color="000000"/>
-            </w:tcBorders>
-            <w:shd w:val="clear" w:color="auto" w:fill="FFFFFF"/>
-            <w:tcMar>
-              <w:top w:w="0" w:type="dxa"/>
-              <w:bottom w:w="0" w:type="dxa"/>
-              <w:left w:w="0" w:type="dxa"/>
-              <w:right w:w="0" w:type="dxa"/>
-            </w:tcMar>
-            <w:vAlign w:val="top"/>
-          </w:tcPr>
-          <w:p>
-            <w:pPr>
-              <w:pStyle w:val="Normal"/>
-              <w:jc w:val="center"/>
-              <w:pBdr>
-                <w:bottom w:val="none" w:sz="0" w:space="0" w:color="000000"/>
-                <w:top w:val="none" w:sz="0" w:space="0" w:color="000000"/>
-                <w:left w:val="none" w:sz="0" w:space="0" w:color="000000"/>
-                <w:right w:val="none" w:sz="0" w:space="0" w:color="000000"/>
-              </w:pBdr>
-              <w:spacing w:after="100" w:before="100" w:line="240"/>
-              <w:ind w:left="100" w:right="100" w:firstLine="0" w:firstLineChars="0"/>
-              <w:rPr>
-                <w:rFonts w:ascii="Times New Roman" w:hAnsi="Times New Roman" w:eastAsia="Times New Roman" w:cs="Times New Roman"/>
-                <w:i w:val="false"/>
-                <w:b w:val="false"/>
-                <w:u w:val="none"/>
-                <w:strike w:val="false"/>
-                <w:sz w:val="18"/>
-                <w:szCs w:val="18"/>
-                <w:color w:val="000000"/>
-              </w:rPr>
-            </w:pPr>
-            <w:r>
-              <w:rPr>
-                <w:rFonts w:ascii="Times New Roman" w:hAnsi="Times New Roman" w:eastAsia="Times New Roman" w:cs="Times New Roman"/>
-                <w:i w:val="false"/>
-                <w:b w:val="false"/>
-                <w:u w:val="none"/>
-                <w:strike w:val="false"/>
-                <w:sz w:val="18"/>
-                <w:szCs w:val="18"/>
-                <w:color w:val="000000"/>
-              </w:rPr>
-              <w:t xml:space="preserve"/>
-            </w:r>
-          </w:p>
-        </w:tc>
-      </w:tr>
-      <w:tr>
-        <w:trPr>
-          <w:trHeight w:val="560" w:hRule="auto"/>
-        </w:trPr>
-        <w:tc>
-          <w:tcPr>
-            <w:tcBorders>
-              <w:bottom w:val="none" w:sz="0" w:space="0" w:color="000000"/>
-              <w:top w:val="none" w:sz="0" w:space="0" w:color="000000"/>
-              <w:left w:val="none" w:sz="0" w:space="0" w:color="000000"/>
-              <w:right w:val="none" w:sz="0" w:space="0" w:color="000000"/>
-            </w:tcBorders>
-            <w:shd w:val="clear" w:color="auto" w:fill="FFFFFF"/>
-            <w:tcMar>
-              <w:top w:w="0" w:type="dxa"/>
-              <w:bottom w:w="0" w:type="dxa"/>
-              <w:left w:w="0" w:type="dxa"/>
-              <w:right w:w="0" w:type="dxa"/>
-            </w:tcMar>
-            <w:vAlign w:val="top"/>
-          </w:tcPr>
-          <w:p>
-            <w:pPr>
-              <w:pStyle w:val="Normal"/>
-              <w:jc w:val="left"/>
-              <w:pBdr>
-                <w:bottom w:val="none" w:sz="0" w:space="0" w:color="000000"/>
-                <w:top w:val="none" w:sz="0" w:space="0" w:color="000000"/>
-                <w:left w:val="none" w:sz="0" w:space="0" w:color="000000"/>
-                <w:right w:val="none" w:sz="0" w:space="0" w:color="000000"/>
-              </w:pBdr>
-              <w:spacing w:after="100" w:before="100" w:line="240"/>
-              <w:ind w:left="300" w:right="100" w:firstLine="0" w:firstLineChars="0"/>
-              <w:rPr>
-                <w:rFonts w:ascii="Times New Roman" w:hAnsi="Times New Roman" w:eastAsia="Times New Roman" w:cs="Times New Roman"/>
-                <w:i w:val="false"/>
-                <w:b w:val="false"/>
-                <w:u w:val="none"/>
-                <w:strike w:val="false"/>
-                <w:sz w:val="18"/>
-                <w:szCs w:val="18"/>
-                <w:color w:val="000000"/>
-              </w:rPr>
-            </w:pPr>
-            <w:r>
-              <w:rPr>
-                <w:rFonts w:ascii="Times New Roman" w:hAnsi="Times New Roman" w:eastAsia="Times New Roman" w:cs="Times New Roman"/>
-                <w:i w:val="false"/>
-                <w:b w:val="false"/>
-                <w:u w:val="none"/>
-                <w:strike w:val="false"/>
-                <w:sz w:val="18"/>
-                <w:szCs w:val="18"/>
-                <w:color w:val="000000"/>
-              </w:rPr>
-              <w:t xml:space="preserve">Yes</w:t>
-            </w:r>
-          </w:p>
-        </w:tc>
-        <w:tc>
-          <w:tcPr>
-            <w:tcBorders>
-              <w:bottom w:val="none" w:sz="0" w:space="0" w:color="000000"/>
-              <w:top w:val="none" w:sz="0" w:space="0" w:color="000000"/>
-              <w:left w:val="none" w:sz="0" w:space="0" w:color="000000"/>
-              <w:right w:val="none" w:sz="0" w:space="0" w:color="000000"/>
-            </w:tcBorders>
-            <w:shd w:val="clear" w:color="auto" w:fill="FFFFFF"/>
-            <w:tcMar>
-              <w:top w:w="0" w:type="dxa"/>
-              <w:bottom w:w="0" w:type="dxa"/>
-              <w:left w:w="0" w:type="dxa"/>
-              <w:right w:w="0" w:type="dxa"/>
-            </w:tcMar>
-            <w:vAlign w:val="top"/>
-          </w:tcPr>
-          <w:p>
-            <w:pPr>
-              <w:pStyle w:val="Normal"/>
-              <w:jc w:val="center"/>
-              <w:pBdr>
-                <w:bottom w:val="none" w:sz="0" w:space="0" w:color="000000"/>
-                <w:top w:val="none" w:sz="0" w:space="0" w:color="000000"/>
-                <w:left w:val="none" w:sz="0" w:space="0" w:color="000000"/>
-                <w:right w:val="none" w:sz="0" w:space="0" w:color="000000"/>
-              </w:pBdr>
-              <w:spacing w:after="100" w:before="100" w:line="240"/>
-              <w:ind w:left="100" w:right="100" w:firstLine="0" w:firstLineChars="0"/>
-              <w:rPr>
-                <w:rFonts w:ascii="Times New Roman" w:hAnsi="Times New Roman" w:eastAsia="Times New Roman" w:cs="Times New Roman"/>
-                <w:i w:val="false"/>
-                <w:b w:val="false"/>
-                <w:u w:val="none"/>
-                <w:strike w:val="false"/>
-                <w:sz w:val="18"/>
-                <w:szCs w:val="18"/>
-                <w:color w:val="000000"/>
-              </w:rPr>
-            </w:pPr>
-            <w:r>
-              <w:rPr>
-                <w:rFonts w:ascii="Times New Roman" w:hAnsi="Times New Roman" w:eastAsia="Times New Roman" w:cs="Times New Roman"/>
-                <w:i w:val="false"/>
-                <w:b w:val="false"/>
-                <w:u w:val="none"/>
-                <w:strike w:val="false"/>
-                <w:sz w:val="18"/>
-                <w:szCs w:val="18"/>
-                <w:color w:val="000000"/>
-              </w:rPr>
-              <w:t xml:space="preserve">48 (12.0%)</w:t>
-            </w:r>
-          </w:p>
-        </w:tc>
-        <w:tc>
-          <w:tcPr>
-            <w:tcBorders>
-              <w:bottom w:val="none" w:sz="0" w:space="0" w:color="000000"/>
-              <w:top w:val="none" w:sz="0" w:space="0" w:color="000000"/>
-              <w:left w:val="none" w:sz="0" w:space="0" w:color="000000"/>
-              <w:right w:val="none" w:sz="0" w:space="0" w:color="000000"/>
-            </w:tcBorders>
-            <w:shd w:val="clear" w:color="auto" w:fill="FFFFFF"/>
-            <w:tcMar>
-              <w:top w:w="0" w:type="dxa"/>
-              <w:bottom w:w="0" w:type="dxa"/>
-              <w:left w:w="0" w:type="dxa"/>
-              <w:right w:w="0" w:type="dxa"/>
-            </w:tcMar>
-            <w:vAlign w:val="top"/>
-          </w:tcPr>
-          <w:p>
-            <w:pPr>
-              <w:pStyle w:val="Normal"/>
-              <w:jc w:val="center"/>
-              <w:pBdr>
-                <w:bottom w:val="none" w:sz="0" w:space="0" w:color="000000"/>
-                <w:top w:val="none" w:sz="0" w:space="0" w:color="000000"/>
-                <w:left w:val="none" w:sz="0" w:space="0" w:color="000000"/>
-                <w:right w:val="none" w:sz="0" w:space="0" w:color="000000"/>
-              </w:pBdr>
-              <w:spacing w:after="100" w:before="100" w:line="240"/>
-              <w:ind w:left="100" w:right="100" w:firstLine="0" w:firstLineChars="0"/>
-              <w:rPr>
-                <w:rFonts w:ascii="Times New Roman" w:hAnsi="Times New Roman" w:eastAsia="Times New Roman" w:cs="Times New Roman"/>
-                <w:i w:val="false"/>
-                <w:b w:val="false"/>
-                <w:u w:val="none"/>
-                <w:strike w:val="false"/>
-                <w:sz w:val="18"/>
-                <w:szCs w:val="18"/>
-                <w:color w:val="000000"/>
-              </w:rPr>
-            </w:pPr>
-            <w:r>
-              <w:rPr>
-                <w:rFonts w:ascii="Times New Roman" w:hAnsi="Times New Roman" w:eastAsia="Times New Roman" w:cs="Times New Roman"/>
-                <w:i w:val="false"/>
-                <w:b w:val="false"/>
-                <w:u w:val="none"/>
-                <w:strike w:val="false"/>
-                <w:sz w:val="18"/>
-                <w:szCs w:val="18"/>
-                <w:color w:val="000000"/>
-              </w:rPr>
-              <w:t xml:space="preserve">25 (12.7%)</w:t>
-            </w:r>
-          </w:p>
-        </w:tc>
-        <w:tc>
-          <w:tcPr>
-            <w:tcBorders>
-              <w:bottom w:val="none" w:sz="0" w:space="0" w:color="000000"/>
-              <w:top w:val="none" w:sz="0" w:space="0" w:color="000000"/>
-              <w:left w:val="none" w:sz="0" w:space="0" w:color="000000"/>
-              <w:right w:val="none" w:sz="0" w:space="0" w:color="000000"/>
-            </w:tcBorders>
-            <w:shd w:val="clear" w:color="auto" w:fill="FFFFFF"/>
-            <w:tcMar>
-              <w:top w:w="0" w:type="dxa"/>
-              <w:bottom w:w="0" w:type="dxa"/>
-              <w:left w:w="0" w:type="dxa"/>
-              <w:right w:w="0" w:type="dxa"/>
-            </w:tcMar>
-            <w:vAlign w:val="top"/>
-          </w:tcPr>
-          <w:p>
-            <w:pPr>
-              <w:pStyle w:val="Normal"/>
-              <w:jc w:val="center"/>
-              <w:pBdr>
-                <w:bottom w:val="none" w:sz="0" w:space="0" w:color="000000"/>
-                <w:top w:val="none" w:sz="0" w:space="0" w:color="000000"/>
-                <w:left w:val="none" w:sz="0" w:space="0" w:color="000000"/>
-                <w:right w:val="none" w:sz="0" w:space="0" w:color="000000"/>
-              </w:pBdr>
-              <w:spacing w:after="100" w:before="100" w:line="240"/>
-              <w:ind w:left="100" w:right="100" w:firstLine="0" w:firstLineChars="0"/>
-              <w:rPr>
-                <w:rFonts w:ascii="Times New Roman" w:hAnsi="Times New Roman" w:eastAsia="Times New Roman" w:cs="Times New Roman"/>
-                <w:i w:val="false"/>
-                <w:b w:val="false"/>
-                <w:u w:val="none"/>
-                <w:strike w:val="false"/>
-                <w:sz w:val="18"/>
-                <w:szCs w:val="18"/>
-                <w:color w:val="000000"/>
-              </w:rPr>
-            </w:pPr>
-            <w:r>
-              <w:rPr>
-                <w:rFonts w:ascii="Times New Roman" w:hAnsi="Times New Roman" w:eastAsia="Times New Roman" w:cs="Times New Roman"/>
-                <w:i w:val="false"/>
-                <w:b w:val="false"/>
-                <w:u w:val="none"/>
-                <w:strike w:val="false"/>
-                <w:sz w:val="18"/>
-                <w:szCs w:val="18"/>
-                <w:color w:val="000000"/>
-              </w:rPr>
-              <w:t xml:space="preserve">23 (11.3%)</w:t>
-            </w:r>
-          </w:p>
-        </w:tc>
-        <w:tc>
-          <w:tcPr>
-            <w:tcBorders>
-              <w:bottom w:val="none" w:sz="0" w:space="0" w:color="000000"/>
-              <w:top w:val="none" w:sz="0" w:space="0" w:color="000000"/>
-              <w:left w:val="none" w:sz="0" w:space="0" w:color="000000"/>
-              <w:right w:val="none" w:sz="0" w:space="0" w:color="000000"/>
-            </w:tcBorders>
-            <w:shd w:val="clear" w:color="auto" w:fill="FFFFFF"/>
-            <w:tcMar>
-              <w:top w:w="0" w:type="dxa"/>
-              <w:bottom w:w="0" w:type="dxa"/>
-              <w:left w:w="0" w:type="dxa"/>
-              <w:right w:w="0" w:type="dxa"/>
-            </w:tcMar>
-            <w:vAlign w:val="top"/>
-          </w:tcPr>
-          <w:p>
-            <w:pPr>
-              <w:pStyle w:val="Normal"/>
-              <w:jc w:val="center"/>
-              <w:pBdr>
-                <w:bottom w:val="none" w:sz="0" w:space="0" w:color="000000"/>
-                <w:top w:val="none" w:sz="0" w:space="0" w:color="000000"/>
-                <w:left w:val="none" w:sz="0" w:space="0" w:color="000000"/>
-                <w:right w:val="none" w:sz="0" w:space="0" w:color="000000"/>
-              </w:pBdr>
-              <w:spacing w:after="100" w:before="100" w:line="240"/>
-              <w:ind w:left="100" w:right="100" w:firstLine="0" w:firstLineChars="0"/>
-              <w:rPr>
-                <w:rFonts w:ascii="Times New Roman" w:hAnsi="Times New Roman" w:eastAsia="Times New Roman" w:cs="Times New Roman"/>
-                <w:i w:val="false"/>
-                <w:b w:val="false"/>
-                <w:u w:val="none"/>
-                <w:strike w:val="false"/>
-                <w:sz w:val="18"/>
-                <w:szCs w:val="18"/>
-                <w:color w:val="000000"/>
-              </w:rPr>
-            </w:pPr>
-            <w:r>
-              <w:rPr>
-                <w:rFonts w:ascii="Times New Roman" w:hAnsi="Times New Roman" w:eastAsia="Times New Roman" w:cs="Times New Roman"/>
-                <w:i w:val="false"/>
-                <w:b w:val="false"/>
-                <w:u w:val="none"/>
-                <w:strike w:val="false"/>
-                <w:sz w:val="18"/>
-                <w:szCs w:val="18"/>
-                <w:color w:val="000000"/>
-              </w:rPr>
-              <w:t xml:space="preserve"/>
-            </w:r>
-          </w:p>
-        </w:tc>
-      </w:tr>
-      <w:tr>
-        <w:trPr>
-          <w:trHeight w:val="560" w:hRule="auto"/>
-        </w:trPr>
-        <w:tc>
-          <w:tcPr>
-            <w:tcBorders>
-              <w:bottom w:val="none" w:sz="0" w:space="0" w:color="000000"/>
-              <w:top w:val="none" w:sz="0" w:space="0" w:color="000000"/>
-              <w:left w:val="none" w:sz="0" w:space="0" w:color="000000"/>
-              <w:right w:val="none" w:sz="0" w:space="0" w:color="000000"/>
-            </w:tcBorders>
-            <w:shd w:val="clear" w:color="auto" w:fill="FFFFFF"/>
-            <w:tcMar>
-              <w:top w:w="0" w:type="dxa"/>
-              <w:bottom w:w="0" w:type="dxa"/>
-              <w:left w:w="0" w:type="dxa"/>
-              <w:right w:w="0" w:type="dxa"/>
-            </w:tcMar>
-            <w:vAlign w:val="top"/>
-          </w:tcPr>
-          <w:p>
-            <w:pPr>
-              <w:pStyle w:val="Normal"/>
-              <w:jc w:val="left"/>
-              <w:pBdr>
-                <w:bottom w:val="none" w:sz="0" w:space="0" w:color="000000"/>
-                <w:top w:val="none" w:sz="0" w:space="0" w:color="000000"/>
-                <w:left w:val="none" w:sz="0" w:space="0" w:color="000000"/>
-                <w:right w:val="none" w:sz="0" w:space="0" w:color="000000"/>
-              </w:pBdr>
-              <w:spacing w:after="100" w:before="100" w:line="240"/>
-              <w:ind w:left="300" w:right="100" w:firstLine="0" w:firstLineChars="0"/>
-              <w:rPr>
-                <w:rFonts w:ascii="Times New Roman" w:hAnsi="Times New Roman" w:eastAsia="Times New Roman" w:cs="Times New Roman"/>
-                <w:i w:val="false"/>
-                <w:b w:val="false"/>
-                <w:u w:val="none"/>
-                <w:strike w:val="false"/>
-                <w:sz w:val="18"/>
-                <w:szCs w:val="18"/>
-                <w:color w:val="000000"/>
-              </w:rPr>
-            </w:pPr>
-            <w:r>
-              <w:rPr>
-                <w:rFonts w:ascii="Times New Roman" w:hAnsi="Times New Roman" w:eastAsia="Times New Roman" w:cs="Times New Roman"/>
-                <w:i w:val="false"/>
-                <w:b w:val="false"/>
-                <w:u w:val="none"/>
-                <w:strike w:val="false"/>
-                <w:sz w:val="18"/>
-                <w:szCs w:val="18"/>
-                <w:color w:val="000000"/>
-              </w:rPr>
-              <w:t xml:space="preserve">Missing</w:t>
-            </w:r>
-          </w:p>
-        </w:tc>
-        <w:tc>
-          <w:tcPr>
-            <w:tcBorders>
-              <w:bottom w:val="none" w:sz="0" w:space="0" w:color="000000"/>
-              <w:top w:val="none" w:sz="0" w:space="0" w:color="000000"/>
-              <w:left w:val="none" w:sz="0" w:space="0" w:color="000000"/>
-              <w:right w:val="none" w:sz="0" w:space="0" w:color="000000"/>
-            </w:tcBorders>
-            <w:shd w:val="clear" w:color="auto" w:fill="FFFFFF"/>
-            <w:tcMar>
-              <w:top w:w="0" w:type="dxa"/>
-              <w:bottom w:w="0" w:type="dxa"/>
-              <w:left w:w="0" w:type="dxa"/>
-              <w:right w:w="0" w:type="dxa"/>
-            </w:tcMar>
-            <w:vAlign w:val="top"/>
-          </w:tcPr>
-          <w:p>
-            <w:pPr>
-              <w:pStyle w:val="Normal"/>
-              <w:jc w:val="center"/>
-              <w:pBdr>
-                <w:bottom w:val="none" w:sz="0" w:space="0" w:color="000000"/>
-                <w:top w:val="none" w:sz="0" w:space="0" w:color="000000"/>
-                <w:left w:val="none" w:sz="0" w:space="0" w:color="000000"/>
-                <w:right w:val="none" w:sz="0" w:space="0" w:color="000000"/>
-              </w:pBdr>
-              <w:spacing w:after="100" w:before="100" w:line="240"/>
-              <w:ind w:left="100" w:right="100" w:firstLine="0" w:firstLineChars="0"/>
-              <w:rPr>
-                <w:rFonts w:ascii="Times New Roman" w:hAnsi="Times New Roman" w:eastAsia="Times New Roman" w:cs="Times New Roman"/>
-                <w:i w:val="false"/>
-                <w:b w:val="false"/>
-                <w:u w:val="none"/>
-                <w:strike w:val="false"/>
-                <w:sz w:val="18"/>
-                <w:szCs w:val="18"/>
-                <w:color w:val="000000"/>
-              </w:rPr>
-            </w:pPr>
-            <w:r>
-              <w:rPr>
-                <w:rFonts w:ascii="Times New Roman" w:hAnsi="Times New Roman" w:eastAsia="Times New Roman" w:cs="Times New Roman"/>
-                <w:i w:val="false"/>
-                <w:b w:val="false"/>
-                <w:u w:val="none"/>
-                <w:strike w:val="false"/>
-                <w:sz w:val="18"/>
-                <w:szCs w:val="18"/>
-                <w:color w:val="000000"/>
-              </w:rPr>
-              <w:t xml:space="preserve">36</w:t>
-            </w:r>
-          </w:p>
-        </w:tc>
-        <w:tc>
-          <w:tcPr>
-            <w:tcBorders>
-              <w:bottom w:val="none" w:sz="0" w:space="0" w:color="000000"/>
-              <w:top w:val="none" w:sz="0" w:space="0" w:color="000000"/>
-              <w:left w:val="none" w:sz="0" w:space="0" w:color="000000"/>
-              <w:right w:val="none" w:sz="0" w:space="0" w:color="000000"/>
-            </w:tcBorders>
-            <w:shd w:val="clear" w:color="auto" w:fill="FFFFFF"/>
-            <w:tcMar>
-              <w:top w:w="0" w:type="dxa"/>
-              <w:bottom w:w="0" w:type="dxa"/>
-              <w:left w:w="0" w:type="dxa"/>
-              <w:right w:w="0" w:type="dxa"/>
-            </w:tcMar>
-            <w:vAlign w:val="top"/>
-          </w:tcPr>
-          <w:p>
-            <w:pPr>
-              <w:pStyle w:val="Normal"/>
-              <w:jc w:val="center"/>
-              <w:pBdr>
-                <w:bottom w:val="none" w:sz="0" w:space="0" w:color="000000"/>
-                <w:top w:val="none" w:sz="0" w:space="0" w:color="000000"/>
-                <w:left w:val="none" w:sz="0" w:space="0" w:color="000000"/>
-                <w:right w:val="none" w:sz="0" w:space="0" w:color="000000"/>
-              </w:pBdr>
-              <w:spacing w:after="100" w:before="100" w:line="240"/>
-              <w:ind w:left="100" w:right="100" w:firstLine="0" w:firstLineChars="0"/>
-              <w:rPr>
-                <w:rFonts w:ascii="Times New Roman" w:hAnsi="Times New Roman" w:eastAsia="Times New Roman" w:cs="Times New Roman"/>
-                <w:i w:val="false"/>
-                <w:b w:val="false"/>
-                <w:u w:val="none"/>
-                <w:strike w:val="false"/>
-                <w:sz w:val="18"/>
-                <w:szCs w:val="18"/>
-                <w:color w:val="000000"/>
-              </w:rPr>
-            </w:pPr>
-            <w:r>
-              <w:rPr>
-                <w:rFonts w:ascii="Times New Roman" w:hAnsi="Times New Roman" w:eastAsia="Times New Roman" w:cs="Times New Roman"/>
-                <w:i w:val="false"/>
-                <w:b w:val="false"/>
-                <w:u w:val="none"/>
-                <w:strike w:val="false"/>
-                <w:sz w:val="18"/>
-                <w:szCs w:val="18"/>
-                <w:color w:val="000000"/>
-              </w:rPr>
-              <w:t xml:space="preserve">19</w:t>
-            </w:r>
-          </w:p>
-        </w:tc>
-        <w:tc>
-          <w:tcPr>
-            <w:tcBorders>
-              <w:bottom w:val="none" w:sz="0" w:space="0" w:color="000000"/>
-              <w:top w:val="none" w:sz="0" w:space="0" w:color="000000"/>
-              <w:left w:val="none" w:sz="0" w:space="0" w:color="000000"/>
-              <w:right w:val="none" w:sz="0" w:space="0" w:color="000000"/>
-            </w:tcBorders>
-            <w:shd w:val="clear" w:color="auto" w:fill="FFFFFF"/>
-            <w:tcMar>
-              <w:top w:w="0" w:type="dxa"/>
-              <w:bottom w:w="0" w:type="dxa"/>
-              <w:left w:w="0" w:type="dxa"/>
-              <w:right w:w="0" w:type="dxa"/>
-            </w:tcMar>
-            <w:vAlign w:val="top"/>
-          </w:tcPr>
-          <w:p>
-            <w:pPr>
-              <w:pStyle w:val="Normal"/>
-              <w:jc w:val="center"/>
-              <w:pBdr>
-                <w:bottom w:val="none" w:sz="0" w:space="0" w:color="000000"/>
-                <w:top w:val="none" w:sz="0" w:space="0" w:color="000000"/>
-                <w:left w:val="none" w:sz="0" w:space="0" w:color="000000"/>
-                <w:right w:val="none" w:sz="0" w:space="0" w:color="000000"/>
-              </w:pBdr>
-              <w:spacing w:after="100" w:before="100" w:line="240"/>
-              <w:ind w:left="100" w:right="100" w:firstLine="0" w:firstLineChars="0"/>
-              <w:rPr>
-                <w:rFonts w:ascii="Times New Roman" w:hAnsi="Times New Roman" w:eastAsia="Times New Roman" w:cs="Times New Roman"/>
-                <w:i w:val="false"/>
-                <w:b w:val="false"/>
-                <w:u w:val="none"/>
-                <w:strike w:val="false"/>
-                <w:sz w:val="18"/>
-                <w:szCs w:val="18"/>
-                <w:color w:val="000000"/>
-              </w:rPr>
-            </w:pPr>
-            <w:r>
-              <w:rPr>
-                <w:rFonts w:ascii="Times New Roman" w:hAnsi="Times New Roman" w:eastAsia="Times New Roman" w:cs="Times New Roman"/>
-                <w:i w:val="false"/>
-                <w:b w:val="false"/>
-                <w:u w:val="none"/>
-                <w:strike w:val="false"/>
-                <w:sz w:val="18"/>
-                <w:szCs w:val="18"/>
-                <w:color w:val="000000"/>
-              </w:rPr>
-              <w:t xml:space="preserve">17</w:t>
-            </w:r>
-          </w:p>
-        </w:tc>
-        <w:tc>
-          <w:tcPr>
-            <w:tcBorders>
-              <w:bottom w:val="none" w:sz="0" w:space="0" w:color="000000"/>
-              <w:top w:val="none" w:sz="0" w:space="0" w:color="000000"/>
-              <w:left w:val="none" w:sz="0" w:space="0" w:color="000000"/>
-              <w:right w:val="none" w:sz="0" w:space="0" w:color="000000"/>
-            </w:tcBorders>
-            <w:shd w:val="clear" w:color="auto" w:fill="FFFFFF"/>
-            <w:tcMar>
-              <w:top w:w="0" w:type="dxa"/>
-              <w:bottom w:w="0" w:type="dxa"/>
-              <w:left w:w="0" w:type="dxa"/>
-              <w:right w:w="0" w:type="dxa"/>
-            </w:tcMar>
-            <w:vAlign w:val="top"/>
-          </w:tcPr>
-          <w:p>
-            <w:pPr>
-              <w:pStyle w:val="Normal"/>
-              <w:jc w:val="center"/>
-              <w:pBdr>
-                <w:bottom w:val="none" w:sz="0" w:space="0" w:color="000000"/>
-                <w:top w:val="none" w:sz="0" w:space="0" w:color="000000"/>
-                <w:left w:val="none" w:sz="0" w:space="0" w:color="000000"/>
-                <w:right w:val="none" w:sz="0" w:space="0" w:color="000000"/>
-              </w:pBdr>
-              <w:spacing w:after="100" w:before="100" w:line="240"/>
-              <w:ind w:left="100" w:right="100" w:firstLine="0" w:firstLineChars="0"/>
-              <w:rPr>
-                <w:rFonts w:ascii="Times New Roman" w:hAnsi="Times New Roman" w:eastAsia="Times New Roman" w:cs="Times New Roman"/>
-                <w:i w:val="false"/>
-                <w:b w:val="false"/>
-                <w:u w:val="none"/>
-                <w:strike w:val="false"/>
-                <w:sz w:val="18"/>
-                <w:szCs w:val="18"/>
-                <w:color w:val="000000"/>
-              </w:rPr>
-            </w:pPr>
-            <w:r>
-              <w:rPr>
-                <w:rFonts w:ascii="Times New Roman" w:hAnsi="Times New Roman" w:eastAsia="Times New Roman" w:cs="Times New Roman"/>
-                <w:i w:val="false"/>
-                <w:b w:val="false"/>
-                <w:u w:val="none"/>
-                <w:strike w:val="false"/>
-                <w:sz w:val="18"/>
-                <w:szCs w:val="18"/>
-                <w:color w:val="000000"/>
-              </w:rPr>
-              <w:t xml:space="preserve"/>
-            </w:r>
-          </w:p>
-        </w:tc>
-      </w:tr>
-      <w:tr>
-        <w:trPr>
-          <w:trHeight w:val="560" w:hRule="auto"/>
-        </w:trPr>
-        <w:tc>
-          <w:tcPr>
-            <w:tcBorders>
-              <w:bottom w:val="none" w:sz="0" w:space="0" w:color="000000"/>
-              <w:top w:val="none" w:sz="0" w:space="0" w:color="000000"/>
-              <w:left w:val="none" w:sz="0" w:space="0" w:color="000000"/>
-              <w:right w:val="none" w:sz="0" w:space="0" w:color="000000"/>
-            </w:tcBorders>
-            <w:shd w:val="clear" w:color="auto" w:fill="FFFFFF"/>
-            <w:tcMar>
-              <w:top w:w="0" w:type="dxa"/>
-              <w:bottom w:w="0" w:type="dxa"/>
-              <w:left w:w="0" w:type="dxa"/>
-              <w:right w:w="0" w:type="dxa"/>
-            </w:tcMar>
-            <w:vAlign w:val="top"/>
-          </w:tcPr>
-          <w:p>
-            <w:pPr>
-              <w:pStyle w:val="Normal"/>
-              <w:jc w:val="left"/>
-              <w:pBdr>
-                <w:bottom w:val="none" w:sz="0" w:space="0" w:color="000000"/>
-                <w:top w:val="none" w:sz="0" w:space="0" w:color="000000"/>
-                <w:left w:val="none" w:sz="0" w:space="0" w:color="000000"/>
-                <w:right w:val="none" w:sz="0" w:space="0" w:color="000000"/>
-              </w:pBdr>
-              <w:spacing w:after="100" w:before="100" w:line="240"/>
-              <w:ind w:left="100" w:right="100" w:firstLine="0" w:firstLineChars="0"/>
-              <w:rPr>
-                <w:rFonts w:ascii="Times New Roman" w:hAnsi="Times New Roman" w:eastAsia="Times New Roman" w:cs="Times New Roman"/>
-                <w:i w:val="false"/>
-                <w:b w:val="true"/>
-                <w:u w:val="none"/>
-                <w:strike w:val="false"/>
-                <w:sz w:val="18"/>
-                <w:szCs w:val="18"/>
-                <w:color w:val="000000"/>
-              </w:rPr>
-            </w:pPr>
-            <w:r>
-              <w:rPr>
-                <w:rFonts w:ascii="Times New Roman" w:hAnsi="Times New Roman" w:eastAsia="Times New Roman" w:cs="Times New Roman"/>
-                <w:i w:val="false"/>
-                <w:b w:val="true"/>
-                <w:u w:val="none"/>
-                <w:strike w:val="false"/>
-                <w:sz w:val="18"/>
-                <w:szCs w:val="18"/>
-                <w:color w:val="000000"/>
-              </w:rPr>
-              <w:t xml:space="preserve">BRAF testing performed</w:t>
-            </w:r>
-          </w:p>
-        </w:tc>
-        <w:tc>
-          <w:tcPr>
-            <w:tcBorders>
-              <w:bottom w:val="none" w:sz="0" w:space="0" w:color="000000"/>
-              <w:top w:val="none" w:sz="0" w:space="0" w:color="000000"/>
-              <w:left w:val="none" w:sz="0" w:space="0" w:color="000000"/>
-              <w:right w:val="none" w:sz="0" w:space="0" w:color="000000"/>
-            </w:tcBorders>
-            <w:shd w:val="clear" w:color="auto" w:fill="FFFFFF"/>
-            <w:tcMar>
-              <w:top w:w="0" w:type="dxa"/>
-              <w:bottom w:w="0" w:type="dxa"/>
-              <w:left w:w="0" w:type="dxa"/>
-              <w:right w:w="0" w:type="dxa"/>
-            </w:tcMar>
-            <w:vAlign w:val="top"/>
-          </w:tcPr>
-          <w:p>
-            <w:pPr>
-              <w:pStyle w:val="Normal"/>
-              <w:jc w:val="center"/>
-              <w:pBdr>
-                <w:bottom w:val="none" w:sz="0" w:space="0" w:color="000000"/>
-                <w:top w:val="none" w:sz="0" w:space="0" w:color="000000"/>
-                <w:left w:val="none" w:sz="0" w:space="0" w:color="000000"/>
-                <w:right w:val="none" w:sz="0" w:space="0" w:color="000000"/>
-              </w:pBdr>
-              <w:spacing w:after="100" w:before="100" w:line="240"/>
-              <w:ind w:left="100" w:right="100" w:firstLine="0" w:firstLineChars="0"/>
-              <w:rPr>
-                <w:rFonts w:ascii="Times New Roman" w:hAnsi="Times New Roman" w:eastAsia="Times New Roman" w:cs="Times New Roman"/>
-                <w:i w:val="false"/>
-                <w:b w:val="false"/>
-                <w:u w:val="none"/>
-                <w:strike w:val="false"/>
-                <w:sz w:val="18"/>
-                <w:szCs w:val="18"/>
-                <w:color w:val="000000"/>
-              </w:rPr>
-            </w:pPr>
-            <w:r>
-              <w:rPr>
-                <w:rFonts w:ascii="Times New Roman" w:hAnsi="Times New Roman" w:eastAsia="Times New Roman" w:cs="Times New Roman"/>
-                <w:i w:val="false"/>
-                <w:b w:val="false"/>
-                <w:u w:val="none"/>
-                <w:strike w:val="false"/>
-                <w:sz w:val="18"/>
-                <w:szCs w:val="18"/>
-                <w:color w:val="000000"/>
-              </w:rPr>
-              <w:t xml:space="preserve"/>
-            </w:r>
-          </w:p>
-        </w:tc>
-        <w:tc>
-          <w:tcPr>
-            <w:tcBorders>
-              <w:bottom w:val="none" w:sz="0" w:space="0" w:color="000000"/>
-              <w:top w:val="none" w:sz="0" w:space="0" w:color="000000"/>
-              <w:left w:val="none" w:sz="0" w:space="0" w:color="000000"/>
-              <w:right w:val="none" w:sz="0" w:space="0" w:color="000000"/>
-            </w:tcBorders>
-            <w:shd w:val="clear" w:color="auto" w:fill="FFFFFF"/>
-            <w:tcMar>
-              <w:top w:w="0" w:type="dxa"/>
-              <w:bottom w:w="0" w:type="dxa"/>
-              <w:left w:w="0" w:type="dxa"/>
-              <w:right w:w="0" w:type="dxa"/>
-            </w:tcMar>
-            <w:vAlign w:val="top"/>
-          </w:tcPr>
-          <w:p>
-            <w:pPr>
-              <w:pStyle w:val="Normal"/>
-              <w:jc w:val="center"/>
-              <w:pBdr>
-                <w:bottom w:val="none" w:sz="0" w:space="0" w:color="000000"/>
-                <w:top w:val="none" w:sz="0" w:space="0" w:color="000000"/>
-                <w:left w:val="none" w:sz="0" w:space="0" w:color="000000"/>
-                <w:right w:val="none" w:sz="0" w:space="0" w:color="000000"/>
-              </w:pBdr>
-              <w:spacing w:after="100" w:before="100" w:line="240"/>
-              <w:ind w:left="100" w:right="100" w:firstLine="0" w:firstLineChars="0"/>
-              <w:rPr>
-                <w:rFonts w:ascii="Times New Roman" w:hAnsi="Times New Roman" w:eastAsia="Times New Roman" w:cs="Times New Roman"/>
-                <w:i w:val="false"/>
-                <w:b w:val="false"/>
-                <w:u w:val="none"/>
-                <w:strike w:val="false"/>
-                <w:sz w:val="18"/>
-                <w:szCs w:val="18"/>
-                <w:color w:val="000000"/>
-              </w:rPr>
-            </w:pPr>
-            <w:r>
-              <w:rPr>
-                <w:rFonts w:ascii="Times New Roman" w:hAnsi="Times New Roman" w:eastAsia="Times New Roman" w:cs="Times New Roman"/>
-                <w:i w:val="false"/>
-                <w:b w:val="false"/>
-                <w:u w:val="none"/>
-                <w:strike w:val="false"/>
-                <w:sz w:val="18"/>
-                <w:szCs w:val="18"/>
-                <w:color w:val="000000"/>
-              </w:rPr>
-              <w:t xml:space="preserve"/>
-            </w:r>
-          </w:p>
-        </w:tc>
-        <w:tc>
-          <w:tcPr>
-            <w:tcBorders>
-              <w:bottom w:val="none" w:sz="0" w:space="0" w:color="000000"/>
-              <w:top w:val="none" w:sz="0" w:space="0" w:color="000000"/>
-              <w:left w:val="none" w:sz="0" w:space="0" w:color="000000"/>
-              <w:right w:val="none" w:sz="0" w:space="0" w:color="000000"/>
-            </w:tcBorders>
-            <w:shd w:val="clear" w:color="auto" w:fill="FFFFFF"/>
-            <w:tcMar>
-              <w:top w:w="0" w:type="dxa"/>
-              <w:bottom w:w="0" w:type="dxa"/>
-              <w:left w:w="0" w:type="dxa"/>
-              <w:right w:w="0" w:type="dxa"/>
-            </w:tcMar>
-            <w:vAlign w:val="top"/>
-          </w:tcPr>
-          <w:p>
-            <w:pPr>
-              <w:pStyle w:val="Normal"/>
-              <w:jc w:val="center"/>
-              <w:pBdr>
-                <w:bottom w:val="none" w:sz="0" w:space="0" w:color="000000"/>
-                <w:top w:val="none" w:sz="0" w:space="0" w:color="000000"/>
-                <w:left w:val="none" w:sz="0" w:space="0" w:color="000000"/>
-                <w:right w:val="none" w:sz="0" w:space="0" w:color="000000"/>
-              </w:pBdr>
-              <w:spacing w:after="100" w:before="100" w:line="240"/>
-              <w:ind w:left="100" w:right="100" w:firstLine="0" w:firstLineChars="0"/>
-              <w:rPr>
-                <w:rFonts w:ascii="Times New Roman" w:hAnsi="Times New Roman" w:eastAsia="Times New Roman" w:cs="Times New Roman"/>
-                <w:i w:val="false"/>
-                <w:b w:val="false"/>
-                <w:u w:val="none"/>
-                <w:strike w:val="false"/>
-                <w:sz w:val="18"/>
-                <w:szCs w:val="18"/>
-                <w:color w:val="000000"/>
-              </w:rPr>
-            </w:pPr>
-            <w:r>
-              <w:rPr>
-                <w:rFonts w:ascii="Times New Roman" w:hAnsi="Times New Roman" w:eastAsia="Times New Roman" w:cs="Times New Roman"/>
-                <w:i w:val="false"/>
-                <w:b w:val="false"/>
-                <w:u w:val="none"/>
-                <w:strike w:val="false"/>
-                <w:sz w:val="18"/>
-                <w:szCs w:val="18"/>
-                <w:color w:val="000000"/>
-              </w:rPr>
-              <w:t xml:space="preserve"/>
-            </w:r>
-          </w:p>
-        </w:tc>
-        <w:tc>
-          <w:tcPr>
-            <w:tcBorders>
-              <w:bottom w:val="none" w:sz="0" w:space="0" w:color="000000"/>
-              <w:top w:val="none" w:sz="0" w:space="0" w:color="000000"/>
-              <w:left w:val="none" w:sz="0" w:space="0" w:color="000000"/>
-              <w:right w:val="none" w:sz="0" w:space="0" w:color="000000"/>
-            </w:tcBorders>
-            <w:shd w:val="clear" w:color="auto" w:fill="FFFFFF"/>
-            <w:tcMar>
-              <w:top w:w="0" w:type="dxa"/>
-              <w:bottom w:w="0" w:type="dxa"/>
-              <w:left w:w="0" w:type="dxa"/>
-              <w:right w:w="0" w:type="dxa"/>
-            </w:tcMar>
-            <w:vAlign w:val="top"/>
-          </w:tcPr>
-          <w:p>
-            <w:pPr>
-              <w:pStyle w:val="Normal"/>
-              <w:jc w:val="center"/>
-              <w:pBdr>
-                <w:bottom w:val="none" w:sz="0" w:space="0" w:color="000000"/>
-                <w:top w:val="none" w:sz="0" w:space="0" w:color="000000"/>
-                <w:left w:val="none" w:sz="0" w:space="0" w:color="000000"/>
-                <w:right w:val="none" w:sz="0" w:space="0" w:color="000000"/>
-              </w:pBdr>
-              <w:spacing w:after="100" w:before="100" w:line="240"/>
-              <w:ind w:left="100" w:right="100" w:firstLine="0" w:firstLineChars="0"/>
-              <w:rPr>
-                <w:rFonts w:ascii="Times New Roman" w:hAnsi="Times New Roman" w:eastAsia="Times New Roman" w:cs="Times New Roman"/>
-                <w:i w:val="false"/>
-                <w:b w:val="false"/>
-                <w:u w:val="none"/>
-                <w:strike w:val="false"/>
-                <w:sz w:val="18"/>
-                <w:szCs w:val="18"/>
-                <w:color w:val="000000"/>
-              </w:rPr>
-            </w:pPr>
-            <w:r>
-              <w:rPr>
-                <w:rFonts w:ascii="Times New Roman" w:hAnsi="Times New Roman" w:eastAsia="Times New Roman" w:cs="Times New Roman"/>
-                <w:i w:val="false"/>
-                <w:b w:val="false"/>
-                <w:u w:val="none"/>
-                <w:strike w:val="false"/>
-                <w:sz w:val="18"/>
-                <w:szCs w:val="18"/>
-                <w:color w:val="000000"/>
-              </w:rPr>
-              <w:t xml:space="preserve">0.212</w:t>
-            </w:r>
-          </w:p>
-        </w:tc>
-      </w:tr>
-      <w:tr>
-        <w:trPr>
-          <w:trHeight w:val="560" w:hRule="auto"/>
-        </w:trPr>
-        <w:tc>
-          <w:tcPr>
-            <w:tcBorders>
-              <w:bottom w:val="none" w:sz="0" w:space="0" w:color="000000"/>
-              <w:top w:val="none" w:sz="0" w:space="0" w:color="000000"/>
-              <w:left w:val="none" w:sz="0" w:space="0" w:color="000000"/>
-              <w:right w:val="none" w:sz="0" w:space="0" w:color="000000"/>
-            </w:tcBorders>
-            <w:shd w:val="clear" w:color="auto" w:fill="FFFFFF"/>
-            <w:tcMar>
-              <w:top w:w="0" w:type="dxa"/>
-              <w:bottom w:w="0" w:type="dxa"/>
-              <w:left w:w="0" w:type="dxa"/>
-              <w:right w:w="0" w:type="dxa"/>
-            </w:tcMar>
-            <w:vAlign w:val="top"/>
-          </w:tcPr>
-          <w:p>
-            <w:pPr>
-              <w:pStyle w:val="Normal"/>
-              <w:jc w:val="left"/>
-              <w:pBdr>
-                <w:bottom w:val="none" w:sz="0" w:space="0" w:color="000000"/>
-                <w:top w:val="none" w:sz="0" w:space="0" w:color="000000"/>
-                <w:left w:val="none" w:sz="0" w:space="0" w:color="000000"/>
-                <w:right w:val="none" w:sz="0" w:space="0" w:color="000000"/>
-              </w:pBdr>
-              <w:spacing w:after="100" w:before="100" w:line="240"/>
-              <w:ind w:left="300" w:right="100" w:firstLine="0" w:firstLineChars="0"/>
-              <w:rPr>
-                <w:rFonts w:ascii="Times New Roman" w:hAnsi="Times New Roman" w:eastAsia="Times New Roman" w:cs="Times New Roman"/>
-                <w:i w:val="false"/>
-                <w:b w:val="false"/>
-                <w:u w:val="none"/>
-                <w:strike w:val="false"/>
-                <w:sz w:val="18"/>
-                <w:szCs w:val="18"/>
-                <w:color w:val="000000"/>
-              </w:rPr>
-            </w:pPr>
-            <w:r>
-              <w:rPr>
-                <w:rFonts w:ascii="Times New Roman" w:hAnsi="Times New Roman" w:eastAsia="Times New Roman" w:cs="Times New Roman"/>
-                <w:i w:val="false"/>
-                <w:b w:val="false"/>
-                <w:u w:val="none"/>
-                <w:strike w:val="false"/>
-                <w:sz w:val="18"/>
-                <w:szCs w:val="18"/>
-                <w:color w:val="000000"/>
-              </w:rPr>
-              <w:t xml:space="preserve">No</w:t>
-            </w:r>
-          </w:p>
-        </w:tc>
-        <w:tc>
-          <w:tcPr>
-            <w:tcBorders>
-              <w:bottom w:val="none" w:sz="0" w:space="0" w:color="000000"/>
-              <w:top w:val="none" w:sz="0" w:space="0" w:color="000000"/>
-              <w:left w:val="none" w:sz="0" w:space="0" w:color="000000"/>
-              <w:right w:val="none" w:sz="0" w:space="0" w:color="000000"/>
-            </w:tcBorders>
-            <w:shd w:val="clear" w:color="auto" w:fill="FFFFFF"/>
-            <w:tcMar>
-              <w:top w:w="0" w:type="dxa"/>
-              <w:bottom w:w="0" w:type="dxa"/>
-              <w:left w:w="0" w:type="dxa"/>
-              <w:right w:w="0" w:type="dxa"/>
-            </w:tcMar>
-            <w:vAlign w:val="top"/>
-          </w:tcPr>
-          <w:p>
-            <w:pPr>
-              <w:pStyle w:val="Normal"/>
-              <w:jc w:val="center"/>
-              <w:pBdr>
-                <w:bottom w:val="none" w:sz="0" w:space="0" w:color="000000"/>
-                <w:top w:val="none" w:sz="0" w:space="0" w:color="000000"/>
-                <w:left w:val="none" w:sz="0" w:space="0" w:color="000000"/>
-                <w:right w:val="none" w:sz="0" w:space="0" w:color="000000"/>
-              </w:pBdr>
-              <w:spacing w:after="100" w:before="100" w:line="240"/>
-              <w:ind w:left="100" w:right="100" w:firstLine="0" w:firstLineChars="0"/>
-              <w:rPr>
-                <w:rFonts w:ascii="Times New Roman" w:hAnsi="Times New Roman" w:eastAsia="Times New Roman" w:cs="Times New Roman"/>
-                <w:i w:val="false"/>
-                <w:b w:val="false"/>
-                <w:u w:val="none"/>
-                <w:strike w:val="false"/>
-                <w:sz w:val="18"/>
-                <w:szCs w:val="18"/>
-                <w:color w:val="000000"/>
-              </w:rPr>
-            </w:pPr>
-            <w:r>
-              <w:rPr>
-                <w:rFonts w:ascii="Times New Roman" w:hAnsi="Times New Roman" w:eastAsia="Times New Roman" w:cs="Times New Roman"/>
-                <w:i w:val="false"/>
-                <w:b w:val="false"/>
-                <w:u w:val="none"/>
-                <w:strike w:val="false"/>
-                <w:sz w:val="18"/>
-                <w:szCs w:val="18"/>
-                <w:color w:val="000000"/>
-              </w:rPr>
-              <w:t xml:space="preserve">359 (92.8%)</w:t>
-            </w:r>
-          </w:p>
-        </w:tc>
-        <w:tc>
-          <w:tcPr>
-            <w:tcBorders>
-              <w:bottom w:val="none" w:sz="0" w:space="0" w:color="000000"/>
-              <w:top w:val="none" w:sz="0" w:space="0" w:color="000000"/>
-              <w:left w:val="none" w:sz="0" w:space="0" w:color="000000"/>
-              <w:right w:val="none" w:sz="0" w:space="0" w:color="000000"/>
-            </w:tcBorders>
-            <w:shd w:val="clear" w:color="auto" w:fill="FFFFFF"/>
-            <w:tcMar>
-              <w:top w:w="0" w:type="dxa"/>
-              <w:bottom w:w="0" w:type="dxa"/>
-              <w:left w:w="0" w:type="dxa"/>
-              <w:right w:w="0" w:type="dxa"/>
-            </w:tcMar>
-            <w:vAlign w:val="top"/>
-          </w:tcPr>
-          <w:p>
-            <w:pPr>
-              <w:pStyle w:val="Normal"/>
-              <w:jc w:val="center"/>
-              <w:pBdr>
-                <w:bottom w:val="none" w:sz="0" w:space="0" w:color="000000"/>
-                <w:top w:val="none" w:sz="0" w:space="0" w:color="000000"/>
-                <w:left w:val="none" w:sz="0" w:space="0" w:color="000000"/>
-                <w:right w:val="none" w:sz="0" w:space="0" w:color="000000"/>
-              </w:pBdr>
-              <w:spacing w:after="100" w:before="100" w:line="240"/>
-              <w:ind w:left="100" w:right="100" w:firstLine="0" w:firstLineChars="0"/>
-              <w:rPr>
-                <w:rFonts w:ascii="Times New Roman" w:hAnsi="Times New Roman" w:eastAsia="Times New Roman" w:cs="Times New Roman"/>
-                <w:i w:val="false"/>
-                <w:b w:val="false"/>
-                <w:u w:val="none"/>
-                <w:strike w:val="false"/>
-                <w:sz w:val="18"/>
-                <w:szCs w:val="18"/>
-                <w:color w:val="000000"/>
-              </w:rPr>
-            </w:pPr>
-            <w:r>
-              <w:rPr>
-                <w:rFonts w:ascii="Times New Roman" w:hAnsi="Times New Roman" w:eastAsia="Times New Roman" w:cs="Times New Roman"/>
-                <w:i w:val="false"/>
-                <w:b w:val="false"/>
-                <w:u w:val="none"/>
-                <w:strike w:val="false"/>
-                <w:sz w:val="18"/>
-                <w:szCs w:val="18"/>
-                <w:color w:val="000000"/>
-              </w:rPr>
-              <w:t xml:space="preserve">174 (91.1%)</w:t>
-            </w:r>
-          </w:p>
-        </w:tc>
-        <w:tc>
-          <w:tcPr>
-            <w:tcBorders>
-              <w:bottom w:val="none" w:sz="0" w:space="0" w:color="000000"/>
-              <w:top w:val="none" w:sz="0" w:space="0" w:color="000000"/>
-              <w:left w:val="none" w:sz="0" w:space="0" w:color="000000"/>
-              <w:right w:val="none" w:sz="0" w:space="0" w:color="000000"/>
-            </w:tcBorders>
-            <w:shd w:val="clear" w:color="auto" w:fill="FFFFFF"/>
-            <w:tcMar>
-              <w:top w:w="0" w:type="dxa"/>
-              <w:bottom w:w="0" w:type="dxa"/>
-              <w:left w:w="0" w:type="dxa"/>
-              <w:right w:w="0" w:type="dxa"/>
-            </w:tcMar>
-            <w:vAlign w:val="top"/>
-          </w:tcPr>
-          <w:p>
-            <w:pPr>
-              <w:pStyle w:val="Normal"/>
-              <w:jc w:val="center"/>
-              <w:pBdr>
-                <w:bottom w:val="none" w:sz="0" w:space="0" w:color="000000"/>
-                <w:top w:val="none" w:sz="0" w:space="0" w:color="000000"/>
-                <w:left w:val="none" w:sz="0" w:space="0" w:color="000000"/>
-                <w:right w:val="none" w:sz="0" w:space="0" w:color="000000"/>
-              </w:pBdr>
-              <w:spacing w:after="100" w:before="100" w:line="240"/>
-              <w:ind w:left="100" w:right="100" w:firstLine="0" w:firstLineChars="0"/>
-              <w:rPr>
-                <w:rFonts w:ascii="Times New Roman" w:hAnsi="Times New Roman" w:eastAsia="Times New Roman" w:cs="Times New Roman"/>
-                <w:i w:val="false"/>
-                <w:b w:val="false"/>
-                <w:u w:val="none"/>
-                <w:strike w:val="false"/>
-                <w:sz w:val="18"/>
-                <w:szCs w:val="18"/>
-                <w:color w:val="000000"/>
-              </w:rPr>
-            </w:pPr>
-            <w:r>
-              <w:rPr>
-                <w:rFonts w:ascii="Times New Roman" w:hAnsi="Times New Roman" w:eastAsia="Times New Roman" w:cs="Times New Roman"/>
-                <w:i w:val="false"/>
-                <w:b w:val="false"/>
-                <w:u w:val="none"/>
-                <w:strike w:val="false"/>
-                <w:sz w:val="18"/>
-                <w:szCs w:val="18"/>
-                <w:color w:val="000000"/>
-              </w:rPr>
-              <w:t xml:space="preserve">185 (94.4%)</w:t>
-            </w:r>
-          </w:p>
-        </w:tc>
-        <w:tc>
-          <w:tcPr>
-            <w:tcBorders>
-              <w:bottom w:val="none" w:sz="0" w:space="0" w:color="000000"/>
-              <w:top w:val="none" w:sz="0" w:space="0" w:color="000000"/>
-              <w:left w:val="none" w:sz="0" w:space="0" w:color="000000"/>
-              <w:right w:val="none" w:sz="0" w:space="0" w:color="000000"/>
-            </w:tcBorders>
-            <w:shd w:val="clear" w:color="auto" w:fill="FFFFFF"/>
-            <w:tcMar>
-              <w:top w:w="0" w:type="dxa"/>
-              <w:bottom w:w="0" w:type="dxa"/>
-              <w:left w:w="0" w:type="dxa"/>
-              <w:right w:w="0" w:type="dxa"/>
-            </w:tcMar>
-            <w:vAlign w:val="top"/>
-          </w:tcPr>
-          <w:p>
-            <w:pPr>
-              <w:pStyle w:val="Normal"/>
-              <w:jc w:val="center"/>
-              <w:pBdr>
-                <w:bottom w:val="none" w:sz="0" w:space="0" w:color="000000"/>
-                <w:top w:val="none" w:sz="0" w:space="0" w:color="000000"/>
-                <w:left w:val="none" w:sz="0" w:space="0" w:color="000000"/>
-                <w:right w:val="none" w:sz="0" w:space="0" w:color="000000"/>
-              </w:pBdr>
-              <w:spacing w:after="100" w:before="100" w:line="240"/>
-              <w:ind w:left="100" w:right="100" w:firstLine="0" w:firstLineChars="0"/>
-              <w:rPr>
-                <w:rFonts w:ascii="Times New Roman" w:hAnsi="Times New Roman" w:eastAsia="Times New Roman" w:cs="Times New Roman"/>
-                <w:i w:val="false"/>
-                <w:b w:val="false"/>
-                <w:u w:val="none"/>
-                <w:strike w:val="false"/>
-                <w:sz w:val="18"/>
-                <w:szCs w:val="18"/>
-                <w:color w:val="000000"/>
-              </w:rPr>
-            </w:pPr>
-            <w:r>
-              <w:rPr>
-                <w:rFonts w:ascii="Times New Roman" w:hAnsi="Times New Roman" w:eastAsia="Times New Roman" w:cs="Times New Roman"/>
-                <w:i w:val="false"/>
-                <w:b w:val="false"/>
-                <w:u w:val="none"/>
-                <w:strike w:val="false"/>
-                <w:sz w:val="18"/>
-                <w:szCs w:val="18"/>
-                <w:color w:val="000000"/>
-              </w:rPr>
-              <w:t xml:space="preserve"/>
-            </w:r>
-          </w:p>
-        </w:tc>
-      </w:tr>
-      <w:tr>
-        <w:trPr>
-          <w:trHeight w:val="560" w:hRule="auto"/>
-        </w:trPr>
-        <w:tc>
-          <w:tcPr>
-            <w:tcBorders>
-              <w:bottom w:val="none" w:sz="0" w:space="0" w:color="000000"/>
-              <w:top w:val="none" w:sz="0" w:space="0" w:color="000000"/>
-              <w:left w:val="none" w:sz="0" w:space="0" w:color="000000"/>
-              <w:right w:val="none" w:sz="0" w:space="0" w:color="000000"/>
-            </w:tcBorders>
-            <w:shd w:val="clear" w:color="auto" w:fill="FFFFFF"/>
-            <w:tcMar>
-              <w:top w:w="0" w:type="dxa"/>
-              <w:bottom w:w="0" w:type="dxa"/>
-              <w:left w:w="0" w:type="dxa"/>
-              <w:right w:w="0" w:type="dxa"/>
-            </w:tcMar>
-            <w:vAlign w:val="top"/>
-          </w:tcPr>
-          <w:p>
-            <w:pPr>
-              <w:pStyle w:val="Normal"/>
-              <w:jc w:val="left"/>
-              <w:pBdr>
-                <w:bottom w:val="none" w:sz="0" w:space="0" w:color="000000"/>
-                <w:top w:val="none" w:sz="0" w:space="0" w:color="000000"/>
-                <w:left w:val="none" w:sz="0" w:space="0" w:color="000000"/>
-                <w:right w:val="none" w:sz="0" w:space="0" w:color="000000"/>
-              </w:pBdr>
-              <w:spacing w:after="100" w:before="100" w:line="240"/>
-              <w:ind w:left="300" w:right="100" w:firstLine="0" w:firstLineChars="0"/>
-              <w:rPr>
-                <w:rFonts w:ascii="Times New Roman" w:hAnsi="Times New Roman" w:eastAsia="Times New Roman" w:cs="Times New Roman"/>
-                <w:i w:val="false"/>
-                <w:b w:val="false"/>
-                <w:u w:val="none"/>
-                <w:strike w:val="false"/>
-                <w:sz w:val="18"/>
-                <w:szCs w:val="18"/>
-                <w:color w:val="000000"/>
-              </w:rPr>
-            </w:pPr>
-            <w:r>
-              <w:rPr>
-                <w:rFonts w:ascii="Times New Roman" w:hAnsi="Times New Roman" w:eastAsia="Times New Roman" w:cs="Times New Roman"/>
-                <w:i w:val="false"/>
-                <w:b w:val="false"/>
-                <w:u w:val="none"/>
-                <w:strike w:val="false"/>
-                <w:sz w:val="18"/>
-                <w:szCs w:val="18"/>
-                <w:color w:val="000000"/>
-              </w:rPr>
-              <w:t xml:space="preserve">Yes</w:t>
-            </w:r>
-          </w:p>
-        </w:tc>
-        <w:tc>
-          <w:tcPr>
-            <w:tcBorders>
-              <w:bottom w:val="none" w:sz="0" w:space="0" w:color="000000"/>
-              <w:top w:val="none" w:sz="0" w:space="0" w:color="000000"/>
-              <w:left w:val="none" w:sz="0" w:space="0" w:color="000000"/>
-              <w:right w:val="none" w:sz="0" w:space="0" w:color="000000"/>
-            </w:tcBorders>
-            <w:shd w:val="clear" w:color="auto" w:fill="FFFFFF"/>
-            <w:tcMar>
-              <w:top w:w="0" w:type="dxa"/>
-              <w:bottom w:w="0" w:type="dxa"/>
-              <w:left w:w="0" w:type="dxa"/>
-              <w:right w:w="0" w:type="dxa"/>
-            </w:tcMar>
-            <w:vAlign w:val="top"/>
-          </w:tcPr>
-          <w:p>
-            <w:pPr>
-              <w:pStyle w:val="Normal"/>
-              <w:jc w:val="center"/>
-              <w:pBdr>
-                <w:bottom w:val="none" w:sz="0" w:space="0" w:color="000000"/>
-                <w:top w:val="none" w:sz="0" w:space="0" w:color="000000"/>
-                <w:left w:val="none" w:sz="0" w:space="0" w:color="000000"/>
-                <w:right w:val="none" w:sz="0" w:space="0" w:color="000000"/>
-              </w:pBdr>
-              <w:spacing w:after="100" w:before="100" w:line="240"/>
-              <w:ind w:left="100" w:right="100" w:firstLine="0" w:firstLineChars="0"/>
-              <w:rPr>
-                <w:rFonts w:ascii="Times New Roman" w:hAnsi="Times New Roman" w:eastAsia="Times New Roman" w:cs="Times New Roman"/>
-                <w:i w:val="false"/>
-                <w:b w:val="false"/>
-                <w:u w:val="none"/>
-                <w:strike w:val="false"/>
-                <w:sz w:val="18"/>
-                <w:szCs w:val="18"/>
-                <w:color w:val="000000"/>
-              </w:rPr>
-            </w:pPr>
-            <w:r>
-              <w:rPr>
-                <w:rFonts w:ascii="Times New Roman" w:hAnsi="Times New Roman" w:eastAsia="Times New Roman" w:cs="Times New Roman"/>
-                <w:i w:val="false"/>
-                <w:b w:val="false"/>
-                <w:u w:val="none"/>
-                <w:strike w:val="false"/>
-                <w:sz w:val="18"/>
-                <w:szCs w:val="18"/>
-                <w:color w:val="000000"/>
-              </w:rPr>
-              <w:t xml:space="preserve">28 (7.2%)</w:t>
-            </w:r>
-          </w:p>
-        </w:tc>
-        <w:tc>
-          <w:tcPr>
-            <w:tcBorders>
-              <w:bottom w:val="none" w:sz="0" w:space="0" w:color="000000"/>
-              <w:top w:val="none" w:sz="0" w:space="0" w:color="000000"/>
-              <w:left w:val="none" w:sz="0" w:space="0" w:color="000000"/>
-              <w:right w:val="none" w:sz="0" w:space="0" w:color="000000"/>
-            </w:tcBorders>
-            <w:shd w:val="clear" w:color="auto" w:fill="FFFFFF"/>
-            <w:tcMar>
-              <w:top w:w="0" w:type="dxa"/>
-              <w:bottom w:w="0" w:type="dxa"/>
-              <w:left w:w="0" w:type="dxa"/>
-              <w:right w:w="0" w:type="dxa"/>
-            </w:tcMar>
-            <w:vAlign w:val="top"/>
-          </w:tcPr>
-          <w:p>
-            <w:pPr>
-              <w:pStyle w:val="Normal"/>
-              <w:jc w:val="center"/>
-              <w:pBdr>
-                <w:bottom w:val="none" w:sz="0" w:space="0" w:color="000000"/>
-                <w:top w:val="none" w:sz="0" w:space="0" w:color="000000"/>
-                <w:left w:val="none" w:sz="0" w:space="0" w:color="000000"/>
-                <w:right w:val="none" w:sz="0" w:space="0" w:color="000000"/>
-              </w:pBdr>
-              <w:spacing w:after="100" w:before="100" w:line="240"/>
-              <w:ind w:left="100" w:right="100" w:firstLine="0" w:firstLineChars="0"/>
-              <w:rPr>
-                <w:rFonts w:ascii="Times New Roman" w:hAnsi="Times New Roman" w:eastAsia="Times New Roman" w:cs="Times New Roman"/>
-                <w:i w:val="false"/>
-                <w:b w:val="false"/>
-                <w:u w:val="none"/>
-                <w:strike w:val="false"/>
-                <w:sz w:val="18"/>
-                <w:szCs w:val="18"/>
-                <w:color w:val="000000"/>
-              </w:rPr>
-            </w:pPr>
-            <w:r>
-              <w:rPr>
-                <w:rFonts w:ascii="Times New Roman" w:hAnsi="Times New Roman" w:eastAsia="Times New Roman" w:cs="Times New Roman"/>
-                <w:i w:val="false"/>
-                <w:b w:val="false"/>
-                <w:u w:val="none"/>
-                <w:strike w:val="false"/>
-                <w:sz w:val="18"/>
-                <w:szCs w:val="18"/>
-                <w:color w:val="000000"/>
-              </w:rPr>
-              <w:t xml:space="preserve">17 (8.9%)</w:t>
-            </w:r>
-          </w:p>
-        </w:tc>
-        <w:tc>
-          <w:tcPr>
-            <w:tcBorders>
-              <w:bottom w:val="none" w:sz="0" w:space="0" w:color="000000"/>
-              <w:top w:val="none" w:sz="0" w:space="0" w:color="000000"/>
-              <w:left w:val="none" w:sz="0" w:space="0" w:color="000000"/>
-              <w:right w:val="none" w:sz="0" w:space="0" w:color="000000"/>
-            </w:tcBorders>
-            <w:shd w:val="clear" w:color="auto" w:fill="FFFFFF"/>
-            <w:tcMar>
-              <w:top w:w="0" w:type="dxa"/>
-              <w:bottom w:w="0" w:type="dxa"/>
-              <w:left w:w="0" w:type="dxa"/>
-              <w:right w:w="0" w:type="dxa"/>
-            </w:tcMar>
-            <w:vAlign w:val="top"/>
-          </w:tcPr>
-          <w:p>
-            <w:pPr>
-              <w:pStyle w:val="Normal"/>
-              <w:jc w:val="center"/>
-              <w:pBdr>
-                <w:bottom w:val="none" w:sz="0" w:space="0" w:color="000000"/>
-                <w:top w:val="none" w:sz="0" w:space="0" w:color="000000"/>
-                <w:left w:val="none" w:sz="0" w:space="0" w:color="000000"/>
-                <w:right w:val="none" w:sz="0" w:space="0" w:color="000000"/>
-              </w:pBdr>
-              <w:spacing w:after="100" w:before="100" w:line="240"/>
-              <w:ind w:left="100" w:right="100" w:firstLine="0" w:firstLineChars="0"/>
-              <w:rPr>
-                <w:rFonts w:ascii="Times New Roman" w:hAnsi="Times New Roman" w:eastAsia="Times New Roman" w:cs="Times New Roman"/>
-                <w:i w:val="false"/>
-                <w:b w:val="false"/>
-                <w:u w:val="none"/>
-                <w:strike w:val="false"/>
-                <w:sz w:val="18"/>
-                <w:szCs w:val="18"/>
-                <w:color w:val="000000"/>
-              </w:rPr>
-            </w:pPr>
-            <w:r>
-              <w:rPr>
-                <w:rFonts w:ascii="Times New Roman" w:hAnsi="Times New Roman" w:eastAsia="Times New Roman" w:cs="Times New Roman"/>
-                <w:i w:val="false"/>
-                <w:b w:val="false"/>
-                <w:u w:val="none"/>
-                <w:strike w:val="false"/>
-                <w:sz w:val="18"/>
-                <w:szCs w:val="18"/>
-                <w:color w:val="000000"/>
-              </w:rPr>
-              <w:t xml:space="preserve">11 (5.6%)</w:t>
-            </w:r>
-          </w:p>
-        </w:tc>
-        <w:tc>
-          <w:tcPr>
-            <w:tcBorders>
-              <w:bottom w:val="none" w:sz="0" w:space="0" w:color="000000"/>
-              <w:top w:val="none" w:sz="0" w:space="0" w:color="000000"/>
-              <w:left w:val="none" w:sz="0" w:space="0" w:color="000000"/>
-              <w:right w:val="none" w:sz="0" w:space="0" w:color="000000"/>
-            </w:tcBorders>
-            <w:shd w:val="clear" w:color="auto" w:fill="FFFFFF"/>
-            <w:tcMar>
-              <w:top w:w="0" w:type="dxa"/>
-              <w:bottom w:w="0" w:type="dxa"/>
-              <w:left w:w="0" w:type="dxa"/>
-              <w:right w:w="0" w:type="dxa"/>
-            </w:tcMar>
-            <w:vAlign w:val="top"/>
-          </w:tcPr>
-          <w:p>
-            <w:pPr>
-              <w:pStyle w:val="Normal"/>
-              <w:jc w:val="center"/>
-              <w:pBdr>
-                <w:bottom w:val="none" w:sz="0" w:space="0" w:color="000000"/>
-                <w:top w:val="none" w:sz="0" w:space="0" w:color="000000"/>
-                <w:left w:val="none" w:sz="0" w:space="0" w:color="000000"/>
-                <w:right w:val="none" w:sz="0" w:space="0" w:color="000000"/>
-              </w:pBdr>
-              <w:spacing w:after="100" w:before="100" w:line="240"/>
-              <w:ind w:left="100" w:right="100" w:firstLine="0" w:firstLineChars="0"/>
-              <w:rPr>
-                <w:rFonts w:ascii="Times New Roman" w:hAnsi="Times New Roman" w:eastAsia="Times New Roman" w:cs="Times New Roman"/>
-                <w:i w:val="false"/>
-                <w:b w:val="false"/>
-                <w:u w:val="none"/>
-                <w:strike w:val="false"/>
-                <w:sz w:val="18"/>
-                <w:szCs w:val="18"/>
-                <w:color w:val="000000"/>
-              </w:rPr>
-            </w:pPr>
-            <w:r>
-              <w:rPr>
-                <w:rFonts w:ascii="Times New Roman" w:hAnsi="Times New Roman" w:eastAsia="Times New Roman" w:cs="Times New Roman"/>
-                <w:i w:val="false"/>
-                <w:b w:val="false"/>
-                <w:u w:val="none"/>
-                <w:strike w:val="false"/>
-                <w:sz w:val="18"/>
-                <w:szCs w:val="18"/>
-                <w:color w:val="000000"/>
-              </w:rPr>
-              <w:t xml:space="preserve"/>
-            </w:r>
-          </w:p>
-        </w:tc>
-      </w:tr>
-      <w:tr>
-        <w:trPr>
           <w:trHeight w:val="570" w:hRule="auto"/>
         </w:trPr>
         <w:tc>
@@ -21218,7 +18978,7 @@
                 <w:szCs w:val="18"/>
                 <w:color w:val="000000"/>
               </w:rPr>
-              <w:t xml:space="preserve">49</w:t>
+              <w:t xml:space="preserve">45</w:t>
             </w:r>
           </w:p>
         </w:tc>
@@ -21328,7 +19088,7 @@
                 <w:szCs w:val="18"/>
                 <w:color w:val="000000"/>
               </w:rPr>
-              <w:t xml:space="preserve">24</w:t>
+              <w:t xml:space="preserve">20</w:t>
             </w:r>
           </w:p>
         </w:tc>

--- a/output/tables/COAD/table1_ROCK2.docx
+++ b/output/tables/COAD/table1_ROCK2.docx
@@ -364,7 +364,7 @@
                 <w:szCs w:val="18"/>
                 <w:color w:val="000000"/>
               </w:rPr>
-              <w:t xml:space="preserve">N = 436</w:t>
+              <w:t xml:space="preserve">N = 439</w:t>
             </w:r>
             <w:r>
               <w:rPr>
@@ -472,7 +472,7 @@
                 <w:szCs w:val="18"/>
                 <w:color w:val="000000"/>
               </w:rPr>
-              <w:t xml:space="preserve">N = 216</w:t>
+              <w:t xml:space="preserve">N = 219</w:t>
             </w:r>
             <w:r>
               <w:rPr>
@@ -943,7 +943,7 @@
                 <w:szCs w:val="18"/>
                 <w:color w:val="000000"/>
               </w:rPr>
-              <w:t xml:space="preserve">0.529</w:t>
+              <w:t xml:space="preserve">0.481</w:t>
             </w:r>
           </w:p>
         </w:tc>
@@ -1223,7 +1223,7 @@
                 <w:szCs w:val="18"/>
                 <w:color w:val="000000"/>
               </w:rPr>
-              <w:t xml:space="preserve">0.366</w:t>
+              <w:t xml:space="preserve">0.354</w:t>
             </w:r>
           </w:p>
         </w:tc>
@@ -1338,62 +1338,62 @@
                 <w:szCs w:val="18"/>
                 <w:color w:val="000000"/>
               </w:rPr>
-              <w:t xml:space="preserve">183 (42.0%)</w:t>
-            </w:r>
-          </w:p>
-        </w:tc>
-        <w:tc>
-          <w:tcPr>
-            <w:tcBorders>
-              <w:bottom w:val="none" w:sz="0" w:space="0" w:color="000000"/>
-              <w:top w:val="none" w:sz="0" w:space="0" w:color="000000"/>
-              <w:left w:val="none" w:sz="0" w:space="0" w:color="000000"/>
-              <w:right w:val="none" w:sz="0" w:space="0" w:color="000000"/>
-            </w:tcBorders>
-            <w:shd w:val="clear" w:color="auto" w:fill="FFFFFF"/>
-            <w:tcMar>
-              <w:top w:w="0" w:type="dxa"/>
-              <w:bottom w:w="0" w:type="dxa"/>
-              <w:left w:w="0" w:type="dxa"/>
-              <w:right w:w="0" w:type="dxa"/>
-            </w:tcMar>
-            <w:vAlign w:val="top"/>
-          </w:tcPr>
-          <w:p>
-            <w:pPr>
-              <w:pStyle w:val="Normal"/>
-              <w:jc w:val="center"/>
-              <w:pBdr>
-                <w:bottom w:val="none" w:sz="0" w:space="0" w:color="000000"/>
-                <w:top w:val="none" w:sz="0" w:space="0" w:color="000000"/>
-                <w:left w:val="none" w:sz="0" w:space="0" w:color="000000"/>
-                <w:right w:val="none" w:sz="0" w:space="0" w:color="000000"/>
-              </w:pBdr>
-              <w:spacing w:after="100" w:before="100" w:line="240"/>
-              <w:ind w:left="100" w:right="100" w:firstLine="0" w:firstLineChars="0"/>
-              <w:rPr>
-                <w:rFonts w:ascii="Times New Roman" w:hAnsi="Times New Roman" w:eastAsia="Times New Roman" w:cs="Times New Roman"/>
-                <w:i w:val="false"/>
-                <w:b w:val="false"/>
-                <w:u w:val="none"/>
-                <w:strike w:val="false"/>
-                <w:sz w:val="18"/>
-                <w:szCs w:val="18"/>
-                <w:color w:val="000000"/>
-              </w:rPr>
-            </w:pPr>
-            <w:r>
-              <w:rPr>
-                <w:rFonts w:ascii="Times New Roman" w:hAnsi="Times New Roman" w:eastAsia="Times New Roman" w:cs="Times New Roman"/>
-                <w:i w:val="false"/>
-                <w:b w:val="false"/>
-                <w:u w:val="none"/>
-                <w:strike w:val="false"/>
-                <w:sz w:val="18"/>
-                <w:szCs w:val="18"/>
-                <w:color w:val="000000"/>
-              </w:rPr>
-              <w:t xml:space="preserve">86 (39.8%)</w:t>
+              <w:t xml:space="preserve">184 (41.9%)</w:t>
+            </w:r>
+          </w:p>
+        </w:tc>
+        <w:tc>
+          <w:tcPr>
+            <w:tcBorders>
+              <w:bottom w:val="none" w:sz="0" w:space="0" w:color="000000"/>
+              <w:top w:val="none" w:sz="0" w:space="0" w:color="000000"/>
+              <w:left w:val="none" w:sz="0" w:space="0" w:color="000000"/>
+              <w:right w:val="none" w:sz="0" w:space="0" w:color="000000"/>
+            </w:tcBorders>
+            <w:shd w:val="clear" w:color="auto" w:fill="FFFFFF"/>
+            <w:tcMar>
+              <w:top w:w="0" w:type="dxa"/>
+              <w:bottom w:w="0" w:type="dxa"/>
+              <w:left w:w="0" w:type="dxa"/>
+              <w:right w:w="0" w:type="dxa"/>
+            </w:tcMar>
+            <w:vAlign w:val="top"/>
+          </w:tcPr>
+          <w:p>
+            <w:pPr>
+              <w:pStyle w:val="Normal"/>
+              <w:jc w:val="center"/>
+              <w:pBdr>
+                <w:bottom w:val="none" w:sz="0" w:space="0" w:color="000000"/>
+                <w:top w:val="none" w:sz="0" w:space="0" w:color="000000"/>
+                <w:left w:val="none" w:sz="0" w:space="0" w:color="000000"/>
+                <w:right w:val="none" w:sz="0" w:space="0" w:color="000000"/>
+              </w:pBdr>
+              <w:spacing w:after="100" w:before="100" w:line="240"/>
+              <w:ind w:left="100" w:right="100" w:firstLine="0" w:firstLineChars="0"/>
+              <w:rPr>
+                <w:rFonts w:ascii="Times New Roman" w:hAnsi="Times New Roman" w:eastAsia="Times New Roman" w:cs="Times New Roman"/>
+                <w:i w:val="false"/>
+                <w:b w:val="false"/>
+                <w:u w:val="none"/>
+                <w:strike w:val="false"/>
+                <w:sz w:val="18"/>
+                <w:szCs w:val="18"/>
+                <w:color w:val="000000"/>
+              </w:rPr>
+            </w:pPr>
+            <w:r>
+              <w:rPr>
+                <w:rFonts w:ascii="Times New Roman" w:hAnsi="Times New Roman" w:eastAsia="Times New Roman" w:cs="Times New Roman"/>
+                <w:i w:val="false"/>
+                <w:b w:val="false"/>
+                <w:u w:val="none"/>
+                <w:strike w:val="false"/>
+                <w:sz w:val="18"/>
+                <w:szCs w:val="18"/>
+                <w:color w:val="000000"/>
+              </w:rPr>
+              <w:t xml:space="preserve">87 (39.7%)</w:t>
             </w:r>
           </w:p>
         </w:tc>
@@ -1618,62 +1618,62 @@
                 <w:szCs w:val="18"/>
                 <w:color w:val="000000"/>
               </w:rPr>
-              <w:t xml:space="preserve">253 (58.0%)</w:t>
-            </w:r>
-          </w:p>
-        </w:tc>
-        <w:tc>
-          <w:tcPr>
-            <w:tcBorders>
-              <w:bottom w:val="none" w:sz="0" w:space="0" w:color="000000"/>
-              <w:top w:val="none" w:sz="0" w:space="0" w:color="000000"/>
-              <w:left w:val="none" w:sz="0" w:space="0" w:color="000000"/>
-              <w:right w:val="none" w:sz="0" w:space="0" w:color="000000"/>
-            </w:tcBorders>
-            <w:shd w:val="clear" w:color="auto" w:fill="FFFFFF"/>
-            <w:tcMar>
-              <w:top w:w="0" w:type="dxa"/>
-              <w:bottom w:w="0" w:type="dxa"/>
-              <w:left w:w="0" w:type="dxa"/>
-              <w:right w:w="0" w:type="dxa"/>
-            </w:tcMar>
-            <w:vAlign w:val="top"/>
-          </w:tcPr>
-          <w:p>
-            <w:pPr>
-              <w:pStyle w:val="Normal"/>
-              <w:jc w:val="center"/>
-              <w:pBdr>
-                <w:bottom w:val="none" w:sz="0" w:space="0" w:color="000000"/>
-                <w:top w:val="none" w:sz="0" w:space="0" w:color="000000"/>
-                <w:left w:val="none" w:sz="0" w:space="0" w:color="000000"/>
-                <w:right w:val="none" w:sz="0" w:space="0" w:color="000000"/>
-              </w:pBdr>
-              <w:spacing w:after="100" w:before="100" w:line="240"/>
-              <w:ind w:left="100" w:right="100" w:firstLine="0" w:firstLineChars="0"/>
-              <w:rPr>
-                <w:rFonts w:ascii="Times New Roman" w:hAnsi="Times New Roman" w:eastAsia="Times New Roman" w:cs="Times New Roman"/>
-                <w:i w:val="false"/>
-                <w:b w:val="false"/>
-                <w:u w:val="none"/>
-                <w:strike w:val="false"/>
-                <w:sz w:val="18"/>
-                <w:szCs w:val="18"/>
-                <w:color w:val="000000"/>
-              </w:rPr>
-            </w:pPr>
-            <w:r>
-              <w:rPr>
-                <w:rFonts w:ascii="Times New Roman" w:hAnsi="Times New Roman" w:eastAsia="Times New Roman" w:cs="Times New Roman"/>
-                <w:i w:val="false"/>
-                <w:b w:val="false"/>
-                <w:u w:val="none"/>
-                <w:strike w:val="false"/>
-                <w:sz w:val="18"/>
-                <w:szCs w:val="18"/>
-                <w:color w:val="000000"/>
-              </w:rPr>
-              <w:t xml:space="preserve">130 (60.2%)</w:t>
+              <w:t xml:space="preserve">255 (58.1%)</w:t>
+            </w:r>
+          </w:p>
+        </w:tc>
+        <w:tc>
+          <w:tcPr>
+            <w:tcBorders>
+              <w:bottom w:val="none" w:sz="0" w:space="0" w:color="000000"/>
+              <w:top w:val="none" w:sz="0" w:space="0" w:color="000000"/>
+              <w:left w:val="none" w:sz="0" w:space="0" w:color="000000"/>
+              <w:right w:val="none" w:sz="0" w:space="0" w:color="000000"/>
+            </w:tcBorders>
+            <w:shd w:val="clear" w:color="auto" w:fill="FFFFFF"/>
+            <w:tcMar>
+              <w:top w:w="0" w:type="dxa"/>
+              <w:bottom w:w="0" w:type="dxa"/>
+              <w:left w:w="0" w:type="dxa"/>
+              <w:right w:w="0" w:type="dxa"/>
+            </w:tcMar>
+            <w:vAlign w:val="top"/>
+          </w:tcPr>
+          <w:p>
+            <w:pPr>
+              <w:pStyle w:val="Normal"/>
+              <w:jc w:val="center"/>
+              <w:pBdr>
+                <w:bottom w:val="none" w:sz="0" w:space="0" w:color="000000"/>
+                <w:top w:val="none" w:sz="0" w:space="0" w:color="000000"/>
+                <w:left w:val="none" w:sz="0" w:space="0" w:color="000000"/>
+                <w:right w:val="none" w:sz="0" w:space="0" w:color="000000"/>
+              </w:pBdr>
+              <w:spacing w:after="100" w:before="100" w:line="240"/>
+              <w:ind w:left="100" w:right="100" w:firstLine="0" w:firstLineChars="0"/>
+              <w:rPr>
+                <w:rFonts w:ascii="Times New Roman" w:hAnsi="Times New Roman" w:eastAsia="Times New Roman" w:cs="Times New Roman"/>
+                <w:i w:val="false"/>
+                <w:b w:val="false"/>
+                <w:u w:val="none"/>
+                <w:strike w:val="false"/>
+                <w:sz w:val="18"/>
+                <w:szCs w:val="18"/>
+                <w:color w:val="000000"/>
+              </w:rPr>
+            </w:pPr>
+            <w:r>
+              <w:rPr>
+                <w:rFonts w:ascii="Times New Roman" w:hAnsi="Times New Roman" w:eastAsia="Times New Roman" w:cs="Times New Roman"/>
+                <w:i w:val="false"/>
+                <w:b w:val="false"/>
+                <w:u w:val="none"/>
+                <w:strike w:val="false"/>
+                <w:sz w:val="18"/>
+                <w:szCs w:val="18"/>
+                <w:color w:val="000000"/>
+              </w:rPr>
+              <w:t xml:space="preserve">132 (60.3%)</w:t>
             </w:r>
           </w:p>
         </w:tc>
@@ -2063,7 +2063,7 @@
                 <w:szCs w:val="18"/>
                 <w:color w:val="000000"/>
               </w:rPr>
-              <w:t xml:space="preserve">0.493</w:t>
+              <w:t xml:space="preserve">0.532</w:t>
             </w:r>
           </w:p>
         </w:tc>
@@ -2178,62 +2178,62 @@
                 <w:szCs w:val="18"/>
                 <w:color w:val="000000"/>
               </w:rPr>
-              <w:t xml:space="preserve">233 (53.4%)</w:t>
-            </w:r>
-          </w:p>
-        </w:tc>
-        <w:tc>
-          <w:tcPr>
-            <w:tcBorders>
-              <w:bottom w:val="none" w:sz="0" w:space="0" w:color="000000"/>
-              <w:top w:val="none" w:sz="0" w:space="0" w:color="000000"/>
-              <w:left w:val="none" w:sz="0" w:space="0" w:color="000000"/>
-              <w:right w:val="none" w:sz="0" w:space="0" w:color="000000"/>
-            </w:tcBorders>
-            <w:shd w:val="clear" w:color="auto" w:fill="FFFFFF"/>
-            <w:tcMar>
-              <w:top w:w="0" w:type="dxa"/>
-              <w:bottom w:w="0" w:type="dxa"/>
-              <w:left w:w="0" w:type="dxa"/>
-              <w:right w:w="0" w:type="dxa"/>
-            </w:tcMar>
-            <w:vAlign w:val="top"/>
-          </w:tcPr>
-          <w:p>
-            <w:pPr>
-              <w:pStyle w:val="Normal"/>
-              <w:jc w:val="center"/>
-              <w:pBdr>
-                <w:bottom w:val="none" w:sz="0" w:space="0" w:color="000000"/>
-                <w:top w:val="none" w:sz="0" w:space="0" w:color="000000"/>
-                <w:left w:val="none" w:sz="0" w:space="0" w:color="000000"/>
-                <w:right w:val="none" w:sz="0" w:space="0" w:color="000000"/>
-              </w:pBdr>
-              <w:spacing w:after="100" w:before="100" w:line="240"/>
-              <w:ind w:left="100" w:right="100" w:firstLine="0" w:firstLineChars="0"/>
-              <w:rPr>
-                <w:rFonts w:ascii="Times New Roman" w:hAnsi="Times New Roman" w:eastAsia="Times New Roman" w:cs="Times New Roman"/>
-                <w:i w:val="false"/>
-                <w:b w:val="false"/>
-                <w:u w:val="none"/>
-                <w:strike w:val="false"/>
-                <w:sz w:val="18"/>
-                <w:szCs w:val="18"/>
-                <w:color w:val="000000"/>
-              </w:rPr>
-            </w:pPr>
-            <w:r>
-              <w:rPr>
-                <w:rFonts w:ascii="Times New Roman" w:hAnsi="Times New Roman" w:eastAsia="Times New Roman" w:cs="Times New Roman"/>
-                <w:i w:val="false"/>
-                <w:b w:val="false"/>
-                <w:u w:val="none"/>
-                <w:strike w:val="false"/>
-                <w:sz w:val="18"/>
-                <w:szCs w:val="18"/>
-                <w:color w:val="000000"/>
-              </w:rPr>
-              <w:t xml:space="preserve">119 (55.1%)</w:t>
+              <w:t xml:space="preserve">234 (53.3%)</w:t>
+            </w:r>
+          </w:p>
+        </w:tc>
+        <w:tc>
+          <w:tcPr>
+            <w:tcBorders>
+              <w:bottom w:val="none" w:sz="0" w:space="0" w:color="000000"/>
+              <w:top w:val="none" w:sz="0" w:space="0" w:color="000000"/>
+              <w:left w:val="none" w:sz="0" w:space="0" w:color="000000"/>
+              <w:right w:val="none" w:sz="0" w:space="0" w:color="000000"/>
+            </w:tcBorders>
+            <w:shd w:val="clear" w:color="auto" w:fill="FFFFFF"/>
+            <w:tcMar>
+              <w:top w:w="0" w:type="dxa"/>
+              <w:bottom w:w="0" w:type="dxa"/>
+              <w:left w:w="0" w:type="dxa"/>
+              <w:right w:w="0" w:type="dxa"/>
+            </w:tcMar>
+            <w:vAlign w:val="top"/>
+          </w:tcPr>
+          <w:p>
+            <w:pPr>
+              <w:pStyle w:val="Normal"/>
+              <w:jc w:val="center"/>
+              <w:pBdr>
+                <w:bottom w:val="none" w:sz="0" w:space="0" w:color="000000"/>
+                <w:top w:val="none" w:sz="0" w:space="0" w:color="000000"/>
+                <w:left w:val="none" w:sz="0" w:space="0" w:color="000000"/>
+                <w:right w:val="none" w:sz="0" w:space="0" w:color="000000"/>
+              </w:pBdr>
+              <w:spacing w:after="100" w:before="100" w:line="240"/>
+              <w:ind w:left="100" w:right="100" w:firstLine="0" w:firstLineChars="0"/>
+              <w:rPr>
+                <w:rFonts w:ascii="Times New Roman" w:hAnsi="Times New Roman" w:eastAsia="Times New Roman" w:cs="Times New Roman"/>
+                <w:i w:val="false"/>
+                <w:b w:val="false"/>
+                <w:u w:val="none"/>
+                <w:strike w:val="false"/>
+                <w:sz w:val="18"/>
+                <w:szCs w:val="18"/>
+                <w:color w:val="000000"/>
+              </w:rPr>
+            </w:pPr>
+            <w:r>
+              <w:rPr>
+                <w:rFonts w:ascii="Times New Roman" w:hAnsi="Times New Roman" w:eastAsia="Times New Roman" w:cs="Times New Roman"/>
+                <w:i w:val="false"/>
+                <w:b w:val="false"/>
+                <w:u w:val="none"/>
+                <w:strike w:val="false"/>
+                <w:sz w:val="18"/>
+                <w:szCs w:val="18"/>
+                <w:color w:val="000000"/>
+              </w:rPr>
+              <w:t xml:space="preserve">120 (54.8%)</w:t>
             </w:r>
           </w:p>
         </w:tc>
@@ -2458,62 +2458,62 @@
                 <w:szCs w:val="18"/>
                 <w:color w:val="000000"/>
               </w:rPr>
-              <w:t xml:space="preserve">203 (46.6%)</w:t>
-            </w:r>
-          </w:p>
-        </w:tc>
-        <w:tc>
-          <w:tcPr>
-            <w:tcBorders>
-              <w:bottom w:val="none" w:sz="0" w:space="0" w:color="000000"/>
-              <w:top w:val="none" w:sz="0" w:space="0" w:color="000000"/>
-              <w:left w:val="none" w:sz="0" w:space="0" w:color="000000"/>
-              <w:right w:val="none" w:sz="0" w:space="0" w:color="000000"/>
-            </w:tcBorders>
-            <w:shd w:val="clear" w:color="auto" w:fill="FFFFFF"/>
-            <w:tcMar>
-              <w:top w:w="0" w:type="dxa"/>
-              <w:bottom w:w="0" w:type="dxa"/>
-              <w:left w:w="0" w:type="dxa"/>
-              <w:right w:w="0" w:type="dxa"/>
-            </w:tcMar>
-            <w:vAlign w:val="top"/>
-          </w:tcPr>
-          <w:p>
-            <w:pPr>
-              <w:pStyle w:val="Normal"/>
-              <w:jc w:val="center"/>
-              <w:pBdr>
-                <w:bottom w:val="none" w:sz="0" w:space="0" w:color="000000"/>
-                <w:top w:val="none" w:sz="0" w:space="0" w:color="000000"/>
-                <w:left w:val="none" w:sz="0" w:space="0" w:color="000000"/>
-                <w:right w:val="none" w:sz="0" w:space="0" w:color="000000"/>
-              </w:pBdr>
-              <w:spacing w:after="100" w:before="100" w:line="240"/>
-              <w:ind w:left="100" w:right="100" w:firstLine="0" w:firstLineChars="0"/>
-              <w:rPr>
-                <w:rFonts w:ascii="Times New Roman" w:hAnsi="Times New Roman" w:eastAsia="Times New Roman" w:cs="Times New Roman"/>
-                <w:i w:val="false"/>
-                <w:b w:val="false"/>
-                <w:u w:val="none"/>
-                <w:strike w:val="false"/>
-                <w:sz w:val="18"/>
-                <w:szCs w:val="18"/>
-                <w:color w:val="000000"/>
-              </w:rPr>
-            </w:pPr>
-            <w:r>
-              <w:rPr>
-                <w:rFonts w:ascii="Times New Roman" w:hAnsi="Times New Roman" w:eastAsia="Times New Roman" w:cs="Times New Roman"/>
-                <w:i w:val="false"/>
-                <w:b w:val="false"/>
-                <w:u w:val="none"/>
-                <w:strike w:val="false"/>
-                <w:sz w:val="18"/>
-                <w:szCs w:val="18"/>
-                <w:color w:val="000000"/>
-              </w:rPr>
-              <w:t xml:space="preserve">97 (44.9%)</w:t>
+              <w:t xml:space="preserve">205 (46.7%)</w:t>
+            </w:r>
+          </w:p>
+        </w:tc>
+        <w:tc>
+          <w:tcPr>
+            <w:tcBorders>
+              <w:bottom w:val="none" w:sz="0" w:space="0" w:color="000000"/>
+              <w:top w:val="none" w:sz="0" w:space="0" w:color="000000"/>
+              <w:left w:val="none" w:sz="0" w:space="0" w:color="000000"/>
+              <w:right w:val="none" w:sz="0" w:space="0" w:color="000000"/>
+            </w:tcBorders>
+            <w:shd w:val="clear" w:color="auto" w:fill="FFFFFF"/>
+            <w:tcMar>
+              <w:top w:w="0" w:type="dxa"/>
+              <w:bottom w:w="0" w:type="dxa"/>
+              <w:left w:w="0" w:type="dxa"/>
+              <w:right w:w="0" w:type="dxa"/>
+            </w:tcMar>
+            <w:vAlign w:val="top"/>
+          </w:tcPr>
+          <w:p>
+            <w:pPr>
+              <w:pStyle w:val="Normal"/>
+              <w:jc w:val="center"/>
+              <w:pBdr>
+                <w:bottom w:val="none" w:sz="0" w:space="0" w:color="000000"/>
+                <w:top w:val="none" w:sz="0" w:space="0" w:color="000000"/>
+                <w:left w:val="none" w:sz="0" w:space="0" w:color="000000"/>
+                <w:right w:val="none" w:sz="0" w:space="0" w:color="000000"/>
+              </w:pBdr>
+              <w:spacing w:after="100" w:before="100" w:line="240"/>
+              <w:ind w:left="100" w:right="100" w:firstLine="0" w:firstLineChars="0"/>
+              <w:rPr>
+                <w:rFonts w:ascii="Times New Roman" w:hAnsi="Times New Roman" w:eastAsia="Times New Roman" w:cs="Times New Roman"/>
+                <w:i w:val="false"/>
+                <w:b w:val="false"/>
+                <w:u w:val="none"/>
+                <w:strike w:val="false"/>
+                <w:sz w:val="18"/>
+                <w:szCs w:val="18"/>
+                <w:color w:val="000000"/>
+              </w:rPr>
+            </w:pPr>
+            <w:r>
+              <w:rPr>
+                <w:rFonts w:ascii="Times New Roman" w:hAnsi="Times New Roman" w:eastAsia="Times New Roman" w:cs="Times New Roman"/>
+                <w:i w:val="false"/>
+                <w:b w:val="false"/>
+                <w:u w:val="none"/>
+                <w:strike w:val="false"/>
+                <w:sz w:val="18"/>
+                <w:szCs w:val="18"/>
+                <w:color w:val="000000"/>
+              </w:rPr>
+              <w:t xml:space="preserve">99 (45.2%)</w:t>
             </w:r>
           </w:p>
         </w:tc>
@@ -2903,7 +2903,7 @@
                 <w:szCs w:val="18"/>
                 <w:color w:val="000000"/>
               </w:rPr>
-              <w:t xml:space="preserve">0.712</w:t>
+              <w:t xml:space="preserve">0.736</w:t>
             </w:r>
           </w:p>
         </w:tc>
@@ -3018,62 +3018,62 @@
                 <w:szCs w:val="18"/>
                 <w:color w:val="000000"/>
               </w:rPr>
-              <w:t xml:space="preserve">71 (16.6%)</w:t>
-            </w:r>
-          </w:p>
-        </w:tc>
-        <w:tc>
-          <w:tcPr>
-            <w:tcBorders>
-              <w:bottom w:val="none" w:sz="0" w:space="0" w:color="000000"/>
-              <w:top w:val="none" w:sz="0" w:space="0" w:color="000000"/>
-              <w:left w:val="none" w:sz="0" w:space="0" w:color="000000"/>
-              <w:right w:val="none" w:sz="0" w:space="0" w:color="000000"/>
-            </w:tcBorders>
-            <w:shd w:val="clear" w:color="auto" w:fill="FFFFFF"/>
-            <w:tcMar>
-              <w:top w:w="0" w:type="dxa"/>
-              <w:bottom w:w="0" w:type="dxa"/>
-              <w:left w:w="0" w:type="dxa"/>
-              <w:right w:w="0" w:type="dxa"/>
-            </w:tcMar>
-            <w:vAlign w:val="top"/>
-          </w:tcPr>
-          <w:p>
-            <w:pPr>
-              <w:pStyle w:val="Normal"/>
-              <w:jc w:val="center"/>
-              <w:pBdr>
-                <w:bottom w:val="none" w:sz="0" w:space="0" w:color="000000"/>
-                <w:top w:val="none" w:sz="0" w:space="0" w:color="000000"/>
-                <w:left w:val="none" w:sz="0" w:space="0" w:color="000000"/>
-                <w:right w:val="none" w:sz="0" w:space="0" w:color="000000"/>
-              </w:pBdr>
-              <w:spacing w:after="100" w:before="100" w:line="240"/>
-              <w:ind w:left="100" w:right="100" w:firstLine="0" w:firstLineChars="0"/>
-              <w:rPr>
-                <w:rFonts w:ascii="Times New Roman" w:hAnsi="Times New Roman" w:eastAsia="Times New Roman" w:cs="Times New Roman"/>
-                <w:i w:val="false"/>
-                <w:b w:val="false"/>
-                <w:u w:val="none"/>
-                <w:strike w:val="false"/>
-                <w:sz w:val="18"/>
-                <w:szCs w:val="18"/>
-                <w:color w:val="000000"/>
-              </w:rPr>
-            </w:pPr>
-            <w:r>
-              <w:rPr>
-                <w:rFonts w:ascii="Times New Roman" w:hAnsi="Times New Roman" w:eastAsia="Times New Roman" w:cs="Times New Roman"/>
-                <w:i w:val="false"/>
-                <w:b w:val="false"/>
-                <w:u w:val="none"/>
-                <w:strike w:val="false"/>
-                <w:sz w:val="18"/>
-                <w:szCs w:val="18"/>
-                <w:color w:val="000000"/>
-              </w:rPr>
-              <w:t xml:space="preserve">32 (15.2%)</w:t>
+              <w:t xml:space="preserve">72 (16.7%)</w:t>
+            </w:r>
+          </w:p>
+        </w:tc>
+        <w:tc>
+          <w:tcPr>
+            <w:tcBorders>
+              <w:bottom w:val="none" w:sz="0" w:space="0" w:color="000000"/>
+              <w:top w:val="none" w:sz="0" w:space="0" w:color="000000"/>
+              <w:left w:val="none" w:sz="0" w:space="0" w:color="000000"/>
+              <w:right w:val="none" w:sz="0" w:space="0" w:color="000000"/>
+            </w:tcBorders>
+            <w:shd w:val="clear" w:color="auto" w:fill="FFFFFF"/>
+            <w:tcMar>
+              <w:top w:w="0" w:type="dxa"/>
+              <w:bottom w:w="0" w:type="dxa"/>
+              <w:left w:w="0" w:type="dxa"/>
+              <w:right w:w="0" w:type="dxa"/>
+            </w:tcMar>
+            <w:vAlign w:val="top"/>
+          </w:tcPr>
+          <w:p>
+            <w:pPr>
+              <w:pStyle w:val="Normal"/>
+              <w:jc w:val="center"/>
+              <w:pBdr>
+                <w:bottom w:val="none" w:sz="0" w:space="0" w:color="000000"/>
+                <w:top w:val="none" w:sz="0" w:space="0" w:color="000000"/>
+                <w:left w:val="none" w:sz="0" w:space="0" w:color="000000"/>
+                <w:right w:val="none" w:sz="0" w:space="0" w:color="000000"/>
+              </w:pBdr>
+              <w:spacing w:after="100" w:before="100" w:line="240"/>
+              <w:ind w:left="100" w:right="100" w:firstLine="0" w:firstLineChars="0"/>
+              <w:rPr>
+                <w:rFonts w:ascii="Times New Roman" w:hAnsi="Times New Roman" w:eastAsia="Times New Roman" w:cs="Times New Roman"/>
+                <w:i w:val="false"/>
+                <w:b w:val="false"/>
+                <w:u w:val="none"/>
+                <w:strike w:val="false"/>
+                <w:sz w:val="18"/>
+                <w:szCs w:val="18"/>
+                <w:color w:val="000000"/>
+              </w:rPr>
+            </w:pPr>
+            <w:r>
+              <w:rPr>
+                <w:rFonts w:ascii="Times New Roman" w:hAnsi="Times New Roman" w:eastAsia="Times New Roman" w:cs="Times New Roman"/>
+                <w:i w:val="false"/>
+                <w:b w:val="false"/>
+                <w:u w:val="none"/>
+                <w:strike w:val="false"/>
+                <w:sz w:val="18"/>
+                <w:szCs w:val="18"/>
+                <w:color w:val="000000"/>
+              </w:rPr>
+              <w:t xml:space="preserve">33 (15.4%)</w:t>
             </w:r>
           </w:p>
         </w:tc>
@@ -3298,62 +3298,62 @@
                 <w:szCs w:val="18"/>
                 <w:color w:val="000000"/>
               </w:rPr>
-              <w:t xml:space="preserve">169 (39.6%)</w:t>
-            </w:r>
-          </w:p>
-        </w:tc>
-        <w:tc>
-          <w:tcPr>
-            <w:tcBorders>
-              <w:bottom w:val="none" w:sz="0" w:space="0" w:color="000000"/>
-              <w:top w:val="none" w:sz="0" w:space="0" w:color="000000"/>
-              <w:left w:val="none" w:sz="0" w:space="0" w:color="000000"/>
-              <w:right w:val="none" w:sz="0" w:space="0" w:color="000000"/>
-            </w:tcBorders>
-            <w:shd w:val="clear" w:color="auto" w:fill="FFFFFF"/>
-            <w:tcMar>
-              <w:top w:w="0" w:type="dxa"/>
-              <w:bottom w:w="0" w:type="dxa"/>
-              <w:left w:w="0" w:type="dxa"/>
-              <w:right w:w="0" w:type="dxa"/>
-            </w:tcMar>
-            <w:vAlign w:val="top"/>
-          </w:tcPr>
-          <w:p>
-            <w:pPr>
-              <w:pStyle w:val="Normal"/>
-              <w:jc w:val="center"/>
-              <w:pBdr>
-                <w:bottom w:val="none" w:sz="0" w:space="0" w:color="000000"/>
-                <w:top w:val="none" w:sz="0" w:space="0" w:color="000000"/>
-                <w:left w:val="none" w:sz="0" w:space="0" w:color="000000"/>
-                <w:right w:val="none" w:sz="0" w:space="0" w:color="000000"/>
-              </w:pBdr>
-              <w:spacing w:after="100" w:before="100" w:line="240"/>
-              <w:ind w:left="100" w:right="100" w:firstLine="0" w:firstLineChars="0"/>
-              <w:rPr>
-                <w:rFonts w:ascii="Times New Roman" w:hAnsi="Times New Roman" w:eastAsia="Times New Roman" w:cs="Times New Roman"/>
-                <w:i w:val="false"/>
-                <w:b w:val="false"/>
-                <w:u w:val="none"/>
-                <w:strike w:val="false"/>
-                <w:sz w:val="18"/>
-                <w:szCs w:val="18"/>
-                <w:color w:val="000000"/>
-              </w:rPr>
-            </w:pPr>
-            <w:r>
-              <w:rPr>
-                <w:rFonts w:ascii="Times New Roman" w:hAnsi="Times New Roman" w:eastAsia="Times New Roman" w:cs="Times New Roman"/>
-                <w:i w:val="false"/>
-                <w:b w:val="false"/>
-                <w:u w:val="none"/>
-                <w:strike w:val="false"/>
-                <w:sz w:val="18"/>
-                <w:szCs w:val="18"/>
-                <w:color w:val="000000"/>
-              </w:rPr>
-              <w:t xml:space="preserve">89 (42.2%)</w:t>
+              <w:t xml:space="preserve">170 (39.5%)</w:t>
+            </w:r>
+          </w:p>
+        </w:tc>
+        <w:tc>
+          <w:tcPr>
+            <w:tcBorders>
+              <w:bottom w:val="none" w:sz="0" w:space="0" w:color="000000"/>
+              <w:top w:val="none" w:sz="0" w:space="0" w:color="000000"/>
+              <w:left w:val="none" w:sz="0" w:space="0" w:color="000000"/>
+              <w:right w:val="none" w:sz="0" w:space="0" w:color="000000"/>
+            </w:tcBorders>
+            <w:shd w:val="clear" w:color="auto" w:fill="FFFFFF"/>
+            <w:tcMar>
+              <w:top w:w="0" w:type="dxa"/>
+              <w:bottom w:w="0" w:type="dxa"/>
+              <w:left w:w="0" w:type="dxa"/>
+              <w:right w:w="0" w:type="dxa"/>
+            </w:tcMar>
+            <w:vAlign w:val="top"/>
+          </w:tcPr>
+          <w:p>
+            <w:pPr>
+              <w:pStyle w:val="Normal"/>
+              <w:jc w:val="center"/>
+              <w:pBdr>
+                <w:bottom w:val="none" w:sz="0" w:space="0" w:color="000000"/>
+                <w:top w:val="none" w:sz="0" w:space="0" w:color="000000"/>
+                <w:left w:val="none" w:sz="0" w:space="0" w:color="000000"/>
+                <w:right w:val="none" w:sz="0" w:space="0" w:color="000000"/>
+              </w:pBdr>
+              <w:spacing w:after="100" w:before="100" w:line="240"/>
+              <w:ind w:left="100" w:right="100" w:firstLine="0" w:firstLineChars="0"/>
+              <w:rPr>
+                <w:rFonts w:ascii="Times New Roman" w:hAnsi="Times New Roman" w:eastAsia="Times New Roman" w:cs="Times New Roman"/>
+                <w:i w:val="false"/>
+                <w:b w:val="false"/>
+                <w:u w:val="none"/>
+                <w:strike w:val="false"/>
+                <w:sz w:val="18"/>
+                <w:szCs w:val="18"/>
+                <w:color w:val="000000"/>
+              </w:rPr>
+            </w:pPr>
+            <w:r>
+              <w:rPr>
+                <w:rFonts w:ascii="Times New Roman" w:hAnsi="Times New Roman" w:eastAsia="Times New Roman" w:cs="Times New Roman"/>
+                <w:i w:val="false"/>
+                <w:b w:val="false"/>
+                <w:u w:val="none"/>
+                <w:strike w:val="false"/>
+                <w:sz w:val="18"/>
+                <w:szCs w:val="18"/>
+                <w:color w:val="000000"/>
+              </w:rPr>
+              <w:t xml:space="preserve">90 (42.1%)</w:t>
             </w:r>
           </w:p>
         </w:tc>
@@ -3578,62 +3578,62 @@
                 <w:szCs w:val="18"/>
                 <w:color w:val="000000"/>
               </w:rPr>
-              <w:t xml:space="preserve">127 (29.7%)</w:t>
-            </w:r>
-          </w:p>
-        </w:tc>
-        <w:tc>
-          <w:tcPr>
-            <w:tcBorders>
-              <w:bottom w:val="none" w:sz="0" w:space="0" w:color="000000"/>
-              <w:top w:val="none" w:sz="0" w:space="0" w:color="000000"/>
-              <w:left w:val="none" w:sz="0" w:space="0" w:color="000000"/>
-              <w:right w:val="none" w:sz="0" w:space="0" w:color="000000"/>
-            </w:tcBorders>
-            <w:shd w:val="clear" w:color="auto" w:fill="FFFFFF"/>
-            <w:tcMar>
-              <w:top w:w="0" w:type="dxa"/>
-              <w:bottom w:w="0" w:type="dxa"/>
-              <w:left w:w="0" w:type="dxa"/>
-              <w:right w:w="0" w:type="dxa"/>
-            </w:tcMar>
-            <w:vAlign w:val="top"/>
-          </w:tcPr>
-          <w:p>
-            <w:pPr>
-              <w:pStyle w:val="Normal"/>
-              <w:jc w:val="center"/>
-              <w:pBdr>
-                <w:bottom w:val="none" w:sz="0" w:space="0" w:color="000000"/>
-                <w:top w:val="none" w:sz="0" w:space="0" w:color="000000"/>
-                <w:left w:val="none" w:sz="0" w:space="0" w:color="000000"/>
-                <w:right w:val="none" w:sz="0" w:space="0" w:color="000000"/>
-              </w:pBdr>
-              <w:spacing w:after="100" w:before="100" w:line="240"/>
-              <w:ind w:left="100" w:right="100" w:firstLine="0" w:firstLineChars="0"/>
-              <w:rPr>
-                <w:rFonts w:ascii="Times New Roman" w:hAnsi="Times New Roman" w:eastAsia="Times New Roman" w:cs="Times New Roman"/>
-                <w:i w:val="false"/>
-                <w:b w:val="false"/>
-                <w:u w:val="none"/>
-                <w:strike w:val="false"/>
-                <w:sz w:val="18"/>
-                <w:szCs w:val="18"/>
-                <w:color w:val="000000"/>
-              </w:rPr>
-            </w:pPr>
-            <w:r>
-              <w:rPr>
-                <w:rFonts w:ascii="Times New Roman" w:hAnsi="Times New Roman" w:eastAsia="Times New Roman" w:cs="Times New Roman"/>
-                <w:i w:val="false"/>
-                <w:b w:val="false"/>
-                <w:u w:val="none"/>
-                <w:strike w:val="false"/>
-                <w:sz w:val="18"/>
-                <w:szCs w:val="18"/>
-                <w:color w:val="000000"/>
-              </w:rPr>
-              <w:t xml:space="preserve">61 (28.9%)</w:t>
+              <w:t xml:space="preserve">128 (29.8%)</w:t>
+            </w:r>
+          </w:p>
+        </w:tc>
+        <w:tc>
+          <w:tcPr>
+            <w:tcBorders>
+              <w:bottom w:val="none" w:sz="0" w:space="0" w:color="000000"/>
+              <w:top w:val="none" w:sz="0" w:space="0" w:color="000000"/>
+              <w:left w:val="none" w:sz="0" w:space="0" w:color="000000"/>
+              <w:right w:val="none" w:sz="0" w:space="0" w:color="000000"/>
+            </w:tcBorders>
+            <w:shd w:val="clear" w:color="auto" w:fill="FFFFFF"/>
+            <w:tcMar>
+              <w:top w:w="0" w:type="dxa"/>
+              <w:bottom w:w="0" w:type="dxa"/>
+              <w:left w:w="0" w:type="dxa"/>
+              <w:right w:w="0" w:type="dxa"/>
+            </w:tcMar>
+            <w:vAlign w:val="top"/>
+          </w:tcPr>
+          <w:p>
+            <w:pPr>
+              <w:pStyle w:val="Normal"/>
+              <w:jc w:val="center"/>
+              <w:pBdr>
+                <w:bottom w:val="none" w:sz="0" w:space="0" w:color="000000"/>
+                <w:top w:val="none" w:sz="0" w:space="0" w:color="000000"/>
+                <w:left w:val="none" w:sz="0" w:space="0" w:color="000000"/>
+                <w:right w:val="none" w:sz="0" w:space="0" w:color="000000"/>
+              </w:pBdr>
+              <w:spacing w:after="100" w:before="100" w:line="240"/>
+              <w:ind w:left="100" w:right="100" w:firstLine="0" w:firstLineChars="0"/>
+              <w:rPr>
+                <w:rFonts w:ascii="Times New Roman" w:hAnsi="Times New Roman" w:eastAsia="Times New Roman" w:cs="Times New Roman"/>
+                <w:i w:val="false"/>
+                <w:b w:val="false"/>
+                <w:u w:val="none"/>
+                <w:strike w:val="false"/>
+                <w:sz w:val="18"/>
+                <w:szCs w:val="18"/>
+                <w:color w:val="000000"/>
+              </w:rPr>
+            </w:pPr>
+            <w:r>
+              <w:rPr>
+                <w:rFonts w:ascii="Times New Roman" w:hAnsi="Times New Roman" w:eastAsia="Times New Roman" w:cs="Times New Roman"/>
+                <w:i w:val="false"/>
+                <w:b w:val="false"/>
+                <w:u w:val="none"/>
+                <w:strike w:val="false"/>
+                <w:sz w:val="18"/>
+                <w:szCs w:val="18"/>
+                <w:color w:val="000000"/>
+              </w:rPr>
+              <w:t xml:space="preserve">62 (29.0%)</w:t>
             </w:r>
           </w:p>
         </w:tc>
@@ -3858,62 +3858,62 @@
                 <w:szCs w:val="18"/>
                 <w:color w:val="000000"/>
               </w:rPr>
-              <w:t xml:space="preserve">60 (14.1%)</w:t>
-            </w:r>
-          </w:p>
-        </w:tc>
-        <w:tc>
-          <w:tcPr>
-            <w:tcBorders>
-              <w:bottom w:val="none" w:sz="0" w:space="0" w:color="000000"/>
-              <w:top w:val="none" w:sz="0" w:space="0" w:color="000000"/>
-              <w:left w:val="none" w:sz="0" w:space="0" w:color="000000"/>
-              <w:right w:val="none" w:sz="0" w:space="0" w:color="000000"/>
-            </w:tcBorders>
-            <w:shd w:val="clear" w:color="auto" w:fill="FFFFFF"/>
-            <w:tcMar>
-              <w:top w:w="0" w:type="dxa"/>
-              <w:bottom w:w="0" w:type="dxa"/>
-              <w:left w:w="0" w:type="dxa"/>
-              <w:right w:w="0" w:type="dxa"/>
-            </w:tcMar>
-            <w:vAlign w:val="top"/>
-          </w:tcPr>
-          <w:p>
-            <w:pPr>
-              <w:pStyle w:val="Normal"/>
-              <w:jc w:val="center"/>
-              <w:pBdr>
-                <w:bottom w:val="none" w:sz="0" w:space="0" w:color="000000"/>
-                <w:top w:val="none" w:sz="0" w:space="0" w:color="000000"/>
-                <w:left w:val="none" w:sz="0" w:space="0" w:color="000000"/>
-                <w:right w:val="none" w:sz="0" w:space="0" w:color="000000"/>
-              </w:pBdr>
-              <w:spacing w:after="100" w:before="100" w:line="240"/>
-              <w:ind w:left="100" w:right="100" w:firstLine="0" w:firstLineChars="0"/>
-              <w:rPr>
-                <w:rFonts w:ascii="Times New Roman" w:hAnsi="Times New Roman" w:eastAsia="Times New Roman" w:cs="Times New Roman"/>
-                <w:i w:val="false"/>
-                <w:b w:val="false"/>
-                <w:u w:val="none"/>
-                <w:strike w:val="false"/>
-                <w:sz w:val="18"/>
-                <w:szCs w:val="18"/>
-                <w:color w:val="000000"/>
-              </w:rPr>
-            </w:pPr>
-            <w:r>
-              <w:rPr>
-                <w:rFonts w:ascii="Times New Roman" w:hAnsi="Times New Roman" w:eastAsia="Times New Roman" w:cs="Times New Roman"/>
-                <w:i w:val="false"/>
-                <w:b w:val="false"/>
-                <w:u w:val="none"/>
-                <w:strike w:val="false"/>
-                <w:sz w:val="18"/>
-                <w:szCs w:val="18"/>
-                <w:color w:val="000000"/>
-              </w:rPr>
-              <w:t xml:space="preserve">29 (13.7%)</w:t>
+              <w:t xml:space="preserve">60 (14.0%)</w:t>
+            </w:r>
+          </w:p>
+        </w:tc>
+        <w:tc>
+          <w:tcPr>
+            <w:tcBorders>
+              <w:bottom w:val="none" w:sz="0" w:space="0" w:color="000000"/>
+              <w:top w:val="none" w:sz="0" w:space="0" w:color="000000"/>
+              <w:left w:val="none" w:sz="0" w:space="0" w:color="000000"/>
+              <w:right w:val="none" w:sz="0" w:space="0" w:color="000000"/>
+            </w:tcBorders>
+            <w:shd w:val="clear" w:color="auto" w:fill="FFFFFF"/>
+            <w:tcMar>
+              <w:top w:w="0" w:type="dxa"/>
+              <w:bottom w:w="0" w:type="dxa"/>
+              <w:left w:w="0" w:type="dxa"/>
+              <w:right w:w="0" w:type="dxa"/>
+            </w:tcMar>
+            <w:vAlign w:val="top"/>
+          </w:tcPr>
+          <w:p>
+            <w:pPr>
+              <w:pStyle w:val="Normal"/>
+              <w:jc w:val="center"/>
+              <w:pBdr>
+                <w:bottom w:val="none" w:sz="0" w:space="0" w:color="000000"/>
+                <w:top w:val="none" w:sz="0" w:space="0" w:color="000000"/>
+                <w:left w:val="none" w:sz="0" w:space="0" w:color="000000"/>
+                <w:right w:val="none" w:sz="0" w:space="0" w:color="000000"/>
+              </w:pBdr>
+              <w:spacing w:after="100" w:before="100" w:line="240"/>
+              <w:ind w:left="100" w:right="100" w:firstLine="0" w:firstLineChars="0"/>
+              <w:rPr>
+                <w:rFonts w:ascii="Times New Roman" w:hAnsi="Times New Roman" w:eastAsia="Times New Roman" w:cs="Times New Roman"/>
+                <w:i w:val="false"/>
+                <w:b w:val="false"/>
+                <w:u w:val="none"/>
+                <w:strike w:val="false"/>
+                <w:sz w:val="18"/>
+                <w:szCs w:val="18"/>
+                <w:color w:val="000000"/>
+              </w:rPr>
+            </w:pPr>
+            <w:r>
+              <w:rPr>
+                <w:rFonts w:ascii="Times New Roman" w:hAnsi="Times New Roman" w:eastAsia="Times New Roman" w:cs="Times New Roman"/>
+                <w:i w:val="false"/>
+                <w:b w:val="false"/>
+                <w:u w:val="none"/>
+                <w:strike w:val="false"/>
+                <w:sz w:val="18"/>
+                <w:szCs w:val="18"/>
+                <w:color w:val="000000"/>
+              </w:rPr>
+              <w:t xml:space="preserve">29 (13.6%)</w:t>
             </w:r>
           </w:p>
         </w:tc>
@@ -4583,7 +4583,7 @@
                 <w:szCs w:val="18"/>
                 <w:color w:val="000000"/>
               </w:rPr>
-              <w:t xml:space="preserve">0.793</w:t>
+              <w:t xml:space="preserve">0.795</w:t>
             </w:r>
           </w:p>
         </w:tc>
@@ -4698,7 +4698,7 @@
                 <w:szCs w:val="18"/>
                 <w:color w:val="000000"/>
               </w:rPr>
-              <w:t xml:space="preserve">12 (2.8%)</w:t>
+              <w:t xml:space="preserve">12 (2.7%)</w:t>
             </w:r>
           </w:p>
         </w:tc>
@@ -4978,62 +4978,62 @@
                 <w:szCs w:val="18"/>
                 <w:color w:val="000000"/>
               </w:rPr>
-              <w:t xml:space="preserve">74 (17.0%)</w:t>
-            </w:r>
-          </w:p>
-        </w:tc>
-        <w:tc>
-          <w:tcPr>
-            <w:tcBorders>
-              <w:bottom w:val="none" w:sz="0" w:space="0" w:color="000000"/>
-              <w:top w:val="none" w:sz="0" w:space="0" w:color="000000"/>
-              <w:left w:val="none" w:sz="0" w:space="0" w:color="000000"/>
-              <w:right w:val="none" w:sz="0" w:space="0" w:color="000000"/>
-            </w:tcBorders>
-            <w:shd w:val="clear" w:color="auto" w:fill="FFFFFF"/>
-            <w:tcMar>
-              <w:top w:w="0" w:type="dxa"/>
-              <w:bottom w:w="0" w:type="dxa"/>
-              <w:left w:w="0" w:type="dxa"/>
-              <w:right w:w="0" w:type="dxa"/>
-            </w:tcMar>
-            <w:vAlign w:val="top"/>
-          </w:tcPr>
-          <w:p>
-            <w:pPr>
-              <w:pStyle w:val="Normal"/>
-              <w:jc w:val="center"/>
-              <w:pBdr>
-                <w:bottom w:val="none" w:sz="0" w:space="0" w:color="000000"/>
-                <w:top w:val="none" w:sz="0" w:space="0" w:color="000000"/>
-                <w:left w:val="none" w:sz="0" w:space="0" w:color="000000"/>
-                <w:right w:val="none" w:sz="0" w:space="0" w:color="000000"/>
-              </w:pBdr>
-              <w:spacing w:after="100" w:before="100" w:line="240"/>
-              <w:ind w:left="100" w:right="100" w:firstLine="0" w:firstLineChars="0"/>
-              <w:rPr>
-                <w:rFonts w:ascii="Times New Roman" w:hAnsi="Times New Roman" w:eastAsia="Times New Roman" w:cs="Times New Roman"/>
-                <w:i w:val="false"/>
-                <w:b w:val="false"/>
-                <w:u w:val="none"/>
-                <w:strike w:val="false"/>
-                <w:sz w:val="18"/>
-                <w:szCs w:val="18"/>
-                <w:color w:val="000000"/>
-              </w:rPr>
-            </w:pPr>
-            <w:r>
-              <w:rPr>
-                <w:rFonts w:ascii="Times New Roman" w:hAnsi="Times New Roman" w:eastAsia="Times New Roman" w:cs="Times New Roman"/>
-                <w:i w:val="false"/>
-                <w:b w:val="false"/>
-                <w:u w:val="none"/>
-                <w:strike w:val="false"/>
-                <w:sz w:val="18"/>
-                <w:szCs w:val="18"/>
-                <w:color w:val="000000"/>
-              </w:rPr>
-              <w:t xml:space="preserve">35 (16.2%)</w:t>
+              <w:t xml:space="preserve">75 (17.1%)</w:t>
+            </w:r>
+          </w:p>
+        </w:tc>
+        <w:tc>
+          <w:tcPr>
+            <w:tcBorders>
+              <w:bottom w:val="none" w:sz="0" w:space="0" w:color="000000"/>
+              <w:top w:val="none" w:sz="0" w:space="0" w:color="000000"/>
+              <w:left w:val="none" w:sz="0" w:space="0" w:color="000000"/>
+              <w:right w:val="none" w:sz="0" w:space="0" w:color="000000"/>
+            </w:tcBorders>
+            <w:shd w:val="clear" w:color="auto" w:fill="FFFFFF"/>
+            <w:tcMar>
+              <w:top w:w="0" w:type="dxa"/>
+              <w:bottom w:w="0" w:type="dxa"/>
+              <w:left w:w="0" w:type="dxa"/>
+              <w:right w:w="0" w:type="dxa"/>
+            </w:tcMar>
+            <w:vAlign w:val="top"/>
+          </w:tcPr>
+          <w:p>
+            <w:pPr>
+              <w:pStyle w:val="Normal"/>
+              <w:jc w:val="center"/>
+              <w:pBdr>
+                <w:bottom w:val="none" w:sz="0" w:space="0" w:color="000000"/>
+                <w:top w:val="none" w:sz="0" w:space="0" w:color="000000"/>
+                <w:left w:val="none" w:sz="0" w:space="0" w:color="000000"/>
+                <w:right w:val="none" w:sz="0" w:space="0" w:color="000000"/>
+              </w:pBdr>
+              <w:spacing w:after="100" w:before="100" w:line="240"/>
+              <w:ind w:left="100" w:right="100" w:firstLine="0" w:firstLineChars="0"/>
+              <w:rPr>
+                <w:rFonts w:ascii="Times New Roman" w:hAnsi="Times New Roman" w:eastAsia="Times New Roman" w:cs="Times New Roman"/>
+                <w:i w:val="false"/>
+                <w:b w:val="false"/>
+                <w:u w:val="none"/>
+                <w:strike w:val="false"/>
+                <w:sz w:val="18"/>
+                <w:szCs w:val="18"/>
+                <w:color w:val="000000"/>
+              </w:rPr>
+            </w:pPr>
+            <w:r>
+              <w:rPr>
+                <w:rFonts w:ascii="Times New Roman" w:hAnsi="Times New Roman" w:eastAsia="Times New Roman" w:cs="Times New Roman"/>
+                <w:i w:val="false"/>
+                <w:b w:val="false"/>
+                <w:u w:val="none"/>
+                <w:strike w:val="false"/>
+                <w:sz w:val="18"/>
+                <w:szCs w:val="18"/>
+                <w:color w:val="000000"/>
+              </w:rPr>
+              <w:t xml:space="preserve">36 (16.4%)</w:t>
             </w:r>
           </w:p>
         </w:tc>
@@ -5258,62 +5258,62 @@
                 <w:szCs w:val="18"/>
                 <w:color w:val="000000"/>
               </w:rPr>
-              <w:t xml:space="preserve">299 (68.6%)</w:t>
-            </w:r>
-          </w:p>
-        </w:tc>
-        <w:tc>
-          <w:tcPr>
-            <w:tcBorders>
-              <w:bottom w:val="none" w:sz="0" w:space="0" w:color="000000"/>
-              <w:top w:val="none" w:sz="0" w:space="0" w:color="000000"/>
-              <w:left w:val="none" w:sz="0" w:space="0" w:color="000000"/>
-              <w:right w:val="none" w:sz="0" w:space="0" w:color="000000"/>
-            </w:tcBorders>
-            <w:shd w:val="clear" w:color="auto" w:fill="FFFFFF"/>
-            <w:tcMar>
-              <w:top w:w="0" w:type="dxa"/>
-              <w:bottom w:w="0" w:type="dxa"/>
-              <w:left w:w="0" w:type="dxa"/>
-              <w:right w:w="0" w:type="dxa"/>
-            </w:tcMar>
-            <w:vAlign w:val="top"/>
-          </w:tcPr>
-          <w:p>
-            <w:pPr>
-              <w:pStyle w:val="Normal"/>
-              <w:jc w:val="center"/>
-              <w:pBdr>
-                <w:bottom w:val="none" w:sz="0" w:space="0" w:color="000000"/>
-                <w:top w:val="none" w:sz="0" w:space="0" w:color="000000"/>
-                <w:left w:val="none" w:sz="0" w:space="0" w:color="000000"/>
-                <w:right w:val="none" w:sz="0" w:space="0" w:color="000000"/>
-              </w:pBdr>
-              <w:spacing w:after="100" w:before="100" w:line="240"/>
-              <w:ind w:left="100" w:right="100" w:firstLine="0" w:firstLineChars="0"/>
-              <w:rPr>
-                <w:rFonts w:ascii="Times New Roman" w:hAnsi="Times New Roman" w:eastAsia="Times New Roman" w:cs="Times New Roman"/>
-                <w:i w:val="false"/>
-                <w:b w:val="false"/>
-                <w:u w:val="none"/>
-                <w:strike w:val="false"/>
-                <w:sz w:val="18"/>
-                <w:szCs w:val="18"/>
-                <w:color w:val="000000"/>
-              </w:rPr>
-            </w:pPr>
-            <w:r>
-              <w:rPr>
-                <w:rFonts w:ascii="Times New Roman" w:hAnsi="Times New Roman" w:eastAsia="Times New Roman" w:cs="Times New Roman"/>
-                <w:i w:val="false"/>
-                <w:b w:val="false"/>
-                <w:u w:val="none"/>
-                <w:strike w:val="false"/>
-                <w:sz w:val="18"/>
-                <w:szCs w:val="18"/>
-                <w:color w:val="000000"/>
-              </w:rPr>
-              <w:t xml:space="preserve">151 (69.9%)</w:t>
+              <w:t xml:space="preserve">301 (68.6%)</w:t>
+            </w:r>
+          </w:p>
+        </w:tc>
+        <w:tc>
+          <w:tcPr>
+            <w:tcBorders>
+              <w:bottom w:val="none" w:sz="0" w:space="0" w:color="000000"/>
+              <w:top w:val="none" w:sz="0" w:space="0" w:color="000000"/>
+              <w:left w:val="none" w:sz="0" w:space="0" w:color="000000"/>
+              <w:right w:val="none" w:sz="0" w:space="0" w:color="000000"/>
+            </w:tcBorders>
+            <w:shd w:val="clear" w:color="auto" w:fill="FFFFFF"/>
+            <w:tcMar>
+              <w:top w:w="0" w:type="dxa"/>
+              <w:bottom w:w="0" w:type="dxa"/>
+              <w:left w:w="0" w:type="dxa"/>
+              <w:right w:w="0" w:type="dxa"/>
+            </w:tcMar>
+            <w:vAlign w:val="top"/>
+          </w:tcPr>
+          <w:p>
+            <w:pPr>
+              <w:pStyle w:val="Normal"/>
+              <w:jc w:val="center"/>
+              <w:pBdr>
+                <w:bottom w:val="none" w:sz="0" w:space="0" w:color="000000"/>
+                <w:top w:val="none" w:sz="0" w:space="0" w:color="000000"/>
+                <w:left w:val="none" w:sz="0" w:space="0" w:color="000000"/>
+                <w:right w:val="none" w:sz="0" w:space="0" w:color="000000"/>
+              </w:pBdr>
+              <w:spacing w:after="100" w:before="100" w:line="240"/>
+              <w:ind w:left="100" w:right="100" w:firstLine="0" w:firstLineChars="0"/>
+              <w:rPr>
+                <w:rFonts w:ascii="Times New Roman" w:hAnsi="Times New Roman" w:eastAsia="Times New Roman" w:cs="Times New Roman"/>
+                <w:i w:val="false"/>
+                <w:b w:val="false"/>
+                <w:u w:val="none"/>
+                <w:strike w:val="false"/>
+                <w:sz w:val="18"/>
+                <w:szCs w:val="18"/>
+                <w:color w:val="000000"/>
+              </w:rPr>
+            </w:pPr>
+            <w:r>
+              <w:rPr>
+                <w:rFonts w:ascii="Times New Roman" w:hAnsi="Times New Roman" w:eastAsia="Times New Roman" w:cs="Times New Roman"/>
+                <w:i w:val="false"/>
+                <w:b w:val="false"/>
+                <w:u w:val="none"/>
+                <w:strike w:val="false"/>
+                <w:sz w:val="18"/>
+                <w:szCs w:val="18"/>
+                <w:color w:val="000000"/>
+              </w:rPr>
+              <w:t xml:space="preserve">153 (69.9%)</w:t>
             </w:r>
           </w:p>
         </w:tc>
@@ -5538,62 +5538,62 @@
                 <w:szCs w:val="18"/>
                 <w:color w:val="000000"/>
               </w:rPr>
-              <w:t xml:space="preserve">51 (11.7%)</w:t>
-            </w:r>
-          </w:p>
-        </w:tc>
-        <w:tc>
-          <w:tcPr>
-            <w:tcBorders>
-              <w:bottom w:val="none" w:sz="0" w:space="0" w:color="000000"/>
-              <w:top w:val="none" w:sz="0" w:space="0" w:color="000000"/>
-              <w:left w:val="none" w:sz="0" w:space="0" w:color="000000"/>
-              <w:right w:val="none" w:sz="0" w:space="0" w:color="000000"/>
-            </w:tcBorders>
-            <w:shd w:val="clear" w:color="auto" w:fill="FFFFFF"/>
-            <w:tcMar>
-              <w:top w:w="0" w:type="dxa"/>
-              <w:bottom w:w="0" w:type="dxa"/>
-              <w:left w:w="0" w:type="dxa"/>
-              <w:right w:w="0" w:type="dxa"/>
-            </w:tcMar>
-            <w:vAlign w:val="top"/>
-          </w:tcPr>
-          <w:p>
-            <w:pPr>
-              <w:pStyle w:val="Normal"/>
-              <w:jc w:val="center"/>
-              <w:pBdr>
-                <w:bottom w:val="none" w:sz="0" w:space="0" w:color="000000"/>
-                <w:top w:val="none" w:sz="0" w:space="0" w:color="000000"/>
-                <w:left w:val="none" w:sz="0" w:space="0" w:color="000000"/>
-                <w:right w:val="none" w:sz="0" w:space="0" w:color="000000"/>
-              </w:pBdr>
-              <w:spacing w:after="100" w:before="100" w:line="240"/>
-              <w:ind w:left="100" w:right="100" w:firstLine="0" w:firstLineChars="0"/>
-              <w:rPr>
-                <w:rFonts w:ascii="Times New Roman" w:hAnsi="Times New Roman" w:eastAsia="Times New Roman" w:cs="Times New Roman"/>
-                <w:i w:val="false"/>
-                <w:b w:val="false"/>
-                <w:u w:val="none"/>
-                <w:strike w:val="false"/>
-                <w:sz w:val="18"/>
-                <w:szCs w:val="18"/>
-                <w:color w:val="000000"/>
-              </w:rPr>
-            </w:pPr>
-            <w:r>
-              <w:rPr>
-                <w:rFonts w:ascii="Times New Roman" w:hAnsi="Times New Roman" w:eastAsia="Times New Roman" w:cs="Times New Roman"/>
-                <w:i w:val="false"/>
-                <w:b w:val="false"/>
-                <w:u w:val="none"/>
-                <w:strike w:val="false"/>
-                <w:sz w:val="18"/>
-                <w:szCs w:val="18"/>
-                <w:color w:val="000000"/>
-              </w:rPr>
-              <w:t xml:space="preserve">23 (10.6%)</w:t>
+              <w:t xml:space="preserve">51 (11.6%)</w:t>
+            </w:r>
+          </w:p>
+        </w:tc>
+        <w:tc>
+          <w:tcPr>
+            <w:tcBorders>
+              <w:bottom w:val="none" w:sz="0" w:space="0" w:color="000000"/>
+              <w:top w:val="none" w:sz="0" w:space="0" w:color="000000"/>
+              <w:left w:val="none" w:sz="0" w:space="0" w:color="000000"/>
+              <w:right w:val="none" w:sz="0" w:space="0" w:color="000000"/>
+            </w:tcBorders>
+            <w:shd w:val="clear" w:color="auto" w:fill="FFFFFF"/>
+            <w:tcMar>
+              <w:top w:w="0" w:type="dxa"/>
+              <w:bottom w:w="0" w:type="dxa"/>
+              <w:left w:w="0" w:type="dxa"/>
+              <w:right w:w="0" w:type="dxa"/>
+            </w:tcMar>
+            <w:vAlign w:val="top"/>
+          </w:tcPr>
+          <w:p>
+            <w:pPr>
+              <w:pStyle w:val="Normal"/>
+              <w:jc w:val="center"/>
+              <w:pBdr>
+                <w:bottom w:val="none" w:sz="0" w:space="0" w:color="000000"/>
+                <w:top w:val="none" w:sz="0" w:space="0" w:color="000000"/>
+                <w:left w:val="none" w:sz="0" w:space="0" w:color="000000"/>
+                <w:right w:val="none" w:sz="0" w:space="0" w:color="000000"/>
+              </w:pBdr>
+              <w:spacing w:after="100" w:before="100" w:line="240"/>
+              <w:ind w:left="100" w:right="100" w:firstLine="0" w:firstLineChars="0"/>
+              <w:rPr>
+                <w:rFonts w:ascii="Times New Roman" w:hAnsi="Times New Roman" w:eastAsia="Times New Roman" w:cs="Times New Roman"/>
+                <w:i w:val="false"/>
+                <w:b w:val="false"/>
+                <w:u w:val="none"/>
+                <w:strike w:val="false"/>
+                <w:sz w:val="18"/>
+                <w:szCs w:val="18"/>
+                <w:color w:val="000000"/>
+              </w:rPr>
+            </w:pPr>
+            <w:r>
+              <w:rPr>
+                <w:rFonts w:ascii="Times New Roman" w:hAnsi="Times New Roman" w:eastAsia="Times New Roman" w:cs="Times New Roman"/>
+                <w:i w:val="false"/>
+                <w:b w:val="false"/>
+                <w:u w:val="none"/>
+                <w:strike w:val="false"/>
+                <w:sz w:val="18"/>
+                <w:szCs w:val="18"/>
+                <w:color w:val="000000"/>
+              </w:rPr>
+              <w:t xml:space="preserve">23 (10.5%)</w:t>
             </w:r>
           </w:p>
         </w:tc>
@@ -5983,7 +5983,7 @@
                 <w:szCs w:val="18"/>
                 <w:color w:val="000000"/>
               </w:rPr>
-              <w:t xml:space="preserve">0.497</w:t>
+              <w:t xml:space="preserve">0.447</w:t>
             </w:r>
           </w:p>
         </w:tc>
@@ -6098,62 +6098,62 @@
                 <w:szCs w:val="18"/>
                 <w:color w:val="000000"/>
               </w:rPr>
-              <w:t xml:space="preserve">256 (58.7%)</w:t>
-            </w:r>
-          </w:p>
-        </w:tc>
-        <w:tc>
-          <w:tcPr>
-            <w:tcBorders>
-              <w:bottom w:val="none" w:sz="0" w:space="0" w:color="000000"/>
-              <w:top w:val="none" w:sz="0" w:space="0" w:color="000000"/>
-              <w:left w:val="none" w:sz="0" w:space="0" w:color="000000"/>
-              <w:right w:val="none" w:sz="0" w:space="0" w:color="000000"/>
-            </w:tcBorders>
-            <w:shd w:val="clear" w:color="auto" w:fill="FFFFFF"/>
-            <w:tcMar>
-              <w:top w:w="0" w:type="dxa"/>
-              <w:bottom w:w="0" w:type="dxa"/>
-              <w:left w:w="0" w:type="dxa"/>
-              <w:right w:w="0" w:type="dxa"/>
-            </w:tcMar>
-            <w:vAlign w:val="top"/>
-          </w:tcPr>
-          <w:p>
-            <w:pPr>
-              <w:pStyle w:val="Normal"/>
-              <w:jc w:val="center"/>
-              <w:pBdr>
-                <w:bottom w:val="none" w:sz="0" w:space="0" w:color="000000"/>
-                <w:top w:val="none" w:sz="0" w:space="0" w:color="000000"/>
-                <w:left w:val="none" w:sz="0" w:space="0" w:color="000000"/>
-                <w:right w:val="none" w:sz="0" w:space="0" w:color="000000"/>
-              </w:pBdr>
-              <w:spacing w:after="100" w:before="100" w:line="240"/>
-              <w:ind w:left="100" w:right="100" w:firstLine="0" w:firstLineChars="0"/>
-              <w:rPr>
-                <w:rFonts w:ascii="Times New Roman" w:hAnsi="Times New Roman" w:eastAsia="Times New Roman" w:cs="Times New Roman"/>
-                <w:i w:val="false"/>
-                <w:b w:val="false"/>
-                <w:u w:val="none"/>
-                <w:strike w:val="false"/>
-                <w:sz w:val="18"/>
-                <w:szCs w:val="18"/>
-                <w:color w:val="000000"/>
-              </w:rPr>
-            </w:pPr>
-            <w:r>
-              <w:rPr>
-                <w:rFonts w:ascii="Times New Roman" w:hAnsi="Times New Roman" w:eastAsia="Times New Roman" w:cs="Times New Roman"/>
-                <w:i w:val="false"/>
-                <w:b w:val="false"/>
-                <w:u w:val="none"/>
-                <w:strike w:val="false"/>
-                <w:sz w:val="18"/>
-                <w:szCs w:val="18"/>
-                <w:color w:val="000000"/>
-              </w:rPr>
-              <w:t xml:space="preserve">128 (59.3%)</w:t>
+              <w:t xml:space="preserve">258 (58.8%)</w:t>
+            </w:r>
+          </w:p>
+        </w:tc>
+        <w:tc>
+          <w:tcPr>
+            <w:tcBorders>
+              <w:bottom w:val="none" w:sz="0" w:space="0" w:color="000000"/>
+              <w:top w:val="none" w:sz="0" w:space="0" w:color="000000"/>
+              <w:left w:val="none" w:sz="0" w:space="0" w:color="000000"/>
+              <w:right w:val="none" w:sz="0" w:space="0" w:color="000000"/>
+            </w:tcBorders>
+            <w:shd w:val="clear" w:color="auto" w:fill="FFFFFF"/>
+            <w:tcMar>
+              <w:top w:w="0" w:type="dxa"/>
+              <w:bottom w:w="0" w:type="dxa"/>
+              <w:left w:w="0" w:type="dxa"/>
+              <w:right w:w="0" w:type="dxa"/>
+            </w:tcMar>
+            <w:vAlign w:val="top"/>
+          </w:tcPr>
+          <w:p>
+            <w:pPr>
+              <w:pStyle w:val="Normal"/>
+              <w:jc w:val="center"/>
+              <w:pBdr>
+                <w:bottom w:val="none" w:sz="0" w:space="0" w:color="000000"/>
+                <w:top w:val="none" w:sz="0" w:space="0" w:color="000000"/>
+                <w:left w:val="none" w:sz="0" w:space="0" w:color="000000"/>
+                <w:right w:val="none" w:sz="0" w:space="0" w:color="000000"/>
+              </w:pBdr>
+              <w:spacing w:after="100" w:before="100" w:line="240"/>
+              <w:ind w:left="100" w:right="100" w:firstLine="0" w:firstLineChars="0"/>
+              <w:rPr>
+                <w:rFonts w:ascii="Times New Roman" w:hAnsi="Times New Roman" w:eastAsia="Times New Roman" w:cs="Times New Roman"/>
+                <w:i w:val="false"/>
+                <w:b w:val="false"/>
+                <w:u w:val="none"/>
+                <w:strike w:val="false"/>
+                <w:sz w:val="18"/>
+                <w:szCs w:val="18"/>
+                <w:color w:val="000000"/>
+              </w:rPr>
+            </w:pPr>
+            <w:r>
+              <w:rPr>
+                <w:rFonts w:ascii="Times New Roman" w:hAnsi="Times New Roman" w:eastAsia="Times New Roman" w:cs="Times New Roman"/>
+                <w:i w:val="false"/>
+                <w:b w:val="false"/>
+                <w:u w:val="none"/>
+                <w:strike w:val="false"/>
+                <w:sz w:val="18"/>
+                <w:szCs w:val="18"/>
+                <w:color w:val="000000"/>
+              </w:rPr>
+              <w:t xml:space="preserve">130 (59.4%)</w:t>
             </w:r>
           </w:p>
         </w:tc>
@@ -6378,62 +6378,62 @@
                 <w:szCs w:val="18"/>
                 <w:color w:val="000000"/>
               </w:rPr>
-              <w:t xml:space="preserve">104 (23.9%)</w:t>
-            </w:r>
-          </w:p>
-        </w:tc>
-        <w:tc>
-          <w:tcPr>
-            <w:tcBorders>
-              <w:bottom w:val="none" w:sz="0" w:space="0" w:color="000000"/>
-              <w:top w:val="none" w:sz="0" w:space="0" w:color="000000"/>
-              <w:left w:val="none" w:sz="0" w:space="0" w:color="000000"/>
-              <w:right w:val="none" w:sz="0" w:space="0" w:color="000000"/>
-            </w:tcBorders>
-            <w:shd w:val="clear" w:color="auto" w:fill="FFFFFF"/>
-            <w:tcMar>
-              <w:top w:w="0" w:type="dxa"/>
-              <w:bottom w:w="0" w:type="dxa"/>
-              <w:left w:w="0" w:type="dxa"/>
-              <w:right w:w="0" w:type="dxa"/>
-            </w:tcMar>
-            <w:vAlign w:val="top"/>
-          </w:tcPr>
-          <w:p>
-            <w:pPr>
-              <w:pStyle w:val="Normal"/>
-              <w:jc w:val="center"/>
-              <w:pBdr>
-                <w:bottom w:val="none" w:sz="0" w:space="0" w:color="000000"/>
-                <w:top w:val="none" w:sz="0" w:space="0" w:color="000000"/>
-                <w:left w:val="none" w:sz="0" w:space="0" w:color="000000"/>
-                <w:right w:val="none" w:sz="0" w:space="0" w:color="000000"/>
-              </w:pBdr>
-              <w:spacing w:after="100" w:before="100" w:line="240"/>
-              <w:ind w:left="100" w:right="100" w:firstLine="0" w:firstLineChars="0"/>
-              <w:rPr>
-                <w:rFonts w:ascii="Times New Roman" w:hAnsi="Times New Roman" w:eastAsia="Times New Roman" w:cs="Times New Roman"/>
-                <w:i w:val="false"/>
-                <w:b w:val="false"/>
-                <w:u w:val="none"/>
-                <w:strike w:val="false"/>
-                <w:sz w:val="18"/>
-                <w:szCs w:val="18"/>
-                <w:color w:val="000000"/>
-              </w:rPr>
-            </w:pPr>
-            <w:r>
-              <w:rPr>
-                <w:rFonts w:ascii="Times New Roman" w:hAnsi="Times New Roman" w:eastAsia="Times New Roman" w:cs="Times New Roman"/>
-                <w:i w:val="false"/>
-                <w:b w:val="false"/>
-                <w:u w:val="none"/>
-                <w:strike w:val="false"/>
-                <w:sz w:val="18"/>
-                <w:szCs w:val="18"/>
-                <w:color w:val="000000"/>
-              </w:rPr>
-              <w:t xml:space="preserve">47 (21.8%)</w:t>
+              <w:t xml:space="preserve">104 (23.7%)</w:t>
+            </w:r>
+          </w:p>
+        </w:tc>
+        <w:tc>
+          <w:tcPr>
+            <w:tcBorders>
+              <w:bottom w:val="none" w:sz="0" w:space="0" w:color="000000"/>
+              <w:top w:val="none" w:sz="0" w:space="0" w:color="000000"/>
+              <w:left w:val="none" w:sz="0" w:space="0" w:color="000000"/>
+              <w:right w:val="none" w:sz="0" w:space="0" w:color="000000"/>
+            </w:tcBorders>
+            <w:shd w:val="clear" w:color="auto" w:fill="FFFFFF"/>
+            <w:tcMar>
+              <w:top w:w="0" w:type="dxa"/>
+              <w:bottom w:w="0" w:type="dxa"/>
+              <w:left w:w="0" w:type="dxa"/>
+              <w:right w:w="0" w:type="dxa"/>
+            </w:tcMar>
+            <w:vAlign w:val="top"/>
+          </w:tcPr>
+          <w:p>
+            <w:pPr>
+              <w:pStyle w:val="Normal"/>
+              <w:jc w:val="center"/>
+              <w:pBdr>
+                <w:bottom w:val="none" w:sz="0" w:space="0" w:color="000000"/>
+                <w:top w:val="none" w:sz="0" w:space="0" w:color="000000"/>
+                <w:left w:val="none" w:sz="0" w:space="0" w:color="000000"/>
+                <w:right w:val="none" w:sz="0" w:space="0" w:color="000000"/>
+              </w:pBdr>
+              <w:spacing w:after="100" w:before="100" w:line="240"/>
+              <w:ind w:left="100" w:right="100" w:firstLine="0" w:firstLineChars="0"/>
+              <w:rPr>
+                <w:rFonts w:ascii="Times New Roman" w:hAnsi="Times New Roman" w:eastAsia="Times New Roman" w:cs="Times New Roman"/>
+                <w:i w:val="false"/>
+                <w:b w:val="false"/>
+                <w:u w:val="none"/>
+                <w:strike w:val="false"/>
+                <w:sz w:val="18"/>
+                <w:szCs w:val="18"/>
+                <w:color w:val="000000"/>
+              </w:rPr>
+            </w:pPr>
+            <w:r>
+              <w:rPr>
+                <w:rFonts w:ascii="Times New Roman" w:hAnsi="Times New Roman" w:eastAsia="Times New Roman" w:cs="Times New Roman"/>
+                <w:i w:val="false"/>
+                <w:b w:val="false"/>
+                <w:u w:val="none"/>
+                <w:strike w:val="false"/>
+                <w:sz w:val="18"/>
+                <w:szCs w:val="18"/>
+                <w:color w:val="000000"/>
+              </w:rPr>
+              <w:t xml:space="preserve">47 (21.5%)</w:t>
             </w:r>
           </w:p>
         </w:tc>
@@ -6658,62 +6658,62 @@
                 <w:szCs w:val="18"/>
                 <w:color w:val="000000"/>
               </w:rPr>
-              <w:t xml:space="preserve">76 (17.4%)</w:t>
-            </w:r>
-          </w:p>
-        </w:tc>
-        <w:tc>
-          <w:tcPr>
-            <w:tcBorders>
-              <w:bottom w:val="none" w:sz="0" w:space="0" w:color="000000"/>
-              <w:top w:val="none" w:sz="0" w:space="0" w:color="000000"/>
-              <w:left w:val="none" w:sz="0" w:space="0" w:color="000000"/>
-              <w:right w:val="none" w:sz="0" w:space="0" w:color="000000"/>
-            </w:tcBorders>
-            <w:shd w:val="clear" w:color="auto" w:fill="FFFFFF"/>
-            <w:tcMar>
-              <w:top w:w="0" w:type="dxa"/>
-              <w:bottom w:w="0" w:type="dxa"/>
-              <w:left w:w="0" w:type="dxa"/>
-              <w:right w:w="0" w:type="dxa"/>
-            </w:tcMar>
-            <w:vAlign w:val="top"/>
-          </w:tcPr>
-          <w:p>
-            <w:pPr>
-              <w:pStyle w:val="Normal"/>
-              <w:jc w:val="center"/>
-              <w:pBdr>
-                <w:bottom w:val="none" w:sz="0" w:space="0" w:color="000000"/>
-                <w:top w:val="none" w:sz="0" w:space="0" w:color="000000"/>
-                <w:left w:val="none" w:sz="0" w:space="0" w:color="000000"/>
-                <w:right w:val="none" w:sz="0" w:space="0" w:color="000000"/>
-              </w:pBdr>
-              <w:spacing w:after="100" w:before="100" w:line="240"/>
-              <w:ind w:left="100" w:right="100" w:firstLine="0" w:firstLineChars="0"/>
-              <w:rPr>
-                <w:rFonts w:ascii="Times New Roman" w:hAnsi="Times New Roman" w:eastAsia="Times New Roman" w:cs="Times New Roman"/>
-                <w:i w:val="false"/>
-                <w:b w:val="false"/>
-                <w:u w:val="none"/>
-                <w:strike w:val="false"/>
-                <w:sz w:val="18"/>
-                <w:szCs w:val="18"/>
-                <w:color w:val="000000"/>
-              </w:rPr>
-            </w:pPr>
-            <w:r>
-              <w:rPr>
-                <w:rFonts w:ascii="Times New Roman" w:hAnsi="Times New Roman" w:eastAsia="Times New Roman" w:cs="Times New Roman"/>
-                <w:i w:val="false"/>
-                <w:b w:val="false"/>
-                <w:u w:val="none"/>
-                <w:strike w:val="false"/>
-                <w:sz w:val="18"/>
-                <w:szCs w:val="18"/>
-                <w:color w:val="000000"/>
-              </w:rPr>
-              <w:t xml:space="preserve">41 (19.0%)</w:t>
+              <w:t xml:space="preserve">77 (17.5%)</w:t>
+            </w:r>
+          </w:p>
+        </w:tc>
+        <w:tc>
+          <w:tcPr>
+            <w:tcBorders>
+              <w:bottom w:val="none" w:sz="0" w:space="0" w:color="000000"/>
+              <w:top w:val="none" w:sz="0" w:space="0" w:color="000000"/>
+              <w:left w:val="none" w:sz="0" w:space="0" w:color="000000"/>
+              <w:right w:val="none" w:sz="0" w:space="0" w:color="000000"/>
+            </w:tcBorders>
+            <w:shd w:val="clear" w:color="auto" w:fill="FFFFFF"/>
+            <w:tcMar>
+              <w:top w:w="0" w:type="dxa"/>
+              <w:bottom w:w="0" w:type="dxa"/>
+              <w:left w:w="0" w:type="dxa"/>
+              <w:right w:w="0" w:type="dxa"/>
+            </w:tcMar>
+            <w:vAlign w:val="top"/>
+          </w:tcPr>
+          <w:p>
+            <w:pPr>
+              <w:pStyle w:val="Normal"/>
+              <w:jc w:val="center"/>
+              <w:pBdr>
+                <w:bottom w:val="none" w:sz="0" w:space="0" w:color="000000"/>
+                <w:top w:val="none" w:sz="0" w:space="0" w:color="000000"/>
+                <w:left w:val="none" w:sz="0" w:space="0" w:color="000000"/>
+                <w:right w:val="none" w:sz="0" w:space="0" w:color="000000"/>
+              </w:pBdr>
+              <w:spacing w:after="100" w:before="100" w:line="240"/>
+              <w:ind w:left="100" w:right="100" w:firstLine="0" w:firstLineChars="0"/>
+              <w:rPr>
+                <w:rFonts w:ascii="Times New Roman" w:hAnsi="Times New Roman" w:eastAsia="Times New Roman" w:cs="Times New Roman"/>
+                <w:i w:val="false"/>
+                <w:b w:val="false"/>
+                <w:u w:val="none"/>
+                <w:strike w:val="false"/>
+                <w:sz w:val="18"/>
+                <w:szCs w:val="18"/>
+                <w:color w:val="000000"/>
+              </w:rPr>
+            </w:pPr>
+            <w:r>
+              <w:rPr>
+                <w:rFonts w:ascii="Times New Roman" w:hAnsi="Times New Roman" w:eastAsia="Times New Roman" w:cs="Times New Roman"/>
+                <w:i w:val="false"/>
+                <w:b w:val="false"/>
+                <w:u w:val="none"/>
+                <w:strike w:val="false"/>
+                <w:sz w:val="18"/>
+                <w:szCs w:val="18"/>
+                <w:color w:val="000000"/>
+              </w:rPr>
+              <w:t xml:space="preserve">42 (19.2%)</w:t>
             </w:r>
           </w:p>
         </w:tc>
@@ -7103,7 +7103,7 @@
                 <w:szCs w:val="18"/>
                 <w:color w:val="000000"/>
               </w:rPr>
-              <w:t xml:space="preserve">0.615</w:t>
+              <w:t xml:space="preserve">0.571</w:t>
             </w:r>
           </w:p>
         </w:tc>
@@ -7218,62 +7218,62 @@
                 <w:szCs w:val="18"/>
                 <w:color w:val="000000"/>
               </w:rPr>
-              <w:t xml:space="preserve">322 (84.3%)</w:t>
-            </w:r>
-          </w:p>
-        </w:tc>
-        <w:tc>
-          <w:tcPr>
-            <w:tcBorders>
-              <w:bottom w:val="none" w:sz="0" w:space="0" w:color="000000"/>
-              <w:top w:val="none" w:sz="0" w:space="0" w:color="000000"/>
-              <w:left w:val="none" w:sz="0" w:space="0" w:color="000000"/>
-              <w:right w:val="none" w:sz="0" w:space="0" w:color="000000"/>
-            </w:tcBorders>
-            <w:shd w:val="clear" w:color="auto" w:fill="FFFFFF"/>
-            <w:tcMar>
-              <w:top w:w="0" w:type="dxa"/>
-              <w:bottom w:w="0" w:type="dxa"/>
-              <w:left w:w="0" w:type="dxa"/>
-              <w:right w:w="0" w:type="dxa"/>
-            </w:tcMar>
-            <w:vAlign w:val="top"/>
-          </w:tcPr>
-          <w:p>
-            <w:pPr>
-              <w:pStyle w:val="Normal"/>
-              <w:jc w:val="center"/>
-              <w:pBdr>
-                <w:bottom w:val="none" w:sz="0" w:space="0" w:color="000000"/>
-                <w:top w:val="none" w:sz="0" w:space="0" w:color="000000"/>
-                <w:left w:val="none" w:sz="0" w:space="0" w:color="000000"/>
-                <w:right w:val="none" w:sz="0" w:space="0" w:color="000000"/>
-              </w:pBdr>
-              <w:spacing w:after="100" w:before="100" w:line="240"/>
-              <w:ind w:left="100" w:right="100" w:firstLine="0" w:firstLineChars="0"/>
-              <w:rPr>
-                <w:rFonts w:ascii="Times New Roman" w:hAnsi="Times New Roman" w:eastAsia="Times New Roman" w:cs="Times New Roman"/>
-                <w:i w:val="false"/>
-                <w:b w:val="false"/>
-                <w:u w:val="none"/>
-                <w:strike w:val="false"/>
-                <w:sz w:val="18"/>
-                <w:szCs w:val="18"/>
-                <w:color w:val="000000"/>
-              </w:rPr>
-            </w:pPr>
-            <w:r>
-              <w:rPr>
-                <w:rFonts w:ascii="Times New Roman" w:hAnsi="Times New Roman" w:eastAsia="Times New Roman" w:cs="Times New Roman"/>
-                <w:i w:val="false"/>
-                <w:b w:val="false"/>
-                <w:u w:val="none"/>
-                <w:strike w:val="false"/>
-                <w:sz w:val="18"/>
-                <w:szCs w:val="18"/>
-                <w:color w:val="000000"/>
-              </w:rPr>
-              <w:t xml:space="preserve">167 (85.2%)</w:t>
+              <w:t xml:space="preserve">325 (84.4%)</w:t>
+            </w:r>
+          </w:p>
+        </w:tc>
+        <w:tc>
+          <w:tcPr>
+            <w:tcBorders>
+              <w:bottom w:val="none" w:sz="0" w:space="0" w:color="000000"/>
+              <w:top w:val="none" w:sz="0" w:space="0" w:color="000000"/>
+              <w:left w:val="none" w:sz="0" w:space="0" w:color="000000"/>
+              <w:right w:val="none" w:sz="0" w:space="0" w:color="000000"/>
+            </w:tcBorders>
+            <w:shd w:val="clear" w:color="auto" w:fill="FFFFFF"/>
+            <w:tcMar>
+              <w:top w:w="0" w:type="dxa"/>
+              <w:bottom w:w="0" w:type="dxa"/>
+              <w:left w:w="0" w:type="dxa"/>
+              <w:right w:w="0" w:type="dxa"/>
+            </w:tcMar>
+            <w:vAlign w:val="top"/>
+          </w:tcPr>
+          <w:p>
+            <w:pPr>
+              <w:pStyle w:val="Normal"/>
+              <w:jc w:val="center"/>
+              <w:pBdr>
+                <w:bottom w:val="none" w:sz="0" w:space="0" w:color="000000"/>
+                <w:top w:val="none" w:sz="0" w:space="0" w:color="000000"/>
+                <w:left w:val="none" w:sz="0" w:space="0" w:color="000000"/>
+                <w:right w:val="none" w:sz="0" w:space="0" w:color="000000"/>
+              </w:pBdr>
+              <w:spacing w:after="100" w:before="100" w:line="240"/>
+              <w:ind w:left="100" w:right="100" w:firstLine="0" w:firstLineChars="0"/>
+              <w:rPr>
+                <w:rFonts w:ascii="Times New Roman" w:hAnsi="Times New Roman" w:eastAsia="Times New Roman" w:cs="Times New Roman"/>
+                <w:i w:val="false"/>
+                <w:b w:val="false"/>
+                <w:u w:val="none"/>
+                <w:strike w:val="false"/>
+                <w:sz w:val="18"/>
+                <w:szCs w:val="18"/>
+                <w:color w:val="000000"/>
+              </w:rPr>
+            </w:pPr>
+            <w:r>
+              <w:rPr>
+                <w:rFonts w:ascii="Times New Roman" w:hAnsi="Times New Roman" w:eastAsia="Times New Roman" w:cs="Times New Roman"/>
+                <w:i w:val="false"/>
+                <w:b w:val="false"/>
+                <w:u w:val="none"/>
+                <w:strike w:val="false"/>
+                <w:sz w:val="18"/>
+                <w:szCs w:val="18"/>
+                <w:color w:val="000000"/>
+              </w:rPr>
+              <w:t xml:space="preserve">170 (85.4%)</w:t>
             </w:r>
           </w:p>
         </w:tc>
@@ -7498,62 +7498,62 @@
                 <w:szCs w:val="18"/>
                 <w:color w:val="000000"/>
               </w:rPr>
-              <w:t xml:space="preserve">60 (15.7%)</w:t>
-            </w:r>
-          </w:p>
-        </w:tc>
-        <w:tc>
-          <w:tcPr>
-            <w:tcBorders>
-              <w:bottom w:val="none" w:sz="0" w:space="0" w:color="000000"/>
-              <w:top w:val="none" w:sz="0" w:space="0" w:color="000000"/>
-              <w:left w:val="none" w:sz="0" w:space="0" w:color="000000"/>
-              <w:right w:val="none" w:sz="0" w:space="0" w:color="000000"/>
-            </w:tcBorders>
-            <w:shd w:val="clear" w:color="auto" w:fill="FFFFFF"/>
-            <w:tcMar>
-              <w:top w:w="0" w:type="dxa"/>
-              <w:bottom w:w="0" w:type="dxa"/>
-              <w:left w:w="0" w:type="dxa"/>
-              <w:right w:w="0" w:type="dxa"/>
-            </w:tcMar>
-            <w:vAlign w:val="top"/>
-          </w:tcPr>
-          <w:p>
-            <w:pPr>
-              <w:pStyle w:val="Normal"/>
-              <w:jc w:val="center"/>
-              <w:pBdr>
-                <w:bottom w:val="none" w:sz="0" w:space="0" w:color="000000"/>
-                <w:top w:val="none" w:sz="0" w:space="0" w:color="000000"/>
-                <w:left w:val="none" w:sz="0" w:space="0" w:color="000000"/>
-                <w:right w:val="none" w:sz="0" w:space="0" w:color="000000"/>
-              </w:pBdr>
-              <w:spacing w:after="100" w:before="100" w:line="240"/>
-              <w:ind w:left="100" w:right="100" w:firstLine="0" w:firstLineChars="0"/>
-              <w:rPr>
-                <w:rFonts w:ascii="Times New Roman" w:hAnsi="Times New Roman" w:eastAsia="Times New Roman" w:cs="Times New Roman"/>
-                <w:i w:val="false"/>
-                <w:b w:val="false"/>
-                <w:u w:val="none"/>
-                <w:strike w:val="false"/>
-                <w:sz w:val="18"/>
-                <w:szCs w:val="18"/>
-                <w:color w:val="000000"/>
-              </w:rPr>
-            </w:pPr>
-            <w:r>
-              <w:rPr>
-                <w:rFonts w:ascii="Times New Roman" w:hAnsi="Times New Roman" w:eastAsia="Times New Roman" w:cs="Times New Roman"/>
-                <w:i w:val="false"/>
-                <w:b w:val="false"/>
-                <w:u w:val="none"/>
-                <w:strike w:val="false"/>
-                <w:sz w:val="18"/>
-                <w:szCs w:val="18"/>
-                <w:color w:val="000000"/>
-              </w:rPr>
-              <w:t xml:space="preserve">29 (14.8%)</w:t>
+              <w:t xml:space="preserve">60 (15.6%)</w:t>
+            </w:r>
+          </w:p>
+        </w:tc>
+        <w:tc>
+          <w:tcPr>
+            <w:tcBorders>
+              <w:bottom w:val="none" w:sz="0" w:space="0" w:color="000000"/>
+              <w:top w:val="none" w:sz="0" w:space="0" w:color="000000"/>
+              <w:left w:val="none" w:sz="0" w:space="0" w:color="000000"/>
+              <w:right w:val="none" w:sz="0" w:space="0" w:color="000000"/>
+            </w:tcBorders>
+            <w:shd w:val="clear" w:color="auto" w:fill="FFFFFF"/>
+            <w:tcMar>
+              <w:top w:w="0" w:type="dxa"/>
+              <w:bottom w:w="0" w:type="dxa"/>
+              <w:left w:w="0" w:type="dxa"/>
+              <w:right w:w="0" w:type="dxa"/>
+            </w:tcMar>
+            <w:vAlign w:val="top"/>
+          </w:tcPr>
+          <w:p>
+            <w:pPr>
+              <w:pStyle w:val="Normal"/>
+              <w:jc w:val="center"/>
+              <w:pBdr>
+                <w:bottom w:val="none" w:sz="0" w:space="0" w:color="000000"/>
+                <w:top w:val="none" w:sz="0" w:space="0" w:color="000000"/>
+                <w:left w:val="none" w:sz="0" w:space="0" w:color="000000"/>
+                <w:right w:val="none" w:sz="0" w:space="0" w:color="000000"/>
+              </w:pBdr>
+              <w:spacing w:after="100" w:before="100" w:line="240"/>
+              <w:ind w:left="100" w:right="100" w:firstLine="0" w:firstLineChars="0"/>
+              <w:rPr>
+                <w:rFonts w:ascii="Times New Roman" w:hAnsi="Times New Roman" w:eastAsia="Times New Roman" w:cs="Times New Roman"/>
+                <w:i w:val="false"/>
+                <w:b w:val="false"/>
+                <w:u w:val="none"/>
+                <w:strike w:val="false"/>
+                <w:sz w:val="18"/>
+                <w:szCs w:val="18"/>
+                <w:color w:val="000000"/>
+              </w:rPr>
+            </w:pPr>
+            <w:r>
+              <w:rPr>
+                <w:rFonts w:ascii="Times New Roman" w:hAnsi="Times New Roman" w:eastAsia="Times New Roman" w:cs="Times New Roman"/>
+                <w:i w:val="false"/>
+                <w:b w:val="false"/>
+                <w:u w:val="none"/>
+                <w:strike w:val="false"/>
+                <w:sz w:val="18"/>
+                <w:szCs w:val="18"/>
+                <w:color w:val="000000"/>
+              </w:rPr>
+              <w:t xml:space="preserve">29 (14.6%)</w:t>
             </w:r>
           </w:p>
         </w:tc>
@@ -8223,7 +8223,7 @@
                 <w:szCs w:val="18"/>
                 <w:color w:val="000000"/>
               </w:rPr>
-              <w:t xml:space="preserve">0.639</w:t>
+              <w:t xml:space="preserve">0.618</w:t>
             </w:r>
           </w:p>
         </w:tc>
@@ -8338,62 +8338,62 @@
                 <w:szCs w:val="18"/>
                 <w:color w:val="000000"/>
               </w:rPr>
-              <w:t xml:space="preserve">240 (56.2%)</w:t>
-            </w:r>
-          </w:p>
-        </w:tc>
-        <w:tc>
-          <w:tcPr>
-            <w:tcBorders>
-              <w:bottom w:val="none" w:sz="0" w:space="0" w:color="000000"/>
-              <w:top w:val="none" w:sz="0" w:space="0" w:color="000000"/>
-              <w:left w:val="none" w:sz="0" w:space="0" w:color="000000"/>
-              <w:right w:val="none" w:sz="0" w:space="0" w:color="000000"/>
-            </w:tcBorders>
-            <w:shd w:val="clear" w:color="auto" w:fill="FFFFFF"/>
-            <w:tcMar>
-              <w:top w:w="0" w:type="dxa"/>
-              <w:bottom w:w="0" w:type="dxa"/>
-              <w:left w:w="0" w:type="dxa"/>
-              <w:right w:w="0" w:type="dxa"/>
-            </w:tcMar>
-            <w:vAlign w:val="top"/>
-          </w:tcPr>
-          <w:p>
-            <w:pPr>
-              <w:pStyle w:val="Normal"/>
-              <w:jc w:val="center"/>
-              <w:pBdr>
-                <w:bottom w:val="none" w:sz="0" w:space="0" w:color="000000"/>
-                <w:top w:val="none" w:sz="0" w:space="0" w:color="000000"/>
-                <w:left w:val="none" w:sz="0" w:space="0" w:color="000000"/>
-                <w:right w:val="none" w:sz="0" w:space="0" w:color="000000"/>
-              </w:pBdr>
-              <w:spacing w:after="100" w:before="100" w:line="240"/>
-              <w:ind w:left="100" w:right="100" w:firstLine="0" w:firstLineChars="0"/>
-              <w:rPr>
-                <w:rFonts w:ascii="Times New Roman" w:hAnsi="Times New Roman" w:eastAsia="Times New Roman" w:cs="Times New Roman"/>
-                <w:i w:val="false"/>
-                <w:b w:val="false"/>
-                <w:u w:val="none"/>
-                <w:strike w:val="false"/>
-                <w:sz w:val="18"/>
-                <w:szCs w:val="18"/>
-                <w:color w:val="000000"/>
-              </w:rPr>
-            </w:pPr>
-            <w:r>
-              <w:rPr>
-                <w:rFonts w:ascii="Times New Roman" w:hAnsi="Times New Roman" w:eastAsia="Times New Roman" w:cs="Times New Roman"/>
-                <w:i w:val="false"/>
-                <w:b w:val="false"/>
-                <w:u w:val="none"/>
-                <w:strike w:val="false"/>
-                <w:sz w:val="18"/>
-                <w:szCs w:val="18"/>
-                <w:color w:val="000000"/>
-              </w:rPr>
-              <w:t xml:space="preserve">121 (57.3%)</w:t>
+              <w:t xml:space="preserve">242 (56.3%)</w:t>
+            </w:r>
+          </w:p>
+        </w:tc>
+        <w:tc>
+          <w:tcPr>
+            <w:tcBorders>
+              <w:bottom w:val="none" w:sz="0" w:space="0" w:color="000000"/>
+              <w:top w:val="none" w:sz="0" w:space="0" w:color="000000"/>
+              <w:left w:val="none" w:sz="0" w:space="0" w:color="000000"/>
+              <w:right w:val="none" w:sz="0" w:space="0" w:color="000000"/>
+            </w:tcBorders>
+            <w:shd w:val="clear" w:color="auto" w:fill="FFFFFF"/>
+            <w:tcMar>
+              <w:top w:w="0" w:type="dxa"/>
+              <w:bottom w:w="0" w:type="dxa"/>
+              <w:left w:w="0" w:type="dxa"/>
+              <w:right w:w="0" w:type="dxa"/>
+            </w:tcMar>
+            <w:vAlign w:val="top"/>
+          </w:tcPr>
+          <w:p>
+            <w:pPr>
+              <w:pStyle w:val="Normal"/>
+              <w:jc w:val="center"/>
+              <w:pBdr>
+                <w:bottom w:val="none" w:sz="0" w:space="0" w:color="000000"/>
+                <w:top w:val="none" w:sz="0" w:space="0" w:color="000000"/>
+                <w:left w:val="none" w:sz="0" w:space="0" w:color="000000"/>
+                <w:right w:val="none" w:sz="0" w:space="0" w:color="000000"/>
+              </w:pBdr>
+              <w:spacing w:after="100" w:before="100" w:line="240"/>
+              <w:ind w:left="100" w:right="100" w:firstLine="0" w:firstLineChars="0"/>
+              <w:rPr>
+                <w:rFonts w:ascii="Times New Roman" w:hAnsi="Times New Roman" w:eastAsia="Times New Roman" w:cs="Times New Roman"/>
+                <w:i w:val="false"/>
+                <w:b w:val="false"/>
+                <w:u w:val="none"/>
+                <w:strike w:val="false"/>
+                <w:sz w:val="18"/>
+                <w:szCs w:val="18"/>
+                <w:color w:val="000000"/>
+              </w:rPr>
+            </w:pPr>
+            <w:r>
+              <w:rPr>
+                <w:rFonts w:ascii="Times New Roman" w:hAnsi="Times New Roman" w:eastAsia="Times New Roman" w:cs="Times New Roman"/>
+                <w:i w:val="false"/>
+                <w:b w:val="false"/>
+                <w:u w:val="none"/>
+                <w:strike w:val="false"/>
+                <w:sz w:val="18"/>
+                <w:szCs w:val="18"/>
+                <w:color w:val="000000"/>
+              </w:rPr>
+              <w:t xml:space="preserve">123 (57.5%)</w:t>
             </w:r>
           </w:p>
         </w:tc>
@@ -8618,62 +8618,62 @@
                 <w:szCs w:val="18"/>
                 <w:color w:val="000000"/>
               </w:rPr>
-              <w:t xml:space="preserve">187 (43.8%)</w:t>
-            </w:r>
-          </w:p>
-        </w:tc>
-        <w:tc>
-          <w:tcPr>
-            <w:tcBorders>
-              <w:bottom w:val="none" w:sz="0" w:space="0" w:color="000000"/>
-              <w:top w:val="none" w:sz="0" w:space="0" w:color="000000"/>
-              <w:left w:val="none" w:sz="0" w:space="0" w:color="000000"/>
-              <w:right w:val="none" w:sz="0" w:space="0" w:color="000000"/>
-            </w:tcBorders>
-            <w:shd w:val="clear" w:color="auto" w:fill="FFFFFF"/>
-            <w:tcMar>
-              <w:top w:w="0" w:type="dxa"/>
-              <w:bottom w:w="0" w:type="dxa"/>
-              <w:left w:w="0" w:type="dxa"/>
-              <w:right w:w="0" w:type="dxa"/>
-            </w:tcMar>
-            <w:vAlign w:val="top"/>
-          </w:tcPr>
-          <w:p>
-            <w:pPr>
-              <w:pStyle w:val="Normal"/>
-              <w:jc w:val="center"/>
-              <w:pBdr>
-                <w:bottom w:val="none" w:sz="0" w:space="0" w:color="000000"/>
-                <w:top w:val="none" w:sz="0" w:space="0" w:color="000000"/>
-                <w:left w:val="none" w:sz="0" w:space="0" w:color="000000"/>
-                <w:right w:val="none" w:sz="0" w:space="0" w:color="000000"/>
-              </w:pBdr>
-              <w:spacing w:after="100" w:before="100" w:line="240"/>
-              <w:ind w:left="100" w:right="100" w:firstLine="0" w:firstLineChars="0"/>
-              <w:rPr>
-                <w:rFonts w:ascii="Times New Roman" w:hAnsi="Times New Roman" w:eastAsia="Times New Roman" w:cs="Times New Roman"/>
-                <w:i w:val="false"/>
-                <w:b w:val="false"/>
-                <w:u w:val="none"/>
-                <w:strike w:val="false"/>
-                <w:sz w:val="18"/>
-                <w:szCs w:val="18"/>
-                <w:color w:val="000000"/>
-              </w:rPr>
-            </w:pPr>
-            <w:r>
-              <w:rPr>
-                <w:rFonts w:ascii="Times New Roman" w:hAnsi="Times New Roman" w:eastAsia="Times New Roman" w:cs="Times New Roman"/>
-                <w:i w:val="false"/>
-                <w:b w:val="false"/>
-                <w:u w:val="none"/>
-                <w:strike w:val="false"/>
-                <w:sz w:val="18"/>
-                <w:szCs w:val="18"/>
-                <w:color w:val="000000"/>
-              </w:rPr>
-              <w:t xml:space="preserve">90 (42.7%)</w:t>
+              <w:t xml:space="preserve">188 (43.7%)</w:t>
+            </w:r>
+          </w:p>
+        </w:tc>
+        <w:tc>
+          <w:tcPr>
+            <w:tcBorders>
+              <w:bottom w:val="none" w:sz="0" w:space="0" w:color="000000"/>
+              <w:top w:val="none" w:sz="0" w:space="0" w:color="000000"/>
+              <w:left w:val="none" w:sz="0" w:space="0" w:color="000000"/>
+              <w:right w:val="none" w:sz="0" w:space="0" w:color="000000"/>
+            </w:tcBorders>
+            <w:shd w:val="clear" w:color="auto" w:fill="FFFFFF"/>
+            <w:tcMar>
+              <w:top w:w="0" w:type="dxa"/>
+              <w:bottom w:w="0" w:type="dxa"/>
+              <w:left w:w="0" w:type="dxa"/>
+              <w:right w:w="0" w:type="dxa"/>
+            </w:tcMar>
+            <w:vAlign w:val="top"/>
+          </w:tcPr>
+          <w:p>
+            <w:pPr>
+              <w:pStyle w:val="Normal"/>
+              <w:jc w:val="center"/>
+              <w:pBdr>
+                <w:bottom w:val="none" w:sz="0" w:space="0" w:color="000000"/>
+                <w:top w:val="none" w:sz="0" w:space="0" w:color="000000"/>
+                <w:left w:val="none" w:sz="0" w:space="0" w:color="000000"/>
+                <w:right w:val="none" w:sz="0" w:space="0" w:color="000000"/>
+              </w:pBdr>
+              <w:spacing w:after="100" w:before="100" w:line="240"/>
+              <w:ind w:left="100" w:right="100" w:firstLine="0" w:firstLineChars="0"/>
+              <w:rPr>
+                <w:rFonts w:ascii="Times New Roman" w:hAnsi="Times New Roman" w:eastAsia="Times New Roman" w:cs="Times New Roman"/>
+                <w:i w:val="false"/>
+                <w:b w:val="false"/>
+                <w:u w:val="none"/>
+                <w:strike w:val="false"/>
+                <w:sz w:val="18"/>
+                <w:szCs w:val="18"/>
+                <w:color w:val="000000"/>
+              </w:rPr>
+            </w:pPr>
+            <w:r>
+              <w:rPr>
+                <w:rFonts w:ascii="Times New Roman" w:hAnsi="Times New Roman" w:eastAsia="Times New Roman" w:cs="Times New Roman"/>
+                <w:i w:val="false"/>
+                <w:b w:val="false"/>
+                <w:u w:val="none"/>
+                <w:strike w:val="false"/>
+                <w:sz w:val="18"/>
+                <w:szCs w:val="18"/>
+                <w:color w:val="000000"/>
+              </w:rPr>
+              <w:t xml:space="preserve">91 (42.5%)</w:t>
             </w:r>
           </w:p>
         </w:tc>
@@ -9343,7 +9343,7 @@
                 <w:szCs w:val="18"/>
                 <w:color w:val="000000"/>
               </w:rPr>
-              <w:t xml:space="preserve">0.362</w:t>
+              <w:t xml:space="preserve">0.414</w:t>
             </w:r>
           </w:p>
         </w:tc>
@@ -9458,62 +9458,62 @@
                 <w:szCs w:val="18"/>
                 <w:color w:val="000000"/>
               </w:rPr>
-              <w:t xml:space="preserve">179 (64.9%)</w:t>
-            </w:r>
-          </w:p>
-        </w:tc>
-        <w:tc>
-          <w:tcPr>
-            <w:tcBorders>
-              <w:bottom w:val="none" w:sz="0" w:space="0" w:color="000000"/>
-              <w:top w:val="none" w:sz="0" w:space="0" w:color="000000"/>
-              <w:left w:val="none" w:sz="0" w:space="0" w:color="000000"/>
-              <w:right w:val="none" w:sz="0" w:space="0" w:color="000000"/>
-            </w:tcBorders>
-            <w:shd w:val="clear" w:color="auto" w:fill="FFFFFF"/>
-            <w:tcMar>
-              <w:top w:w="0" w:type="dxa"/>
-              <w:bottom w:w="0" w:type="dxa"/>
-              <w:left w:w="0" w:type="dxa"/>
-              <w:right w:w="0" w:type="dxa"/>
-            </w:tcMar>
-            <w:vAlign w:val="top"/>
-          </w:tcPr>
-          <w:p>
-            <w:pPr>
-              <w:pStyle w:val="Normal"/>
-              <w:jc w:val="center"/>
-              <w:pBdr>
-                <w:bottom w:val="none" w:sz="0" w:space="0" w:color="000000"/>
-                <w:top w:val="none" w:sz="0" w:space="0" w:color="000000"/>
-                <w:left w:val="none" w:sz="0" w:space="0" w:color="000000"/>
-                <w:right w:val="none" w:sz="0" w:space="0" w:color="000000"/>
-              </w:pBdr>
-              <w:spacing w:after="100" w:before="100" w:line="240"/>
-              <w:ind w:left="100" w:right="100" w:firstLine="0" w:firstLineChars="0"/>
-              <w:rPr>
-                <w:rFonts w:ascii="Times New Roman" w:hAnsi="Times New Roman" w:eastAsia="Times New Roman" w:cs="Times New Roman"/>
-                <w:i w:val="false"/>
-                <w:b w:val="false"/>
-                <w:u w:val="none"/>
-                <w:strike w:val="false"/>
-                <w:sz w:val="18"/>
-                <w:szCs w:val="18"/>
-                <w:color w:val="000000"/>
-              </w:rPr>
-            </w:pPr>
-            <w:r>
-              <w:rPr>
-                <w:rFonts w:ascii="Times New Roman" w:hAnsi="Times New Roman" w:eastAsia="Times New Roman" w:cs="Times New Roman"/>
-                <w:i w:val="false"/>
-                <w:b w:val="false"/>
-                <w:u w:val="none"/>
-                <w:strike w:val="false"/>
-                <w:sz w:val="18"/>
-                <w:szCs w:val="18"/>
-                <w:color w:val="000000"/>
-              </w:rPr>
-              <w:t xml:space="preserve">82 (62.1%)</w:t>
+              <w:t xml:space="preserve">181 (65.1%)</w:t>
+            </w:r>
+          </w:p>
+        </w:tc>
+        <w:tc>
+          <w:tcPr>
+            <w:tcBorders>
+              <w:bottom w:val="none" w:sz="0" w:space="0" w:color="000000"/>
+              <w:top w:val="none" w:sz="0" w:space="0" w:color="000000"/>
+              <w:left w:val="none" w:sz="0" w:space="0" w:color="000000"/>
+              <w:right w:val="none" w:sz="0" w:space="0" w:color="000000"/>
+            </w:tcBorders>
+            <w:shd w:val="clear" w:color="auto" w:fill="FFFFFF"/>
+            <w:tcMar>
+              <w:top w:w="0" w:type="dxa"/>
+              <w:bottom w:w="0" w:type="dxa"/>
+              <w:left w:w="0" w:type="dxa"/>
+              <w:right w:w="0" w:type="dxa"/>
+            </w:tcMar>
+            <w:vAlign w:val="top"/>
+          </w:tcPr>
+          <w:p>
+            <w:pPr>
+              <w:pStyle w:val="Normal"/>
+              <w:jc w:val="center"/>
+              <w:pBdr>
+                <w:bottom w:val="none" w:sz="0" w:space="0" w:color="000000"/>
+                <w:top w:val="none" w:sz="0" w:space="0" w:color="000000"/>
+                <w:left w:val="none" w:sz="0" w:space="0" w:color="000000"/>
+                <w:right w:val="none" w:sz="0" w:space="0" w:color="000000"/>
+              </w:pBdr>
+              <w:spacing w:after="100" w:before="100" w:line="240"/>
+              <w:ind w:left="100" w:right="100" w:firstLine="0" w:firstLineChars="0"/>
+              <w:rPr>
+                <w:rFonts w:ascii="Times New Roman" w:hAnsi="Times New Roman" w:eastAsia="Times New Roman" w:cs="Times New Roman"/>
+                <w:i w:val="false"/>
+                <w:b w:val="false"/>
+                <w:u w:val="none"/>
+                <w:strike w:val="false"/>
+                <w:sz w:val="18"/>
+                <w:szCs w:val="18"/>
+                <w:color w:val="000000"/>
+              </w:rPr>
+            </w:pPr>
+            <w:r>
+              <w:rPr>
+                <w:rFonts w:ascii="Times New Roman" w:hAnsi="Times New Roman" w:eastAsia="Times New Roman" w:cs="Times New Roman"/>
+                <w:i w:val="false"/>
+                <w:b w:val="false"/>
+                <w:u w:val="none"/>
+                <w:strike w:val="false"/>
+                <w:sz w:val="18"/>
+                <w:szCs w:val="18"/>
+                <w:color w:val="000000"/>
+              </w:rPr>
+              <w:t xml:space="preserve">84 (62.7%)</w:t>
             </w:r>
           </w:p>
         </w:tc>
@@ -9738,62 +9738,62 @@
                 <w:szCs w:val="18"/>
                 <w:color w:val="000000"/>
               </w:rPr>
-              <w:t xml:space="preserve">97 (35.1%)</w:t>
-            </w:r>
-          </w:p>
-        </w:tc>
-        <w:tc>
-          <w:tcPr>
-            <w:tcBorders>
-              <w:bottom w:val="none" w:sz="0" w:space="0" w:color="000000"/>
-              <w:top w:val="none" w:sz="0" w:space="0" w:color="000000"/>
-              <w:left w:val="none" w:sz="0" w:space="0" w:color="000000"/>
-              <w:right w:val="none" w:sz="0" w:space="0" w:color="000000"/>
-            </w:tcBorders>
-            <w:shd w:val="clear" w:color="auto" w:fill="FFFFFF"/>
-            <w:tcMar>
-              <w:top w:w="0" w:type="dxa"/>
-              <w:bottom w:w="0" w:type="dxa"/>
-              <w:left w:w="0" w:type="dxa"/>
-              <w:right w:w="0" w:type="dxa"/>
-            </w:tcMar>
-            <w:vAlign w:val="top"/>
-          </w:tcPr>
-          <w:p>
-            <w:pPr>
-              <w:pStyle w:val="Normal"/>
-              <w:jc w:val="center"/>
-              <w:pBdr>
-                <w:bottom w:val="none" w:sz="0" w:space="0" w:color="000000"/>
-                <w:top w:val="none" w:sz="0" w:space="0" w:color="000000"/>
-                <w:left w:val="none" w:sz="0" w:space="0" w:color="000000"/>
-                <w:right w:val="none" w:sz="0" w:space="0" w:color="000000"/>
-              </w:pBdr>
-              <w:spacing w:after="100" w:before="100" w:line="240"/>
-              <w:ind w:left="100" w:right="100" w:firstLine="0" w:firstLineChars="0"/>
-              <w:rPr>
-                <w:rFonts w:ascii="Times New Roman" w:hAnsi="Times New Roman" w:eastAsia="Times New Roman" w:cs="Times New Roman"/>
-                <w:i w:val="false"/>
-                <w:b w:val="false"/>
-                <w:u w:val="none"/>
-                <w:strike w:val="false"/>
-                <w:sz w:val="18"/>
-                <w:szCs w:val="18"/>
-                <w:color w:val="000000"/>
-              </w:rPr>
-            </w:pPr>
-            <w:r>
-              <w:rPr>
-                <w:rFonts w:ascii="Times New Roman" w:hAnsi="Times New Roman" w:eastAsia="Times New Roman" w:cs="Times New Roman"/>
-                <w:i w:val="false"/>
-                <w:b w:val="false"/>
-                <w:u w:val="none"/>
-                <w:strike w:val="false"/>
-                <w:sz w:val="18"/>
-                <w:szCs w:val="18"/>
-                <w:color w:val="000000"/>
-              </w:rPr>
-              <w:t xml:space="preserve">50 (37.9%)</w:t>
+              <w:t xml:space="preserve">97 (34.9%)</w:t>
+            </w:r>
+          </w:p>
+        </w:tc>
+        <w:tc>
+          <w:tcPr>
+            <w:tcBorders>
+              <w:bottom w:val="none" w:sz="0" w:space="0" w:color="000000"/>
+              <w:top w:val="none" w:sz="0" w:space="0" w:color="000000"/>
+              <w:left w:val="none" w:sz="0" w:space="0" w:color="000000"/>
+              <w:right w:val="none" w:sz="0" w:space="0" w:color="000000"/>
+            </w:tcBorders>
+            <w:shd w:val="clear" w:color="auto" w:fill="FFFFFF"/>
+            <w:tcMar>
+              <w:top w:w="0" w:type="dxa"/>
+              <w:bottom w:w="0" w:type="dxa"/>
+              <w:left w:w="0" w:type="dxa"/>
+              <w:right w:w="0" w:type="dxa"/>
+            </w:tcMar>
+            <w:vAlign w:val="top"/>
+          </w:tcPr>
+          <w:p>
+            <w:pPr>
+              <w:pStyle w:val="Normal"/>
+              <w:jc w:val="center"/>
+              <w:pBdr>
+                <w:bottom w:val="none" w:sz="0" w:space="0" w:color="000000"/>
+                <w:top w:val="none" w:sz="0" w:space="0" w:color="000000"/>
+                <w:left w:val="none" w:sz="0" w:space="0" w:color="000000"/>
+                <w:right w:val="none" w:sz="0" w:space="0" w:color="000000"/>
+              </w:pBdr>
+              <w:spacing w:after="100" w:before="100" w:line="240"/>
+              <w:ind w:left="100" w:right="100" w:firstLine="0" w:firstLineChars="0"/>
+              <w:rPr>
+                <w:rFonts w:ascii="Times New Roman" w:hAnsi="Times New Roman" w:eastAsia="Times New Roman" w:cs="Times New Roman"/>
+                <w:i w:val="false"/>
+                <w:b w:val="false"/>
+                <w:u w:val="none"/>
+                <w:strike w:val="false"/>
+                <w:sz w:val="18"/>
+                <w:szCs w:val="18"/>
+                <w:color w:val="000000"/>
+              </w:rPr>
+            </w:pPr>
+            <w:r>
+              <w:rPr>
+                <w:rFonts w:ascii="Times New Roman" w:hAnsi="Times New Roman" w:eastAsia="Times New Roman" w:cs="Times New Roman"/>
+                <w:i w:val="false"/>
+                <w:b w:val="false"/>
+                <w:u w:val="none"/>
+                <w:strike w:val="false"/>
+                <w:sz w:val="18"/>
+                <w:szCs w:val="18"/>
+                <w:color w:val="000000"/>
+              </w:rPr>
+              <w:t xml:space="preserve">50 (37.3%)</w:t>
             </w:r>
           </w:p>
         </w:tc>
@@ -10018,62 +10018,62 @@
                 <w:szCs w:val="18"/>
                 <w:color w:val="000000"/>
               </w:rPr>
-              <w:t xml:space="preserve">160</w:t>
-            </w:r>
-          </w:p>
-        </w:tc>
-        <w:tc>
-          <w:tcPr>
-            <w:tcBorders>
-              <w:bottom w:val="none" w:sz="0" w:space="0" w:color="000000"/>
-              <w:top w:val="none" w:sz="0" w:space="0" w:color="000000"/>
-              <w:left w:val="none" w:sz="0" w:space="0" w:color="000000"/>
-              <w:right w:val="none" w:sz="0" w:space="0" w:color="000000"/>
-            </w:tcBorders>
-            <w:shd w:val="clear" w:color="auto" w:fill="FFFFFF"/>
-            <w:tcMar>
-              <w:top w:w="0" w:type="dxa"/>
-              <w:bottom w:w="0" w:type="dxa"/>
-              <w:left w:w="0" w:type="dxa"/>
-              <w:right w:w="0" w:type="dxa"/>
-            </w:tcMar>
-            <w:vAlign w:val="top"/>
-          </w:tcPr>
-          <w:p>
-            <w:pPr>
-              <w:pStyle w:val="Normal"/>
-              <w:jc w:val="center"/>
-              <w:pBdr>
-                <w:bottom w:val="none" w:sz="0" w:space="0" w:color="000000"/>
-                <w:top w:val="none" w:sz="0" w:space="0" w:color="000000"/>
-                <w:left w:val="none" w:sz="0" w:space="0" w:color="000000"/>
-                <w:right w:val="none" w:sz="0" w:space="0" w:color="000000"/>
-              </w:pBdr>
-              <w:spacing w:after="100" w:before="100" w:line="240"/>
-              <w:ind w:left="100" w:right="100" w:firstLine="0" w:firstLineChars="0"/>
-              <w:rPr>
-                <w:rFonts w:ascii="Times New Roman" w:hAnsi="Times New Roman" w:eastAsia="Times New Roman" w:cs="Times New Roman"/>
-                <w:i w:val="false"/>
-                <w:b w:val="false"/>
-                <w:u w:val="none"/>
-                <w:strike w:val="false"/>
-                <w:sz w:val="18"/>
-                <w:szCs w:val="18"/>
-                <w:color w:val="000000"/>
-              </w:rPr>
-            </w:pPr>
-            <w:r>
-              <w:rPr>
-                <w:rFonts w:ascii="Times New Roman" w:hAnsi="Times New Roman" w:eastAsia="Times New Roman" w:cs="Times New Roman"/>
-                <w:i w:val="false"/>
-                <w:b w:val="false"/>
-                <w:u w:val="none"/>
-                <w:strike w:val="false"/>
-                <w:sz w:val="18"/>
-                <w:szCs w:val="18"/>
-                <w:color w:val="000000"/>
-              </w:rPr>
-              <w:t xml:space="preserve">84</w:t>
+              <w:t xml:space="preserve">161</w:t>
+            </w:r>
+          </w:p>
+        </w:tc>
+        <w:tc>
+          <w:tcPr>
+            <w:tcBorders>
+              <w:bottom w:val="none" w:sz="0" w:space="0" w:color="000000"/>
+              <w:top w:val="none" w:sz="0" w:space="0" w:color="000000"/>
+              <w:left w:val="none" w:sz="0" w:space="0" w:color="000000"/>
+              <w:right w:val="none" w:sz="0" w:space="0" w:color="000000"/>
+            </w:tcBorders>
+            <w:shd w:val="clear" w:color="auto" w:fill="FFFFFF"/>
+            <w:tcMar>
+              <w:top w:w="0" w:type="dxa"/>
+              <w:bottom w:w="0" w:type="dxa"/>
+              <w:left w:w="0" w:type="dxa"/>
+              <w:right w:w="0" w:type="dxa"/>
+            </w:tcMar>
+            <w:vAlign w:val="top"/>
+          </w:tcPr>
+          <w:p>
+            <w:pPr>
+              <w:pStyle w:val="Normal"/>
+              <w:jc w:val="center"/>
+              <w:pBdr>
+                <w:bottom w:val="none" w:sz="0" w:space="0" w:color="000000"/>
+                <w:top w:val="none" w:sz="0" w:space="0" w:color="000000"/>
+                <w:left w:val="none" w:sz="0" w:space="0" w:color="000000"/>
+                <w:right w:val="none" w:sz="0" w:space="0" w:color="000000"/>
+              </w:pBdr>
+              <w:spacing w:after="100" w:before="100" w:line="240"/>
+              <w:ind w:left="100" w:right="100" w:firstLine="0" w:firstLineChars="0"/>
+              <w:rPr>
+                <w:rFonts w:ascii="Times New Roman" w:hAnsi="Times New Roman" w:eastAsia="Times New Roman" w:cs="Times New Roman"/>
+                <w:i w:val="false"/>
+                <w:b w:val="false"/>
+                <w:u w:val="none"/>
+                <w:strike w:val="false"/>
+                <w:sz w:val="18"/>
+                <w:szCs w:val="18"/>
+                <w:color w:val="000000"/>
+              </w:rPr>
+            </w:pPr>
+            <w:r>
+              <w:rPr>
+                <w:rFonts w:ascii="Times New Roman" w:hAnsi="Times New Roman" w:eastAsia="Times New Roman" w:cs="Times New Roman"/>
+                <w:i w:val="false"/>
+                <w:b w:val="false"/>
+                <w:u w:val="none"/>
+                <w:strike w:val="false"/>
+                <w:sz w:val="18"/>
+                <w:szCs w:val="18"/>
+                <w:color w:val="000000"/>
+              </w:rPr>
+              <w:t xml:space="preserve">85</w:t>
             </w:r>
           </w:p>
         </w:tc>
@@ -10463,7 +10463,7 @@
                 <w:szCs w:val="18"/>
                 <w:color w:val="000000"/>
               </w:rPr>
-              <w:t xml:space="preserve">0.102</w:t>
+              <w:t xml:space="preserve">0.130</w:t>
             </w:r>
           </w:p>
         </w:tc>
@@ -10578,62 +10578,62 @@
                 <w:szCs w:val="18"/>
                 <w:color w:val="000000"/>
               </w:rPr>
-              <w:t xml:space="preserve">241 (61.5%)</w:t>
-            </w:r>
-          </w:p>
-        </w:tc>
-        <w:tc>
-          <w:tcPr>
-            <w:tcBorders>
-              <w:bottom w:val="none" w:sz="0" w:space="0" w:color="000000"/>
-              <w:top w:val="none" w:sz="0" w:space="0" w:color="000000"/>
-              <w:left w:val="none" w:sz="0" w:space="0" w:color="000000"/>
-              <w:right w:val="none" w:sz="0" w:space="0" w:color="000000"/>
-            </w:tcBorders>
-            <w:shd w:val="clear" w:color="auto" w:fill="FFFFFF"/>
-            <w:tcMar>
-              <w:top w:w="0" w:type="dxa"/>
-              <w:bottom w:w="0" w:type="dxa"/>
-              <w:left w:w="0" w:type="dxa"/>
-              <w:right w:w="0" w:type="dxa"/>
-            </w:tcMar>
-            <w:vAlign w:val="top"/>
-          </w:tcPr>
-          <w:p>
-            <w:pPr>
-              <w:pStyle w:val="Normal"/>
-              <w:jc w:val="center"/>
-              <w:pBdr>
-                <w:bottom w:val="none" w:sz="0" w:space="0" w:color="000000"/>
-                <w:top w:val="none" w:sz="0" w:space="0" w:color="000000"/>
-                <w:left w:val="none" w:sz="0" w:space="0" w:color="000000"/>
-                <w:right w:val="none" w:sz="0" w:space="0" w:color="000000"/>
-              </w:pBdr>
-              <w:spacing w:after="100" w:before="100" w:line="240"/>
-              <w:ind w:left="100" w:right="100" w:firstLine="0" w:firstLineChars="0"/>
-              <w:rPr>
-                <w:rFonts w:ascii="Times New Roman" w:hAnsi="Times New Roman" w:eastAsia="Times New Roman" w:cs="Times New Roman"/>
-                <w:i w:val="false"/>
-                <w:b w:val="false"/>
-                <w:u w:val="none"/>
-                <w:strike w:val="false"/>
-                <w:sz w:val="18"/>
-                <w:szCs w:val="18"/>
-                <w:color w:val="000000"/>
-              </w:rPr>
-            </w:pPr>
-            <w:r>
-              <w:rPr>
-                <w:rFonts w:ascii="Times New Roman" w:hAnsi="Times New Roman" w:eastAsia="Times New Roman" w:cs="Times New Roman"/>
-                <w:i w:val="false"/>
-                <w:b w:val="false"/>
-                <w:u w:val="none"/>
-                <w:strike w:val="false"/>
-                <w:sz w:val="18"/>
-                <w:szCs w:val="18"/>
-                <w:color w:val="000000"/>
-              </w:rPr>
-              <w:t xml:space="preserve">112 (57.4%)</w:t>
+              <w:t xml:space="preserve">244 (61.8%)</w:t>
+            </w:r>
+          </w:p>
+        </w:tc>
+        <w:tc>
+          <w:tcPr>
+            <w:tcBorders>
+              <w:bottom w:val="none" w:sz="0" w:space="0" w:color="000000"/>
+              <w:top w:val="none" w:sz="0" w:space="0" w:color="000000"/>
+              <w:left w:val="none" w:sz="0" w:space="0" w:color="000000"/>
+              <w:right w:val="none" w:sz="0" w:space="0" w:color="000000"/>
+            </w:tcBorders>
+            <w:shd w:val="clear" w:color="auto" w:fill="FFFFFF"/>
+            <w:tcMar>
+              <w:top w:w="0" w:type="dxa"/>
+              <w:bottom w:w="0" w:type="dxa"/>
+              <w:left w:w="0" w:type="dxa"/>
+              <w:right w:w="0" w:type="dxa"/>
+            </w:tcMar>
+            <w:vAlign w:val="top"/>
+          </w:tcPr>
+          <w:p>
+            <w:pPr>
+              <w:pStyle w:val="Normal"/>
+              <w:jc w:val="center"/>
+              <w:pBdr>
+                <w:bottom w:val="none" w:sz="0" w:space="0" w:color="000000"/>
+                <w:top w:val="none" w:sz="0" w:space="0" w:color="000000"/>
+                <w:left w:val="none" w:sz="0" w:space="0" w:color="000000"/>
+                <w:right w:val="none" w:sz="0" w:space="0" w:color="000000"/>
+              </w:pBdr>
+              <w:spacing w:after="100" w:before="100" w:line="240"/>
+              <w:ind w:left="100" w:right="100" w:firstLine="0" w:firstLineChars="0"/>
+              <w:rPr>
+                <w:rFonts w:ascii="Times New Roman" w:hAnsi="Times New Roman" w:eastAsia="Times New Roman" w:cs="Times New Roman"/>
+                <w:i w:val="false"/>
+                <w:b w:val="false"/>
+                <w:u w:val="none"/>
+                <w:strike w:val="false"/>
+                <w:sz w:val="18"/>
+                <w:szCs w:val="18"/>
+                <w:color w:val="000000"/>
+              </w:rPr>
+            </w:pPr>
+            <w:r>
+              <w:rPr>
+                <w:rFonts w:ascii="Times New Roman" w:hAnsi="Times New Roman" w:eastAsia="Times New Roman" w:cs="Times New Roman"/>
+                <w:i w:val="false"/>
+                <w:b w:val="false"/>
+                <w:u w:val="none"/>
+                <w:strike w:val="false"/>
+                <w:sz w:val="18"/>
+                <w:szCs w:val="18"/>
+                <w:color w:val="000000"/>
+              </w:rPr>
+              <w:t xml:space="preserve">115 (58.1%)</w:t>
             </w:r>
           </w:p>
         </w:tc>
@@ -10858,62 +10858,62 @@
                 <w:szCs w:val="18"/>
                 <w:color w:val="000000"/>
               </w:rPr>
-              <w:t xml:space="preserve">151 (38.5%)</w:t>
-            </w:r>
-          </w:p>
-        </w:tc>
-        <w:tc>
-          <w:tcPr>
-            <w:tcBorders>
-              <w:bottom w:val="none" w:sz="0" w:space="0" w:color="000000"/>
-              <w:top w:val="none" w:sz="0" w:space="0" w:color="000000"/>
-              <w:left w:val="none" w:sz="0" w:space="0" w:color="000000"/>
-              <w:right w:val="none" w:sz="0" w:space="0" w:color="000000"/>
-            </w:tcBorders>
-            <w:shd w:val="clear" w:color="auto" w:fill="FFFFFF"/>
-            <w:tcMar>
-              <w:top w:w="0" w:type="dxa"/>
-              <w:bottom w:w="0" w:type="dxa"/>
-              <w:left w:w="0" w:type="dxa"/>
-              <w:right w:w="0" w:type="dxa"/>
-            </w:tcMar>
-            <w:vAlign w:val="top"/>
-          </w:tcPr>
-          <w:p>
-            <w:pPr>
-              <w:pStyle w:val="Normal"/>
-              <w:jc w:val="center"/>
-              <w:pBdr>
-                <w:bottom w:val="none" w:sz="0" w:space="0" w:color="000000"/>
-                <w:top w:val="none" w:sz="0" w:space="0" w:color="000000"/>
-                <w:left w:val="none" w:sz="0" w:space="0" w:color="000000"/>
-                <w:right w:val="none" w:sz="0" w:space="0" w:color="000000"/>
-              </w:pBdr>
-              <w:spacing w:after="100" w:before="100" w:line="240"/>
-              <w:ind w:left="100" w:right="100" w:firstLine="0" w:firstLineChars="0"/>
-              <w:rPr>
-                <w:rFonts w:ascii="Times New Roman" w:hAnsi="Times New Roman" w:eastAsia="Times New Roman" w:cs="Times New Roman"/>
-                <w:i w:val="false"/>
-                <w:b w:val="false"/>
-                <w:u w:val="none"/>
-                <w:strike w:val="false"/>
-                <w:sz w:val="18"/>
-                <w:szCs w:val="18"/>
-                <w:color w:val="000000"/>
-              </w:rPr>
-            </w:pPr>
-            <w:r>
-              <w:rPr>
-                <w:rFonts w:ascii="Times New Roman" w:hAnsi="Times New Roman" w:eastAsia="Times New Roman" w:cs="Times New Roman"/>
-                <w:i w:val="false"/>
-                <w:b w:val="false"/>
-                <w:u w:val="none"/>
-                <w:strike w:val="false"/>
-                <w:sz w:val="18"/>
-                <w:szCs w:val="18"/>
-                <w:color w:val="000000"/>
-              </w:rPr>
-              <w:t xml:space="preserve">83 (42.6%)</w:t>
+              <w:t xml:space="preserve">151 (38.2%)</w:t>
+            </w:r>
+          </w:p>
+        </w:tc>
+        <w:tc>
+          <w:tcPr>
+            <w:tcBorders>
+              <w:bottom w:val="none" w:sz="0" w:space="0" w:color="000000"/>
+              <w:top w:val="none" w:sz="0" w:space="0" w:color="000000"/>
+              <w:left w:val="none" w:sz="0" w:space="0" w:color="000000"/>
+              <w:right w:val="none" w:sz="0" w:space="0" w:color="000000"/>
+            </w:tcBorders>
+            <w:shd w:val="clear" w:color="auto" w:fill="FFFFFF"/>
+            <w:tcMar>
+              <w:top w:w="0" w:type="dxa"/>
+              <w:bottom w:w="0" w:type="dxa"/>
+              <w:left w:w="0" w:type="dxa"/>
+              <w:right w:w="0" w:type="dxa"/>
+            </w:tcMar>
+            <w:vAlign w:val="top"/>
+          </w:tcPr>
+          <w:p>
+            <w:pPr>
+              <w:pStyle w:val="Normal"/>
+              <w:jc w:val="center"/>
+              <w:pBdr>
+                <w:bottom w:val="none" w:sz="0" w:space="0" w:color="000000"/>
+                <w:top w:val="none" w:sz="0" w:space="0" w:color="000000"/>
+                <w:left w:val="none" w:sz="0" w:space="0" w:color="000000"/>
+                <w:right w:val="none" w:sz="0" w:space="0" w:color="000000"/>
+              </w:pBdr>
+              <w:spacing w:after="100" w:before="100" w:line="240"/>
+              <w:ind w:left="100" w:right="100" w:firstLine="0" w:firstLineChars="0"/>
+              <w:rPr>
+                <w:rFonts w:ascii="Times New Roman" w:hAnsi="Times New Roman" w:eastAsia="Times New Roman" w:cs="Times New Roman"/>
+                <w:i w:val="false"/>
+                <w:b w:val="false"/>
+                <w:u w:val="none"/>
+                <w:strike w:val="false"/>
+                <w:sz w:val="18"/>
+                <w:szCs w:val="18"/>
+                <w:color w:val="000000"/>
+              </w:rPr>
+            </w:pPr>
+            <w:r>
+              <w:rPr>
+                <w:rFonts w:ascii="Times New Roman" w:hAnsi="Times New Roman" w:eastAsia="Times New Roman" w:cs="Times New Roman"/>
+                <w:i w:val="false"/>
+                <w:b w:val="false"/>
+                <w:u w:val="none"/>
+                <w:strike w:val="false"/>
+                <w:sz w:val="18"/>
+                <w:szCs w:val="18"/>
+                <w:color w:val="000000"/>
+              </w:rPr>
+              <w:t xml:space="preserve">83 (41.9%)</w:t>
             </w:r>
           </w:p>
         </w:tc>
@@ -11583,7 +11583,7 @@
                 <w:szCs w:val="18"/>
                 <w:color w:val="000000"/>
               </w:rPr>
-              <w:t xml:space="preserve">0.791</w:t>
+              <w:t xml:space="preserve">0.859</w:t>
             </w:r>
           </w:p>
         </w:tc>
@@ -11698,62 +11698,62 @@
                 <w:szCs w:val="18"/>
                 <w:color w:val="000000"/>
               </w:rPr>
-              <w:t xml:space="preserve">288 (76.4%)</w:t>
-            </w:r>
-          </w:p>
-        </w:tc>
-        <w:tc>
-          <w:tcPr>
-            <w:tcBorders>
-              <w:bottom w:val="none" w:sz="0" w:space="0" w:color="000000"/>
-              <w:top w:val="none" w:sz="0" w:space="0" w:color="000000"/>
-              <w:left w:val="none" w:sz="0" w:space="0" w:color="000000"/>
-              <w:right w:val="none" w:sz="0" w:space="0" w:color="000000"/>
-            </w:tcBorders>
-            <w:shd w:val="clear" w:color="auto" w:fill="FFFFFF"/>
-            <w:tcMar>
-              <w:top w:w="0" w:type="dxa"/>
-              <w:bottom w:w="0" w:type="dxa"/>
-              <w:left w:w="0" w:type="dxa"/>
-              <w:right w:w="0" w:type="dxa"/>
-            </w:tcMar>
-            <w:vAlign w:val="top"/>
-          </w:tcPr>
-          <w:p>
-            <w:pPr>
-              <w:pStyle w:val="Normal"/>
-              <w:jc w:val="center"/>
-              <w:pBdr>
-                <w:bottom w:val="none" w:sz="0" w:space="0" w:color="000000"/>
-                <w:top w:val="none" w:sz="0" w:space="0" w:color="000000"/>
-                <w:left w:val="none" w:sz="0" w:space="0" w:color="000000"/>
-                <w:right w:val="none" w:sz="0" w:space="0" w:color="000000"/>
-              </w:pBdr>
-              <w:spacing w:after="100" w:before="100" w:line="240"/>
-              <w:ind w:left="100" w:right="100" w:firstLine="0" w:firstLineChars="0"/>
-              <w:rPr>
-                <w:rFonts w:ascii="Times New Roman" w:hAnsi="Times New Roman" w:eastAsia="Times New Roman" w:cs="Times New Roman"/>
-                <w:i w:val="false"/>
-                <w:b w:val="false"/>
-                <w:u w:val="none"/>
-                <w:strike w:val="false"/>
-                <w:sz w:val="18"/>
-                <w:szCs w:val="18"/>
-                <w:color w:val="000000"/>
-              </w:rPr>
-            </w:pPr>
-            <w:r>
-              <w:rPr>
-                <w:rFonts w:ascii="Times New Roman" w:hAnsi="Times New Roman" w:eastAsia="Times New Roman" w:cs="Times New Roman"/>
-                <w:i w:val="false"/>
-                <w:b w:val="false"/>
-                <w:u w:val="none"/>
-                <w:strike w:val="false"/>
-                <w:sz w:val="18"/>
-                <w:szCs w:val="18"/>
-                <w:color w:val="000000"/>
-              </w:rPr>
-              <w:t xml:space="preserve">141 (75.8%)</w:t>
+              <w:t xml:space="preserve">291 (76.6%)</w:t>
+            </w:r>
+          </w:p>
+        </w:tc>
+        <w:tc>
+          <w:tcPr>
+            <w:tcBorders>
+              <w:bottom w:val="none" w:sz="0" w:space="0" w:color="000000"/>
+              <w:top w:val="none" w:sz="0" w:space="0" w:color="000000"/>
+              <w:left w:val="none" w:sz="0" w:space="0" w:color="000000"/>
+              <w:right w:val="none" w:sz="0" w:space="0" w:color="000000"/>
+            </w:tcBorders>
+            <w:shd w:val="clear" w:color="auto" w:fill="FFFFFF"/>
+            <w:tcMar>
+              <w:top w:w="0" w:type="dxa"/>
+              <w:bottom w:w="0" w:type="dxa"/>
+              <w:left w:w="0" w:type="dxa"/>
+              <w:right w:w="0" w:type="dxa"/>
+            </w:tcMar>
+            <w:vAlign w:val="top"/>
+          </w:tcPr>
+          <w:p>
+            <w:pPr>
+              <w:pStyle w:val="Normal"/>
+              <w:jc w:val="center"/>
+              <w:pBdr>
+                <w:bottom w:val="none" w:sz="0" w:space="0" w:color="000000"/>
+                <w:top w:val="none" w:sz="0" w:space="0" w:color="000000"/>
+                <w:left w:val="none" w:sz="0" w:space="0" w:color="000000"/>
+                <w:right w:val="none" w:sz="0" w:space="0" w:color="000000"/>
+              </w:pBdr>
+              <w:spacing w:after="100" w:before="100" w:line="240"/>
+              <w:ind w:left="100" w:right="100" w:firstLine="0" w:firstLineChars="0"/>
+              <w:rPr>
+                <w:rFonts w:ascii="Times New Roman" w:hAnsi="Times New Roman" w:eastAsia="Times New Roman" w:cs="Times New Roman"/>
+                <w:i w:val="false"/>
+                <w:b w:val="false"/>
+                <w:u w:val="none"/>
+                <w:strike w:val="false"/>
+                <w:sz w:val="18"/>
+                <w:szCs w:val="18"/>
+                <w:color w:val="000000"/>
+              </w:rPr>
+            </w:pPr>
+            <w:r>
+              <w:rPr>
+                <w:rFonts w:ascii="Times New Roman" w:hAnsi="Times New Roman" w:eastAsia="Times New Roman" w:cs="Times New Roman"/>
+                <w:i w:val="false"/>
+                <w:b w:val="false"/>
+                <w:u w:val="none"/>
+                <w:strike w:val="false"/>
+                <w:sz w:val="18"/>
+                <w:szCs w:val="18"/>
+                <w:color w:val="000000"/>
+              </w:rPr>
+              <w:t xml:space="preserve">144 (76.2%)</w:t>
             </w:r>
           </w:p>
         </w:tc>
@@ -11978,62 +11978,62 @@
                 <w:szCs w:val="18"/>
                 <w:color w:val="000000"/>
               </w:rPr>
-              <w:t xml:space="preserve">89 (23.6%)</w:t>
-            </w:r>
-          </w:p>
-        </w:tc>
-        <w:tc>
-          <w:tcPr>
-            <w:tcBorders>
-              <w:bottom w:val="none" w:sz="0" w:space="0" w:color="000000"/>
-              <w:top w:val="none" w:sz="0" w:space="0" w:color="000000"/>
-              <w:left w:val="none" w:sz="0" w:space="0" w:color="000000"/>
-              <w:right w:val="none" w:sz="0" w:space="0" w:color="000000"/>
-            </w:tcBorders>
-            <w:shd w:val="clear" w:color="auto" w:fill="FFFFFF"/>
-            <w:tcMar>
-              <w:top w:w="0" w:type="dxa"/>
-              <w:bottom w:w="0" w:type="dxa"/>
-              <w:left w:w="0" w:type="dxa"/>
-              <w:right w:w="0" w:type="dxa"/>
-            </w:tcMar>
-            <w:vAlign w:val="top"/>
-          </w:tcPr>
-          <w:p>
-            <w:pPr>
-              <w:pStyle w:val="Normal"/>
-              <w:jc w:val="center"/>
-              <w:pBdr>
-                <w:bottom w:val="none" w:sz="0" w:space="0" w:color="000000"/>
-                <w:top w:val="none" w:sz="0" w:space="0" w:color="000000"/>
-                <w:left w:val="none" w:sz="0" w:space="0" w:color="000000"/>
-                <w:right w:val="none" w:sz="0" w:space="0" w:color="000000"/>
-              </w:pBdr>
-              <w:spacing w:after="100" w:before="100" w:line="240"/>
-              <w:ind w:left="100" w:right="100" w:firstLine="0" w:firstLineChars="0"/>
-              <w:rPr>
-                <w:rFonts w:ascii="Times New Roman" w:hAnsi="Times New Roman" w:eastAsia="Times New Roman" w:cs="Times New Roman"/>
-                <w:i w:val="false"/>
-                <w:b w:val="false"/>
-                <w:u w:val="none"/>
-                <w:strike w:val="false"/>
-                <w:sz w:val="18"/>
-                <w:szCs w:val="18"/>
-                <w:color w:val="000000"/>
-              </w:rPr>
-            </w:pPr>
-            <w:r>
-              <w:rPr>
-                <w:rFonts w:ascii="Times New Roman" w:hAnsi="Times New Roman" w:eastAsia="Times New Roman" w:cs="Times New Roman"/>
-                <w:i w:val="false"/>
-                <w:b w:val="false"/>
-                <w:u w:val="none"/>
-                <w:strike w:val="false"/>
-                <w:sz w:val="18"/>
-                <w:szCs w:val="18"/>
-                <w:color w:val="000000"/>
-              </w:rPr>
-              <w:t xml:space="preserve">45 (24.2%)</w:t>
+              <w:t xml:space="preserve">89 (23.4%)</w:t>
+            </w:r>
+          </w:p>
+        </w:tc>
+        <w:tc>
+          <w:tcPr>
+            <w:tcBorders>
+              <w:bottom w:val="none" w:sz="0" w:space="0" w:color="000000"/>
+              <w:top w:val="none" w:sz="0" w:space="0" w:color="000000"/>
+              <w:left w:val="none" w:sz="0" w:space="0" w:color="000000"/>
+              <w:right w:val="none" w:sz="0" w:space="0" w:color="000000"/>
+            </w:tcBorders>
+            <w:shd w:val="clear" w:color="auto" w:fill="FFFFFF"/>
+            <w:tcMar>
+              <w:top w:w="0" w:type="dxa"/>
+              <w:bottom w:w="0" w:type="dxa"/>
+              <w:left w:w="0" w:type="dxa"/>
+              <w:right w:w="0" w:type="dxa"/>
+            </w:tcMar>
+            <w:vAlign w:val="top"/>
+          </w:tcPr>
+          <w:p>
+            <w:pPr>
+              <w:pStyle w:val="Normal"/>
+              <w:jc w:val="center"/>
+              <w:pBdr>
+                <w:bottom w:val="none" w:sz="0" w:space="0" w:color="000000"/>
+                <w:top w:val="none" w:sz="0" w:space="0" w:color="000000"/>
+                <w:left w:val="none" w:sz="0" w:space="0" w:color="000000"/>
+                <w:right w:val="none" w:sz="0" w:space="0" w:color="000000"/>
+              </w:pBdr>
+              <w:spacing w:after="100" w:before="100" w:line="240"/>
+              <w:ind w:left="100" w:right="100" w:firstLine="0" w:firstLineChars="0"/>
+              <w:rPr>
+                <w:rFonts w:ascii="Times New Roman" w:hAnsi="Times New Roman" w:eastAsia="Times New Roman" w:cs="Times New Roman"/>
+                <w:i w:val="false"/>
+                <w:b w:val="false"/>
+                <w:u w:val="none"/>
+                <w:strike w:val="false"/>
+                <w:sz w:val="18"/>
+                <w:szCs w:val="18"/>
+                <w:color w:val="000000"/>
+              </w:rPr>
+            </w:pPr>
+            <w:r>
+              <w:rPr>
+                <w:rFonts w:ascii="Times New Roman" w:hAnsi="Times New Roman" w:eastAsia="Times New Roman" w:cs="Times New Roman"/>
+                <w:i w:val="false"/>
+                <w:b w:val="false"/>
+                <w:u w:val="none"/>
+                <w:strike w:val="false"/>
+                <w:sz w:val="18"/>
+                <w:szCs w:val="18"/>
+                <w:color w:val="000000"/>
+              </w:rPr>
+              <w:t xml:space="preserve">45 (23.8%)</w:t>
             </w:r>
           </w:p>
         </w:tc>
@@ -12818,62 +12818,62 @@
                 <w:szCs w:val="18"/>
                 <w:color w:val="000000"/>
               </w:rPr>
-              <w:t xml:space="preserve">316 (86.8%)</w:t>
-            </w:r>
-          </w:p>
-        </w:tc>
-        <w:tc>
-          <w:tcPr>
-            <w:tcBorders>
-              <w:bottom w:val="none" w:sz="0" w:space="0" w:color="000000"/>
-              <w:top w:val="none" w:sz="0" w:space="0" w:color="000000"/>
-              <w:left w:val="none" w:sz="0" w:space="0" w:color="000000"/>
-              <w:right w:val="none" w:sz="0" w:space="0" w:color="000000"/>
-            </w:tcBorders>
-            <w:shd w:val="clear" w:color="auto" w:fill="FFFFFF"/>
-            <w:tcMar>
-              <w:top w:w="0" w:type="dxa"/>
-              <w:bottom w:w="0" w:type="dxa"/>
-              <w:left w:w="0" w:type="dxa"/>
-              <w:right w:w="0" w:type="dxa"/>
-            </w:tcMar>
-            <w:vAlign w:val="top"/>
-          </w:tcPr>
-          <w:p>
-            <w:pPr>
-              <w:pStyle w:val="Normal"/>
-              <w:jc w:val="center"/>
-              <w:pBdr>
-                <w:bottom w:val="none" w:sz="0" w:space="0" w:color="000000"/>
-                <w:top w:val="none" w:sz="0" w:space="0" w:color="000000"/>
-                <w:left w:val="none" w:sz="0" w:space="0" w:color="000000"/>
-                <w:right w:val="none" w:sz="0" w:space="0" w:color="000000"/>
-              </w:pBdr>
-              <w:spacing w:after="100" w:before="100" w:line="240"/>
-              <w:ind w:left="100" w:right="100" w:firstLine="0" w:firstLineChars="0"/>
-              <w:rPr>
-                <w:rFonts w:ascii="Times New Roman" w:hAnsi="Times New Roman" w:eastAsia="Times New Roman" w:cs="Times New Roman"/>
-                <w:i w:val="false"/>
-                <w:b w:val="false"/>
-                <w:u w:val="none"/>
-                <w:strike w:val="false"/>
-                <w:sz w:val="18"/>
-                <w:szCs w:val="18"/>
-                <w:color w:val="000000"/>
-              </w:rPr>
-            </w:pPr>
-            <w:r>
-              <w:rPr>
-                <w:rFonts w:ascii="Times New Roman" w:hAnsi="Times New Roman" w:eastAsia="Times New Roman" w:cs="Times New Roman"/>
-                <w:i w:val="false"/>
-                <w:b w:val="false"/>
-                <w:u w:val="none"/>
-                <w:strike w:val="false"/>
-                <w:sz w:val="18"/>
-                <w:szCs w:val="18"/>
-                <w:color w:val="000000"/>
-              </w:rPr>
-              <w:t xml:space="preserve">166 (90.7%)</w:t>
+              <w:t xml:space="preserve">318 (86.9%)</w:t>
+            </w:r>
+          </w:p>
+        </w:tc>
+        <w:tc>
+          <w:tcPr>
+            <w:tcBorders>
+              <w:bottom w:val="none" w:sz="0" w:space="0" w:color="000000"/>
+              <w:top w:val="none" w:sz="0" w:space="0" w:color="000000"/>
+              <w:left w:val="none" w:sz="0" w:space="0" w:color="000000"/>
+              <w:right w:val="none" w:sz="0" w:space="0" w:color="000000"/>
+            </w:tcBorders>
+            <w:shd w:val="clear" w:color="auto" w:fill="FFFFFF"/>
+            <w:tcMar>
+              <w:top w:w="0" w:type="dxa"/>
+              <w:bottom w:w="0" w:type="dxa"/>
+              <w:left w:w="0" w:type="dxa"/>
+              <w:right w:w="0" w:type="dxa"/>
+            </w:tcMar>
+            <w:vAlign w:val="top"/>
+          </w:tcPr>
+          <w:p>
+            <w:pPr>
+              <w:pStyle w:val="Normal"/>
+              <w:jc w:val="center"/>
+              <w:pBdr>
+                <w:bottom w:val="none" w:sz="0" w:space="0" w:color="000000"/>
+                <w:top w:val="none" w:sz="0" w:space="0" w:color="000000"/>
+                <w:left w:val="none" w:sz="0" w:space="0" w:color="000000"/>
+                <w:right w:val="none" w:sz="0" w:space="0" w:color="000000"/>
+              </w:pBdr>
+              <w:spacing w:after="100" w:before="100" w:line="240"/>
+              <w:ind w:left="100" w:right="100" w:firstLine="0" w:firstLineChars="0"/>
+              <w:rPr>
+                <w:rFonts w:ascii="Times New Roman" w:hAnsi="Times New Roman" w:eastAsia="Times New Roman" w:cs="Times New Roman"/>
+                <w:i w:val="false"/>
+                <w:b w:val="false"/>
+                <w:u w:val="none"/>
+                <w:strike w:val="false"/>
+                <w:sz w:val="18"/>
+                <w:szCs w:val="18"/>
+                <w:color w:val="000000"/>
+              </w:rPr>
+            </w:pPr>
+            <w:r>
+              <w:rPr>
+                <w:rFonts w:ascii="Times New Roman" w:hAnsi="Times New Roman" w:eastAsia="Times New Roman" w:cs="Times New Roman"/>
+                <w:i w:val="false"/>
+                <w:b w:val="false"/>
+                <w:u w:val="none"/>
+                <w:strike w:val="false"/>
+                <w:sz w:val="18"/>
+                <w:szCs w:val="18"/>
+                <w:color w:val="000000"/>
+              </w:rPr>
+              <w:t xml:space="preserve">168 (90.8%)</w:t>
             </w:r>
           </w:p>
         </w:tc>
@@ -13378,62 +13378,62 @@
                 <w:szCs w:val="18"/>
                 <w:color w:val="000000"/>
               </w:rPr>
-              <w:t xml:space="preserve">21 (5.8%)</w:t>
-            </w:r>
-          </w:p>
-        </w:tc>
-        <w:tc>
-          <w:tcPr>
-            <w:tcBorders>
-              <w:bottom w:val="none" w:sz="0" w:space="0" w:color="000000"/>
-              <w:top w:val="none" w:sz="0" w:space="0" w:color="000000"/>
-              <w:left w:val="none" w:sz="0" w:space="0" w:color="000000"/>
-              <w:right w:val="none" w:sz="0" w:space="0" w:color="000000"/>
-            </w:tcBorders>
-            <w:shd w:val="clear" w:color="auto" w:fill="FFFFFF"/>
-            <w:tcMar>
-              <w:top w:w="0" w:type="dxa"/>
-              <w:bottom w:w="0" w:type="dxa"/>
-              <w:left w:w="0" w:type="dxa"/>
-              <w:right w:w="0" w:type="dxa"/>
-            </w:tcMar>
-            <w:vAlign w:val="top"/>
-          </w:tcPr>
-          <w:p>
-            <w:pPr>
-              <w:pStyle w:val="Normal"/>
-              <w:jc w:val="center"/>
-              <w:pBdr>
-                <w:bottom w:val="none" w:sz="0" w:space="0" w:color="000000"/>
-                <w:top w:val="none" w:sz="0" w:space="0" w:color="000000"/>
-                <w:left w:val="none" w:sz="0" w:space="0" w:color="000000"/>
-                <w:right w:val="none" w:sz="0" w:space="0" w:color="000000"/>
-              </w:pBdr>
-              <w:spacing w:after="100" w:before="100" w:line="240"/>
-              <w:ind w:left="100" w:right="100" w:firstLine="0" w:firstLineChars="0"/>
-              <w:rPr>
-                <w:rFonts w:ascii="Times New Roman" w:hAnsi="Times New Roman" w:eastAsia="Times New Roman" w:cs="Times New Roman"/>
-                <w:i w:val="false"/>
-                <w:b w:val="false"/>
-                <w:u w:val="none"/>
-                <w:strike w:val="false"/>
-                <w:sz w:val="18"/>
-                <w:szCs w:val="18"/>
-                <w:color w:val="000000"/>
-              </w:rPr>
-            </w:pPr>
-            <w:r>
-              <w:rPr>
-                <w:rFonts w:ascii="Times New Roman" w:hAnsi="Times New Roman" w:eastAsia="Times New Roman" w:cs="Times New Roman"/>
-                <w:i w:val="false"/>
-                <w:b w:val="false"/>
-                <w:u w:val="none"/>
-                <w:strike w:val="false"/>
-                <w:sz w:val="18"/>
-                <w:szCs w:val="18"/>
-                <w:color w:val="000000"/>
-              </w:rPr>
-              <w:t xml:space="preserve">11 (6.0%)</w:t>
+              <w:t xml:space="preserve">21 (5.7%)</w:t>
+            </w:r>
+          </w:p>
+        </w:tc>
+        <w:tc>
+          <w:tcPr>
+            <w:tcBorders>
+              <w:bottom w:val="none" w:sz="0" w:space="0" w:color="000000"/>
+              <w:top w:val="none" w:sz="0" w:space="0" w:color="000000"/>
+              <w:left w:val="none" w:sz="0" w:space="0" w:color="000000"/>
+              <w:right w:val="none" w:sz="0" w:space="0" w:color="000000"/>
+            </w:tcBorders>
+            <w:shd w:val="clear" w:color="auto" w:fill="FFFFFF"/>
+            <w:tcMar>
+              <w:top w:w="0" w:type="dxa"/>
+              <w:bottom w:w="0" w:type="dxa"/>
+              <w:left w:w="0" w:type="dxa"/>
+              <w:right w:w="0" w:type="dxa"/>
+            </w:tcMar>
+            <w:vAlign w:val="top"/>
+          </w:tcPr>
+          <w:p>
+            <w:pPr>
+              <w:pStyle w:val="Normal"/>
+              <w:jc w:val="center"/>
+              <w:pBdr>
+                <w:bottom w:val="none" w:sz="0" w:space="0" w:color="000000"/>
+                <w:top w:val="none" w:sz="0" w:space="0" w:color="000000"/>
+                <w:left w:val="none" w:sz="0" w:space="0" w:color="000000"/>
+                <w:right w:val="none" w:sz="0" w:space="0" w:color="000000"/>
+              </w:pBdr>
+              <w:spacing w:after="100" w:before="100" w:line="240"/>
+              <w:ind w:left="100" w:right="100" w:firstLine="0" w:firstLineChars="0"/>
+              <w:rPr>
+                <w:rFonts w:ascii="Times New Roman" w:hAnsi="Times New Roman" w:eastAsia="Times New Roman" w:cs="Times New Roman"/>
+                <w:i w:val="false"/>
+                <w:b w:val="false"/>
+                <w:u w:val="none"/>
+                <w:strike w:val="false"/>
+                <w:sz w:val="18"/>
+                <w:szCs w:val="18"/>
+                <w:color w:val="000000"/>
+              </w:rPr>
+            </w:pPr>
+            <w:r>
+              <w:rPr>
+                <w:rFonts w:ascii="Times New Roman" w:hAnsi="Times New Roman" w:eastAsia="Times New Roman" w:cs="Times New Roman"/>
+                <w:i w:val="false"/>
+                <w:b w:val="false"/>
+                <w:u w:val="none"/>
+                <w:strike w:val="false"/>
+                <w:sz w:val="18"/>
+                <w:szCs w:val="18"/>
+                <w:color w:val="000000"/>
+              </w:rPr>
+              <w:t xml:space="preserve">11 (5.9%)</w:t>
             </w:r>
           </w:p>
         </w:tc>
@@ -13938,62 +13938,62 @@
                 <w:szCs w:val="18"/>
                 <w:color w:val="000000"/>
               </w:rPr>
-              <w:t xml:space="preserve">72</w:t>
-            </w:r>
-          </w:p>
-        </w:tc>
-        <w:tc>
-          <w:tcPr>
-            <w:tcBorders>
-              <w:bottom w:val="none" w:sz="0" w:space="0" w:color="000000"/>
-              <w:top w:val="none" w:sz="0" w:space="0" w:color="000000"/>
-              <w:left w:val="none" w:sz="0" w:space="0" w:color="000000"/>
-              <w:right w:val="none" w:sz="0" w:space="0" w:color="000000"/>
-            </w:tcBorders>
-            <w:shd w:val="clear" w:color="auto" w:fill="FFFFFF"/>
-            <w:tcMar>
-              <w:top w:w="0" w:type="dxa"/>
-              <w:bottom w:w="0" w:type="dxa"/>
-              <w:left w:w="0" w:type="dxa"/>
-              <w:right w:w="0" w:type="dxa"/>
-            </w:tcMar>
-            <w:vAlign w:val="top"/>
-          </w:tcPr>
-          <w:p>
-            <w:pPr>
-              <w:pStyle w:val="Normal"/>
-              <w:jc w:val="center"/>
-              <w:pBdr>
-                <w:bottom w:val="none" w:sz="0" w:space="0" w:color="000000"/>
-                <w:top w:val="none" w:sz="0" w:space="0" w:color="000000"/>
-                <w:left w:val="none" w:sz="0" w:space="0" w:color="000000"/>
-                <w:right w:val="none" w:sz="0" w:space="0" w:color="000000"/>
-              </w:pBdr>
-              <w:spacing w:after="100" w:before="100" w:line="240"/>
-              <w:ind w:left="100" w:right="100" w:firstLine="0" w:firstLineChars="0"/>
-              <w:rPr>
-                <w:rFonts w:ascii="Times New Roman" w:hAnsi="Times New Roman" w:eastAsia="Times New Roman" w:cs="Times New Roman"/>
-                <w:i w:val="false"/>
-                <w:b w:val="false"/>
-                <w:u w:val="none"/>
-                <w:strike w:val="false"/>
-                <w:sz w:val="18"/>
-                <w:szCs w:val="18"/>
-                <w:color w:val="000000"/>
-              </w:rPr>
-            </w:pPr>
-            <w:r>
-              <w:rPr>
-                <w:rFonts w:ascii="Times New Roman" w:hAnsi="Times New Roman" w:eastAsia="Times New Roman" w:cs="Times New Roman"/>
-                <w:i w:val="false"/>
-                <w:b w:val="false"/>
-                <w:u w:val="none"/>
-                <w:strike w:val="false"/>
-                <w:sz w:val="18"/>
-                <w:szCs w:val="18"/>
-                <w:color w:val="000000"/>
-              </w:rPr>
-              <w:t xml:space="preserve">33</w:t>
+              <w:t xml:space="preserve">73</w:t>
+            </w:r>
+          </w:p>
+        </w:tc>
+        <w:tc>
+          <w:tcPr>
+            <w:tcBorders>
+              <w:bottom w:val="none" w:sz="0" w:space="0" w:color="000000"/>
+              <w:top w:val="none" w:sz="0" w:space="0" w:color="000000"/>
+              <w:left w:val="none" w:sz="0" w:space="0" w:color="000000"/>
+              <w:right w:val="none" w:sz="0" w:space="0" w:color="000000"/>
+            </w:tcBorders>
+            <w:shd w:val="clear" w:color="auto" w:fill="FFFFFF"/>
+            <w:tcMar>
+              <w:top w:w="0" w:type="dxa"/>
+              <w:bottom w:w="0" w:type="dxa"/>
+              <w:left w:w="0" w:type="dxa"/>
+              <w:right w:w="0" w:type="dxa"/>
+            </w:tcMar>
+            <w:vAlign w:val="top"/>
+          </w:tcPr>
+          <w:p>
+            <w:pPr>
+              <w:pStyle w:val="Normal"/>
+              <w:jc w:val="center"/>
+              <w:pBdr>
+                <w:bottom w:val="none" w:sz="0" w:space="0" w:color="000000"/>
+                <w:top w:val="none" w:sz="0" w:space="0" w:color="000000"/>
+                <w:left w:val="none" w:sz="0" w:space="0" w:color="000000"/>
+                <w:right w:val="none" w:sz="0" w:space="0" w:color="000000"/>
+              </w:pBdr>
+              <w:spacing w:after="100" w:before="100" w:line="240"/>
+              <w:ind w:left="100" w:right="100" w:firstLine="0" w:firstLineChars="0"/>
+              <w:rPr>
+                <w:rFonts w:ascii="Times New Roman" w:hAnsi="Times New Roman" w:eastAsia="Times New Roman" w:cs="Times New Roman"/>
+                <w:i w:val="false"/>
+                <w:b w:val="false"/>
+                <w:u w:val="none"/>
+                <w:strike w:val="false"/>
+                <w:sz w:val="18"/>
+                <w:szCs w:val="18"/>
+                <w:color w:val="000000"/>
+              </w:rPr>
+            </w:pPr>
+            <w:r>
+              <w:rPr>
+                <w:rFonts w:ascii="Times New Roman" w:hAnsi="Times New Roman" w:eastAsia="Times New Roman" w:cs="Times New Roman"/>
+                <w:i w:val="false"/>
+                <w:b w:val="false"/>
+                <w:u w:val="none"/>
+                <w:strike w:val="false"/>
+                <w:sz w:val="18"/>
+                <w:szCs w:val="18"/>
+                <w:color w:val="000000"/>
+              </w:rPr>
+              <w:t xml:space="preserve">34</w:t>
             </w:r>
           </w:p>
         </w:tc>
@@ -14383,7 +14383,7 @@
                 <w:szCs w:val="18"/>
                 <w:color w:val="000000"/>
               </w:rPr>
-              <w:t xml:space="preserve">0.485</w:t>
+              <w:t xml:space="preserve">0.362</w:t>
             </w:r>
           </w:p>
         </w:tc>
@@ -14498,62 +14498,62 @@
                 <w:szCs w:val="18"/>
                 <w:color w:val="000000"/>
               </w:rPr>
-              <w:t xml:space="preserve">373 (86.5%)</w:t>
-            </w:r>
-          </w:p>
-        </w:tc>
-        <w:tc>
-          <w:tcPr>
-            <w:tcBorders>
-              <w:bottom w:val="none" w:sz="0" w:space="0" w:color="000000"/>
-              <w:top w:val="none" w:sz="0" w:space="0" w:color="000000"/>
-              <w:left w:val="none" w:sz="0" w:space="0" w:color="000000"/>
-              <w:right w:val="none" w:sz="0" w:space="0" w:color="000000"/>
-            </w:tcBorders>
-            <w:shd w:val="clear" w:color="auto" w:fill="FFFFFF"/>
-            <w:tcMar>
-              <w:top w:w="0" w:type="dxa"/>
-              <w:bottom w:w="0" w:type="dxa"/>
-              <w:left w:w="0" w:type="dxa"/>
-              <w:right w:w="0" w:type="dxa"/>
-            </w:tcMar>
-            <w:vAlign w:val="top"/>
-          </w:tcPr>
-          <w:p>
-            <w:pPr>
-              <w:pStyle w:val="Normal"/>
-              <w:jc w:val="center"/>
-              <w:pBdr>
-                <w:bottom w:val="none" w:sz="0" w:space="0" w:color="000000"/>
-                <w:top w:val="none" w:sz="0" w:space="0" w:color="000000"/>
-                <w:left w:val="none" w:sz="0" w:space="0" w:color="000000"/>
-                <w:right w:val="none" w:sz="0" w:space="0" w:color="000000"/>
-              </w:pBdr>
-              <w:spacing w:after="100" w:before="100" w:line="240"/>
-              <w:ind w:left="100" w:right="100" w:firstLine="0" w:firstLineChars="0"/>
-              <w:rPr>
-                <w:rFonts w:ascii="Times New Roman" w:hAnsi="Times New Roman" w:eastAsia="Times New Roman" w:cs="Times New Roman"/>
-                <w:i w:val="false"/>
-                <w:b w:val="false"/>
-                <w:u w:val="none"/>
-                <w:strike w:val="false"/>
-                <w:sz w:val="18"/>
-                <w:szCs w:val="18"/>
-                <w:color w:val="000000"/>
-              </w:rPr>
-            </w:pPr>
-            <w:r>
-              <w:rPr>
-                <w:rFonts w:ascii="Times New Roman" w:hAnsi="Times New Roman" w:eastAsia="Times New Roman" w:cs="Times New Roman"/>
-                <w:i w:val="false"/>
-                <w:b w:val="false"/>
-                <w:u w:val="none"/>
-                <w:strike w:val="false"/>
-                <w:sz w:val="18"/>
-                <w:szCs w:val="18"/>
-                <w:color w:val="000000"/>
-              </w:rPr>
-              <w:t xml:space="preserve">181 (85.4%)</w:t>
+              <w:t xml:space="preserve">374 (86.2%)</w:t>
+            </w:r>
+          </w:p>
+        </w:tc>
+        <w:tc>
+          <w:tcPr>
+            <w:tcBorders>
+              <w:bottom w:val="none" w:sz="0" w:space="0" w:color="000000"/>
+              <w:top w:val="none" w:sz="0" w:space="0" w:color="000000"/>
+              <w:left w:val="none" w:sz="0" w:space="0" w:color="000000"/>
+              <w:right w:val="none" w:sz="0" w:space="0" w:color="000000"/>
+            </w:tcBorders>
+            <w:shd w:val="clear" w:color="auto" w:fill="FFFFFF"/>
+            <w:tcMar>
+              <w:top w:w="0" w:type="dxa"/>
+              <w:bottom w:w="0" w:type="dxa"/>
+              <w:left w:w="0" w:type="dxa"/>
+              <w:right w:w="0" w:type="dxa"/>
+            </w:tcMar>
+            <w:vAlign w:val="top"/>
+          </w:tcPr>
+          <w:p>
+            <w:pPr>
+              <w:pStyle w:val="Normal"/>
+              <w:jc w:val="center"/>
+              <w:pBdr>
+                <w:bottom w:val="none" w:sz="0" w:space="0" w:color="000000"/>
+                <w:top w:val="none" w:sz="0" w:space="0" w:color="000000"/>
+                <w:left w:val="none" w:sz="0" w:space="0" w:color="000000"/>
+                <w:right w:val="none" w:sz="0" w:space="0" w:color="000000"/>
+              </w:pBdr>
+              <w:spacing w:after="100" w:before="100" w:line="240"/>
+              <w:ind w:left="100" w:right="100" w:firstLine="0" w:firstLineChars="0"/>
+              <w:rPr>
+                <w:rFonts w:ascii="Times New Roman" w:hAnsi="Times New Roman" w:eastAsia="Times New Roman" w:cs="Times New Roman"/>
+                <w:i w:val="false"/>
+                <w:b w:val="false"/>
+                <w:u w:val="none"/>
+                <w:strike w:val="false"/>
+                <w:sz w:val="18"/>
+                <w:szCs w:val="18"/>
+                <w:color w:val="000000"/>
+              </w:rPr>
+            </w:pPr>
+            <w:r>
+              <w:rPr>
+                <w:rFonts w:ascii="Times New Roman" w:hAnsi="Times New Roman" w:eastAsia="Times New Roman" w:cs="Times New Roman"/>
+                <w:i w:val="false"/>
+                <w:b w:val="false"/>
+                <w:u w:val="none"/>
+                <w:strike w:val="false"/>
+                <w:sz w:val="18"/>
+                <w:szCs w:val="18"/>
+                <w:color w:val="000000"/>
+              </w:rPr>
+              <w:t xml:space="preserve">182 (84.7%)</w:t>
             </w:r>
           </w:p>
         </w:tc>
@@ -14778,62 +14778,62 @@
                 <w:szCs w:val="18"/>
                 <w:color w:val="000000"/>
               </w:rPr>
-              <w:t xml:space="preserve">58 (13.5%)</w:t>
-            </w:r>
-          </w:p>
-        </w:tc>
-        <w:tc>
-          <w:tcPr>
-            <w:tcBorders>
-              <w:bottom w:val="none" w:sz="0" w:space="0" w:color="000000"/>
-              <w:top w:val="none" w:sz="0" w:space="0" w:color="000000"/>
-              <w:left w:val="none" w:sz="0" w:space="0" w:color="000000"/>
-              <w:right w:val="none" w:sz="0" w:space="0" w:color="000000"/>
-            </w:tcBorders>
-            <w:shd w:val="clear" w:color="auto" w:fill="FFFFFF"/>
-            <w:tcMar>
-              <w:top w:w="0" w:type="dxa"/>
-              <w:bottom w:w="0" w:type="dxa"/>
-              <w:left w:w="0" w:type="dxa"/>
-              <w:right w:w="0" w:type="dxa"/>
-            </w:tcMar>
-            <w:vAlign w:val="top"/>
-          </w:tcPr>
-          <w:p>
-            <w:pPr>
-              <w:pStyle w:val="Normal"/>
-              <w:jc w:val="center"/>
-              <w:pBdr>
-                <w:bottom w:val="none" w:sz="0" w:space="0" w:color="000000"/>
-                <w:top w:val="none" w:sz="0" w:space="0" w:color="000000"/>
-                <w:left w:val="none" w:sz="0" w:space="0" w:color="000000"/>
-                <w:right w:val="none" w:sz="0" w:space="0" w:color="000000"/>
-              </w:pBdr>
-              <w:spacing w:after="100" w:before="100" w:line="240"/>
-              <w:ind w:left="100" w:right="100" w:firstLine="0" w:firstLineChars="0"/>
-              <w:rPr>
-                <w:rFonts w:ascii="Times New Roman" w:hAnsi="Times New Roman" w:eastAsia="Times New Roman" w:cs="Times New Roman"/>
-                <w:i w:val="false"/>
-                <w:b w:val="false"/>
-                <w:u w:val="none"/>
-                <w:strike w:val="false"/>
-                <w:sz w:val="18"/>
-                <w:szCs w:val="18"/>
-                <w:color w:val="000000"/>
-              </w:rPr>
-            </w:pPr>
-            <w:r>
-              <w:rPr>
-                <w:rFonts w:ascii="Times New Roman" w:hAnsi="Times New Roman" w:eastAsia="Times New Roman" w:cs="Times New Roman"/>
-                <w:i w:val="false"/>
-                <w:b w:val="false"/>
-                <w:u w:val="none"/>
-                <w:strike w:val="false"/>
-                <w:sz w:val="18"/>
-                <w:szCs w:val="18"/>
-                <w:color w:val="000000"/>
-              </w:rPr>
-              <w:t xml:space="preserve">31 (14.6%)</w:t>
+              <w:t xml:space="preserve">60 (13.8%)</w:t>
+            </w:r>
+          </w:p>
+        </w:tc>
+        <w:tc>
+          <w:tcPr>
+            <w:tcBorders>
+              <w:bottom w:val="none" w:sz="0" w:space="0" w:color="000000"/>
+              <w:top w:val="none" w:sz="0" w:space="0" w:color="000000"/>
+              <w:left w:val="none" w:sz="0" w:space="0" w:color="000000"/>
+              <w:right w:val="none" w:sz="0" w:space="0" w:color="000000"/>
+            </w:tcBorders>
+            <w:shd w:val="clear" w:color="auto" w:fill="FFFFFF"/>
+            <w:tcMar>
+              <w:top w:w="0" w:type="dxa"/>
+              <w:bottom w:w="0" w:type="dxa"/>
+              <w:left w:w="0" w:type="dxa"/>
+              <w:right w:w="0" w:type="dxa"/>
+            </w:tcMar>
+            <w:vAlign w:val="top"/>
+          </w:tcPr>
+          <w:p>
+            <w:pPr>
+              <w:pStyle w:val="Normal"/>
+              <w:jc w:val="center"/>
+              <w:pBdr>
+                <w:bottom w:val="none" w:sz="0" w:space="0" w:color="000000"/>
+                <w:top w:val="none" w:sz="0" w:space="0" w:color="000000"/>
+                <w:left w:val="none" w:sz="0" w:space="0" w:color="000000"/>
+                <w:right w:val="none" w:sz="0" w:space="0" w:color="000000"/>
+              </w:pBdr>
+              <w:spacing w:after="100" w:before="100" w:line="240"/>
+              <w:ind w:left="100" w:right="100" w:firstLine="0" w:firstLineChars="0"/>
+              <w:rPr>
+                <w:rFonts w:ascii="Times New Roman" w:hAnsi="Times New Roman" w:eastAsia="Times New Roman" w:cs="Times New Roman"/>
+                <w:i w:val="false"/>
+                <w:b w:val="false"/>
+                <w:u w:val="none"/>
+                <w:strike w:val="false"/>
+                <w:sz w:val="18"/>
+                <w:szCs w:val="18"/>
+                <w:color w:val="000000"/>
+              </w:rPr>
+            </w:pPr>
+            <w:r>
+              <w:rPr>
+                <w:rFonts w:ascii="Times New Roman" w:hAnsi="Times New Roman" w:eastAsia="Times New Roman" w:cs="Times New Roman"/>
+                <w:i w:val="false"/>
+                <w:b w:val="false"/>
+                <w:u w:val="none"/>
+                <w:strike w:val="false"/>
+                <w:sz w:val="18"/>
+                <w:szCs w:val="18"/>
+                <w:color w:val="000000"/>
+              </w:rPr>
+              <w:t xml:space="preserve">33 (15.3%)</w:t>
             </w:r>
           </w:p>
         </w:tc>
@@ -15503,7 +15503,7 @@
                 <w:szCs w:val="18"/>
                 <w:color w:val="000000"/>
               </w:rPr>
-              <w:t xml:space="preserve">0.672</w:t>
+              <w:t xml:space="preserve">0.634</w:t>
             </w:r>
           </w:p>
         </w:tc>
@@ -15618,62 +15618,62 @@
                 <w:szCs w:val="18"/>
                 <w:color w:val="000000"/>
               </w:rPr>
-              <w:t xml:space="preserve">83 (19.8%)</w:t>
-            </w:r>
-          </w:p>
-        </w:tc>
-        <w:tc>
-          <w:tcPr>
-            <w:tcBorders>
-              <w:bottom w:val="none" w:sz="0" w:space="0" w:color="000000"/>
-              <w:top w:val="none" w:sz="0" w:space="0" w:color="000000"/>
-              <w:left w:val="none" w:sz="0" w:space="0" w:color="000000"/>
-              <w:right w:val="none" w:sz="0" w:space="0" w:color="000000"/>
-            </w:tcBorders>
-            <w:shd w:val="clear" w:color="auto" w:fill="FFFFFF"/>
-            <w:tcMar>
-              <w:top w:w="0" w:type="dxa"/>
-              <w:bottom w:w="0" w:type="dxa"/>
-              <w:left w:w="0" w:type="dxa"/>
-              <w:right w:w="0" w:type="dxa"/>
-            </w:tcMar>
-            <w:vAlign w:val="top"/>
-          </w:tcPr>
-          <w:p>
-            <w:pPr>
-              <w:pStyle w:val="Normal"/>
-              <w:jc w:val="center"/>
-              <w:pBdr>
-                <w:bottom w:val="none" w:sz="0" w:space="0" w:color="000000"/>
-                <w:top w:val="none" w:sz="0" w:space="0" w:color="000000"/>
-                <w:left w:val="none" w:sz="0" w:space="0" w:color="000000"/>
-                <w:right w:val="none" w:sz="0" w:space="0" w:color="000000"/>
-              </w:pBdr>
-              <w:spacing w:after="100" w:before="100" w:line="240"/>
-              <w:ind w:left="100" w:right="100" w:firstLine="0" w:firstLineChars="0"/>
-              <w:rPr>
-                <w:rFonts w:ascii="Times New Roman" w:hAnsi="Times New Roman" w:eastAsia="Times New Roman" w:cs="Times New Roman"/>
-                <w:i w:val="false"/>
-                <w:b w:val="false"/>
-                <w:u w:val="none"/>
-                <w:strike w:val="false"/>
-                <w:sz w:val="18"/>
-                <w:szCs w:val="18"/>
-                <w:color w:val="000000"/>
-              </w:rPr>
-            </w:pPr>
-            <w:r>
-              <w:rPr>
-                <w:rFonts w:ascii="Times New Roman" w:hAnsi="Times New Roman" w:eastAsia="Times New Roman" w:cs="Times New Roman"/>
-                <w:i w:val="false"/>
-                <w:b w:val="false"/>
-                <w:u w:val="none"/>
-                <w:strike w:val="false"/>
-                <w:sz w:val="18"/>
-                <w:szCs w:val="18"/>
-                <w:color w:val="000000"/>
-              </w:rPr>
-              <w:t xml:space="preserve">45 (22.2%)</w:t>
+              <w:t xml:space="preserve">85 (20.1%)</w:t>
+            </w:r>
+          </w:p>
+        </w:tc>
+        <w:tc>
+          <w:tcPr>
+            <w:tcBorders>
+              <w:bottom w:val="none" w:sz="0" w:space="0" w:color="000000"/>
+              <w:top w:val="none" w:sz="0" w:space="0" w:color="000000"/>
+              <w:left w:val="none" w:sz="0" w:space="0" w:color="000000"/>
+              <w:right w:val="none" w:sz="0" w:space="0" w:color="000000"/>
+            </w:tcBorders>
+            <w:shd w:val="clear" w:color="auto" w:fill="FFFFFF"/>
+            <w:tcMar>
+              <w:top w:w="0" w:type="dxa"/>
+              <w:bottom w:w="0" w:type="dxa"/>
+              <w:left w:w="0" w:type="dxa"/>
+              <w:right w:w="0" w:type="dxa"/>
+            </w:tcMar>
+            <w:vAlign w:val="top"/>
+          </w:tcPr>
+          <w:p>
+            <w:pPr>
+              <w:pStyle w:val="Normal"/>
+              <w:jc w:val="center"/>
+              <w:pBdr>
+                <w:bottom w:val="none" w:sz="0" w:space="0" w:color="000000"/>
+                <w:top w:val="none" w:sz="0" w:space="0" w:color="000000"/>
+                <w:left w:val="none" w:sz="0" w:space="0" w:color="000000"/>
+                <w:right w:val="none" w:sz="0" w:space="0" w:color="000000"/>
+              </w:pBdr>
+              <w:spacing w:after="100" w:before="100" w:line="240"/>
+              <w:ind w:left="100" w:right="100" w:firstLine="0" w:firstLineChars="0"/>
+              <w:rPr>
+                <w:rFonts w:ascii="Times New Roman" w:hAnsi="Times New Roman" w:eastAsia="Times New Roman" w:cs="Times New Roman"/>
+                <w:i w:val="false"/>
+                <w:b w:val="false"/>
+                <w:u w:val="none"/>
+                <w:strike w:val="false"/>
+                <w:sz w:val="18"/>
+                <w:szCs w:val="18"/>
+                <w:color w:val="000000"/>
+              </w:rPr>
+            </w:pPr>
+            <w:r>
+              <w:rPr>
+                <w:rFonts w:ascii="Times New Roman" w:hAnsi="Times New Roman" w:eastAsia="Times New Roman" w:cs="Times New Roman"/>
+                <w:i w:val="false"/>
+                <w:b w:val="false"/>
+                <w:u w:val="none"/>
+                <w:strike w:val="false"/>
+                <w:sz w:val="18"/>
+                <w:szCs w:val="18"/>
+                <w:color w:val="000000"/>
+              </w:rPr>
+              <w:t xml:space="preserve">47 (22.8%)</w:t>
             </w:r>
           </w:p>
         </w:tc>
@@ -15898,62 +15898,62 @@
                 <w:szCs w:val="18"/>
                 <w:color w:val="000000"/>
               </w:rPr>
-              <w:t xml:space="preserve">101 (24.0%)</w:t>
-            </w:r>
-          </w:p>
-        </w:tc>
-        <w:tc>
-          <w:tcPr>
-            <w:tcBorders>
-              <w:bottom w:val="none" w:sz="0" w:space="0" w:color="000000"/>
-              <w:top w:val="none" w:sz="0" w:space="0" w:color="000000"/>
-              <w:left w:val="none" w:sz="0" w:space="0" w:color="000000"/>
-              <w:right w:val="none" w:sz="0" w:space="0" w:color="000000"/>
-            </w:tcBorders>
-            <w:shd w:val="clear" w:color="auto" w:fill="FFFFFF"/>
-            <w:tcMar>
-              <w:top w:w="0" w:type="dxa"/>
-              <w:bottom w:w="0" w:type="dxa"/>
-              <w:left w:w="0" w:type="dxa"/>
-              <w:right w:w="0" w:type="dxa"/>
-            </w:tcMar>
-            <w:vAlign w:val="top"/>
-          </w:tcPr>
-          <w:p>
-            <w:pPr>
-              <w:pStyle w:val="Normal"/>
-              <w:jc w:val="center"/>
-              <w:pBdr>
-                <w:bottom w:val="none" w:sz="0" w:space="0" w:color="000000"/>
-                <w:top w:val="none" w:sz="0" w:space="0" w:color="000000"/>
-                <w:left w:val="none" w:sz="0" w:space="0" w:color="000000"/>
-                <w:right w:val="none" w:sz="0" w:space="0" w:color="000000"/>
-              </w:pBdr>
-              <w:spacing w:after="100" w:before="100" w:line="240"/>
-              <w:ind w:left="100" w:right="100" w:firstLine="0" w:firstLineChars="0"/>
-              <w:rPr>
-                <w:rFonts w:ascii="Times New Roman" w:hAnsi="Times New Roman" w:eastAsia="Times New Roman" w:cs="Times New Roman"/>
-                <w:i w:val="false"/>
-                <w:b w:val="false"/>
-                <w:u w:val="none"/>
-                <w:strike w:val="false"/>
-                <w:sz w:val="18"/>
-                <w:szCs w:val="18"/>
-                <w:color w:val="000000"/>
-              </w:rPr>
-            </w:pPr>
-            <w:r>
-              <w:rPr>
-                <w:rFonts w:ascii="Times New Roman" w:hAnsi="Times New Roman" w:eastAsia="Times New Roman" w:cs="Times New Roman"/>
-                <w:i w:val="false"/>
-                <w:b w:val="false"/>
-                <w:u w:val="none"/>
-                <w:strike w:val="false"/>
-                <w:sz w:val="18"/>
-                <w:szCs w:val="18"/>
-                <w:color w:val="000000"/>
-              </w:rPr>
-              <w:t xml:space="preserve">44 (21.7%)</w:t>
+              <w:t xml:space="preserve">102 (24.1%)</w:t>
+            </w:r>
+          </w:p>
+        </w:tc>
+        <w:tc>
+          <w:tcPr>
+            <w:tcBorders>
+              <w:bottom w:val="none" w:sz="0" w:space="0" w:color="000000"/>
+              <w:top w:val="none" w:sz="0" w:space="0" w:color="000000"/>
+              <w:left w:val="none" w:sz="0" w:space="0" w:color="000000"/>
+              <w:right w:val="none" w:sz="0" w:space="0" w:color="000000"/>
+            </w:tcBorders>
+            <w:shd w:val="clear" w:color="auto" w:fill="FFFFFF"/>
+            <w:tcMar>
+              <w:top w:w="0" w:type="dxa"/>
+              <w:bottom w:w="0" w:type="dxa"/>
+              <w:left w:w="0" w:type="dxa"/>
+              <w:right w:w="0" w:type="dxa"/>
+            </w:tcMar>
+            <w:vAlign w:val="top"/>
+          </w:tcPr>
+          <w:p>
+            <w:pPr>
+              <w:pStyle w:val="Normal"/>
+              <w:jc w:val="center"/>
+              <w:pBdr>
+                <w:bottom w:val="none" w:sz="0" w:space="0" w:color="000000"/>
+                <w:top w:val="none" w:sz="0" w:space="0" w:color="000000"/>
+                <w:left w:val="none" w:sz="0" w:space="0" w:color="000000"/>
+                <w:right w:val="none" w:sz="0" w:space="0" w:color="000000"/>
+              </w:pBdr>
+              <w:spacing w:after="100" w:before="100" w:line="240"/>
+              <w:ind w:left="100" w:right="100" w:firstLine="0" w:firstLineChars="0"/>
+              <w:rPr>
+                <w:rFonts w:ascii="Times New Roman" w:hAnsi="Times New Roman" w:eastAsia="Times New Roman" w:cs="Times New Roman"/>
+                <w:i w:val="false"/>
+                <w:b w:val="false"/>
+                <w:u w:val="none"/>
+                <w:strike w:val="false"/>
+                <w:sz w:val="18"/>
+                <w:szCs w:val="18"/>
+                <w:color w:val="000000"/>
+              </w:rPr>
+            </w:pPr>
+            <w:r>
+              <w:rPr>
+                <w:rFonts w:ascii="Times New Roman" w:hAnsi="Times New Roman" w:eastAsia="Times New Roman" w:cs="Times New Roman"/>
+                <w:i w:val="false"/>
+                <w:b w:val="false"/>
+                <w:u w:val="none"/>
+                <w:strike w:val="false"/>
+                <w:sz w:val="18"/>
+                <w:szCs w:val="18"/>
+                <w:color w:val="000000"/>
+              </w:rPr>
+              <w:t xml:space="preserve">45 (21.8%)</w:t>
             </w:r>
           </w:p>
         </w:tc>
@@ -16513,7 +16513,7 @@
                 <w:szCs w:val="18"/>
                 <w:color w:val="000000"/>
               </w:rPr>
-              <w:t xml:space="preserve">16 (7.9%)</w:t>
+              <w:t xml:space="preserve">16 (7.8%)</w:t>
             </w:r>
           </w:p>
         </w:tc>
@@ -17018,62 +17018,62 @@
                 <w:szCs w:val="18"/>
                 <w:color w:val="000000"/>
               </w:rPr>
-              <w:t xml:space="preserve">144 (34.3%)</w:t>
-            </w:r>
-          </w:p>
-        </w:tc>
-        <w:tc>
-          <w:tcPr>
-            <w:tcBorders>
-              <w:bottom w:val="none" w:sz="0" w:space="0" w:color="000000"/>
-              <w:top w:val="none" w:sz="0" w:space="0" w:color="000000"/>
-              <w:left w:val="none" w:sz="0" w:space="0" w:color="000000"/>
-              <w:right w:val="none" w:sz="0" w:space="0" w:color="000000"/>
-            </w:tcBorders>
-            <w:shd w:val="clear" w:color="auto" w:fill="FFFFFF"/>
-            <w:tcMar>
-              <w:top w:w="0" w:type="dxa"/>
-              <w:bottom w:w="0" w:type="dxa"/>
-              <w:left w:w="0" w:type="dxa"/>
-              <w:right w:w="0" w:type="dxa"/>
-            </w:tcMar>
-            <w:vAlign w:val="top"/>
-          </w:tcPr>
-          <w:p>
-            <w:pPr>
-              <w:pStyle w:val="Normal"/>
-              <w:jc w:val="center"/>
-              <w:pBdr>
-                <w:bottom w:val="none" w:sz="0" w:space="0" w:color="000000"/>
-                <w:top w:val="none" w:sz="0" w:space="0" w:color="000000"/>
-                <w:left w:val="none" w:sz="0" w:space="0" w:color="000000"/>
-                <w:right w:val="none" w:sz="0" w:space="0" w:color="000000"/>
-              </w:pBdr>
-              <w:spacing w:after="100" w:before="100" w:line="240"/>
-              <w:ind w:left="100" w:right="100" w:firstLine="0" w:firstLineChars="0"/>
-              <w:rPr>
-                <w:rFonts w:ascii="Times New Roman" w:hAnsi="Times New Roman" w:eastAsia="Times New Roman" w:cs="Times New Roman"/>
-                <w:i w:val="false"/>
-                <w:b w:val="false"/>
-                <w:u w:val="none"/>
-                <w:strike w:val="false"/>
-                <w:sz w:val="18"/>
-                <w:szCs w:val="18"/>
-                <w:color w:val="000000"/>
-              </w:rPr>
-            </w:pPr>
-            <w:r>
-              <w:rPr>
-                <w:rFonts w:ascii="Times New Roman" w:hAnsi="Times New Roman" w:eastAsia="Times New Roman" w:cs="Times New Roman"/>
-                <w:i w:val="false"/>
-                <w:b w:val="false"/>
-                <w:u w:val="none"/>
-                <w:strike w:val="false"/>
-                <w:sz w:val="18"/>
-                <w:szCs w:val="18"/>
-                <w:color w:val="000000"/>
-              </w:rPr>
-              <w:t xml:space="preserve">67 (33.0%)</w:t>
+              <w:t xml:space="preserve">144 (34.0%)</w:t>
+            </w:r>
+          </w:p>
+        </w:tc>
+        <w:tc>
+          <w:tcPr>
+            <w:tcBorders>
+              <w:bottom w:val="none" w:sz="0" w:space="0" w:color="000000"/>
+              <w:top w:val="none" w:sz="0" w:space="0" w:color="000000"/>
+              <w:left w:val="none" w:sz="0" w:space="0" w:color="000000"/>
+              <w:right w:val="none" w:sz="0" w:space="0" w:color="000000"/>
+            </w:tcBorders>
+            <w:shd w:val="clear" w:color="auto" w:fill="FFFFFF"/>
+            <w:tcMar>
+              <w:top w:w="0" w:type="dxa"/>
+              <w:bottom w:w="0" w:type="dxa"/>
+              <w:left w:w="0" w:type="dxa"/>
+              <w:right w:w="0" w:type="dxa"/>
+            </w:tcMar>
+            <w:vAlign w:val="top"/>
+          </w:tcPr>
+          <w:p>
+            <w:pPr>
+              <w:pStyle w:val="Normal"/>
+              <w:jc w:val="center"/>
+              <w:pBdr>
+                <w:bottom w:val="none" w:sz="0" w:space="0" w:color="000000"/>
+                <w:top w:val="none" w:sz="0" w:space="0" w:color="000000"/>
+                <w:left w:val="none" w:sz="0" w:space="0" w:color="000000"/>
+                <w:right w:val="none" w:sz="0" w:space="0" w:color="000000"/>
+              </w:pBdr>
+              <w:spacing w:after="100" w:before="100" w:line="240"/>
+              <w:ind w:left="100" w:right="100" w:firstLine="0" w:firstLineChars="0"/>
+              <w:rPr>
+                <w:rFonts w:ascii="Times New Roman" w:hAnsi="Times New Roman" w:eastAsia="Times New Roman" w:cs="Times New Roman"/>
+                <w:i w:val="false"/>
+                <w:b w:val="false"/>
+                <w:u w:val="none"/>
+                <w:strike w:val="false"/>
+                <w:sz w:val="18"/>
+                <w:szCs w:val="18"/>
+                <w:color w:val="000000"/>
+              </w:rPr>
+            </w:pPr>
+            <w:r>
+              <w:rPr>
+                <w:rFonts w:ascii="Times New Roman" w:hAnsi="Times New Roman" w:eastAsia="Times New Roman" w:cs="Times New Roman"/>
+                <w:i w:val="false"/>
+                <w:b w:val="false"/>
+                <w:u w:val="none"/>
+                <w:strike w:val="false"/>
+                <w:sz w:val="18"/>
+                <w:szCs w:val="18"/>
+                <w:color w:val="000000"/>
+              </w:rPr>
+              <w:t xml:space="preserve">67 (32.5%)</w:t>
             </w:r>
           </w:p>
         </w:tc>
@@ -17353,7 +17353,7 @@
                 <w:szCs w:val="18"/>
                 <w:color w:val="000000"/>
               </w:rPr>
-              <w:t xml:space="preserve">4 (2.0%)</w:t>
+              <w:t xml:space="preserve">4 (1.9%)</w:t>
             </w:r>
           </w:p>
         </w:tc>
@@ -17633,7 +17633,7 @@
                 <w:szCs w:val="18"/>
                 <w:color w:val="000000"/>
               </w:rPr>
-              <w:t xml:space="preserve">19 (9.4%)</w:t>
+              <w:t xml:space="preserve">19 (9.2%)</w:t>
             </w:r>
           </w:p>
         </w:tc>
@@ -18418,62 +18418,62 @@
                 <w:szCs w:val="18"/>
                 <w:color w:val="000000"/>
               </w:rPr>
-              <w:t xml:space="preserve">196 (50.1%)</w:t>
-            </w:r>
-          </w:p>
-        </w:tc>
-        <w:tc>
-          <w:tcPr>
-            <w:tcBorders>
-              <w:bottom w:val="none" w:sz="0" w:space="0" w:color="000000"/>
-              <w:top w:val="none" w:sz="0" w:space="0" w:color="000000"/>
-              <w:left w:val="none" w:sz="0" w:space="0" w:color="000000"/>
-              <w:right w:val="none" w:sz="0" w:space="0" w:color="000000"/>
-            </w:tcBorders>
-            <w:shd w:val="clear" w:color="auto" w:fill="FFFFFF"/>
-            <w:tcMar>
-              <w:top w:w="0" w:type="dxa"/>
-              <w:bottom w:w="0" w:type="dxa"/>
-              <w:left w:w="0" w:type="dxa"/>
-              <w:right w:w="0" w:type="dxa"/>
-            </w:tcMar>
-            <w:vAlign w:val="top"/>
-          </w:tcPr>
-          <w:p>
-            <w:pPr>
-              <w:pStyle w:val="Normal"/>
-              <w:jc w:val="center"/>
-              <w:pBdr>
-                <w:bottom w:val="none" w:sz="0" w:space="0" w:color="000000"/>
-                <w:top w:val="none" w:sz="0" w:space="0" w:color="000000"/>
-                <w:left w:val="none" w:sz="0" w:space="0" w:color="000000"/>
-                <w:right w:val="none" w:sz="0" w:space="0" w:color="000000"/>
-              </w:pBdr>
-              <w:spacing w:after="100" w:before="100" w:line="240"/>
-              <w:ind w:left="100" w:right="100" w:firstLine="0" w:firstLineChars="0"/>
-              <w:rPr>
-                <w:rFonts w:ascii="Times New Roman" w:hAnsi="Times New Roman" w:eastAsia="Times New Roman" w:cs="Times New Roman"/>
-                <w:i w:val="false"/>
-                <w:b w:val="false"/>
-                <w:u w:val="none"/>
-                <w:strike w:val="false"/>
-                <w:sz w:val="18"/>
-                <w:szCs w:val="18"/>
-                <w:color w:val="000000"/>
-              </w:rPr>
-            </w:pPr>
-            <w:r>
-              <w:rPr>
-                <w:rFonts w:ascii="Times New Roman" w:hAnsi="Times New Roman" w:eastAsia="Times New Roman" w:cs="Times New Roman"/>
-                <w:i w:val="false"/>
-                <w:b w:val="false"/>
-                <w:u w:val="none"/>
-                <w:strike w:val="false"/>
-                <w:sz w:val="18"/>
-                <w:szCs w:val="18"/>
-                <w:color w:val="000000"/>
-              </w:rPr>
-              <w:t xml:space="preserve">76 (39.8%)</w:t>
+              <w:t xml:space="preserve">196 (49.7%)</w:t>
+            </w:r>
+          </w:p>
+        </w:tc>
+        <w:tc>
+          <w:tcPr>
+            <w:tcBorders>
+              <w:bottom w:val="none" w:sz="0" w:space="0" w:color="000000"/>
+              <w:top w:val="none" w:sz="0" w:space="0" w:color="000000"/>
+              <w:left w:val="none" w:sz="0" w:space="0" w:color="000000"/>
+              <w:right w:val="none" w:sz="0" w:space="0" w:color="000000"/>
+            </w:tcBorders>
+            <w:shd w:val="clear" w:color="auto" w:fill="FFFFFF"/>
+            <w:tcMar>
+              <w:top w:w="0" w:type="dxa"/>
+              <w:bottom w:w="0" w:type="dxa"/>
+              <w:left w:w="0" w:type="dxa"/>
+              <w:right w:w="0" w:type="dxa"/>
+            </w:tcMar>
+            <w:vAlign w:val="top"/>
+          </w:tcPr>
+          <w:p>
+            <w:pPr>
+              <w:pStyle w:val="Normal"/>
+              <w:jc w:val="center"/>
+              <w:pBdr>
+                <w:bottom w:val="none" w:sz="0" w:space="0" w:color="000000"/>
+                <w:top w:val="none" w:sz="0" w:space="0" w:color="000000"/>
+                <w:left w:val="none" w:sz="0" w:space="0" w:color="000000"/>
+                <w:right w:val="none" w:sz="0" w:space="0" w:color="000000"/>
+              </w:pBdr>
+              <w:spacing w:after="100" w:before="100" w:line="240"/>
+              <w:ind w:left="100" w:right="100" w:firstLine="0" w:firstLineChars="0"/>
+              <w:rPr>
+                <w:rFonts w:ascii="Times New Roman" w:hAnsi="Times New Roman" w:eastAsia="Times New Roman" w:cs="Times New Roman"/>
+                <w:i w:val="false"/>
+                <w:b w:val="false"/>
+                <w:u w:val="none"/>
+                <w:strike w:val="false"/>
+                <w:sz w:val="18"/>
+                <w:szCs w:val="18"/>
+                <w:color w:val="000000"/>
+              </w:rPr>
+            </w:pPr>
+            <w:r>
+              <w:rPr>
+                <w:rFonts w:ascii="Times New Roman" w:hAnsi="Times New Roman" w:eastAsia="Times New Roman" w:cs="Times New Roman"/>
+                <w:i w:val="false"/>
+                <w:b w:val="false"/>
+                <w:u w:val="none"/>
+                <w:strike w:val="false"/>
+                <w:sz w:val="18"/>
+                <w:szCs w:val="18"/>
+                <w:color w:val="000000"/>
+              </w:rPr>
+              <w:t xml:space="preserve">76 (39.2%)</w:t>
             </w:r>
           </w:p>
         </w:tc>
@@ -18698,62 +18698,62 @@
                 <w:szCs w:val="18"/>
                 <w:color w:val="000000"/>
               </w:rPr>
-              <w:t xml:space="preserve">195 (49.9%)</w:t>
-            </w:r>
-          </w:p>
-        </w:tc>
-        <w:tc>
-          <w:tcPr>
-            <w:tcBorders>
-              <w:bottom w:val="none" w:sz="0" w:space="0" w:color="000000"/>
-              <w:top w:val="none" w:sz="0" w:space="0" w:color="000000"/>
-              <w:left w:val="none" w:sz="0" w:space="0" w:color="000000"/>
-              <w:right w:val="none" w:sz="0" w:space="0" w:color="000000"/>
-            </w:tcBorders>
-            <w:shd w:val="clear" w:color="auto" w:fill="FFFFFF"/>
-            <w:tcMar>
-              <w:top w:w="0" w:type="dxa"/>
-              <w:bottom w:w="0" w:type="dxa"/>
-              <w:left w:w="0" w:type="dxa"/>
-              <w:right w:w="0" w:type="dxa"/>
-            </w:tcMar>
-            <w:vAlign w:val="top"/>
-          </w:tcPr>
-          <w:p>
-            <w:pPr>
-              <w:pStyle w:val="Normal"/>
-              <w:jc w:val="center"/>
-              <w:pBdr>
-                <w:bottom w:val="none" w:sz="0" w:space="0" w:color="000000"/>
-                <w:top w:val="none" w:sz="0" w:space="0" w:color="000000"/>
-                <w:left w:val="none" w:sz="0" w:space="0" w:color="000000"/>
-                <w:right w:val="none" w:sz="0" w:space="0" w:color="000000"/>
-              </w:pBdr>
-              <w:spacing w:after="100" w:before="100" w:line="240"/>
-              <w:ind w:left="100" w:right="100" w:firstLine="0" w:firstLineChars="0"/>
-              <w:rPr>
-                <w:rFonts w:ascii="Times New Roman" w:hAnsi="Times New Roman" w:eastAsia="Times New Roman" w:cs="Times New Roman"/>
-                <w:i w:val="false"/>
-                <w:b w:val="false"/>
-                <w:u w:val="none"/>
-                <w:strike w:val="false"/>
-                <w:sz w:val="18"/>
-                <w:szCs w:val="18"/>
-                <w:color w:val="000000"/>
-              </w:rPr>
-            </w:pPr>
-            <w:r>
-              <w:rPr>
-                <w:rFonts w:ascii="Times New Roman" w:hAnsi="Times New Roman" w:eastAsia="Times New Roman" w:cs="Times New Roman"/>
-                <w:i w:val="false"/>
-                <w:b w:val="false"/>
-                <w:u w:val="none"/>
-                <w:strike w:val="false"/>
-                <w:sz w:val="18"/>
-                <w:szCs w:val="18"/>
-                <w:color w:val="000000"/>
-              </w:rPr>
-              <w:t xml:space="preserve">115 (60.2%)</w:t>
+              <w:t xml:space="preserve">198 (50.3%)</w:t>
+            </w:r>
+          </w:p>
+        </w:tc>
+        <w:tc>
+          <w:tcPr>
+            <w:tcBorders>
+              <w:bottom w:val="none" w:sz="0" w:space="0" w:color="000000"/>
+              <w:top w:val="none" w:sz="0" w:space="0" w:color="000000"/>
+              <w:left w:val="none" w:sz="0" w:space="0" w:color="000000"/>
+              <w:right w:val="none" w:sz="0" w:space="0" w:color="000000"/>
+            </w:tcBorders>
+            <w:shd w:val="clear" w:color="auto" w:fill="FFFFFF"/>
+            <w:tcMar>
+              <w:top w:w="0" w:type="dxa"/>
+              <w:bottom w:w="0" w:type="dxa"/>
+              <w:left w:w="0" w:type="dxa"/>
+              <w:right w:w="0" w:type="dxa"/>
+            </w:tcMar>
+            <w:vAlign w:val="top"/>
+          </w:tcPr>
+          <w:p>
+            <w:pPr>
+              <w:pStyle w:val="Normal"/>
+              <w:jc w:val="center"/>
+              <w:pBdr>
+                <w:bottom w:val="none" w:sz="0" w:space="0" w:color="000000"/>
+                <w:top w:val="none" w:sz="0" w:space="0" w:color="000000"/>
+                <w:left w:val="none" w:sz="0" w:space="0" w:color="000000"/>
+                <w:right w:val="none" w:sz="0" w:space="0" w:color="000000"/>
+              </w:pBdr>
+              <w:spacing w:after="100" w:before="100" w:line="240"/>
+              <w:ind w:left="100" w:right="100" w:firstLine="0" w:firstLineChars="0"/>
+              <w:rPr>
+                <w:rFonts w:ascii="Times New Roman" w:hAnsi="Times New Roman" w:eastAsia="Times New Roman" w:cs="Times New Roman"/>
+                <w:i w:val="false"/>
+                <w:b w:val="false"/>
+                <w:u w:val="none"/>
+                <w:strike w:val="false"/>
+                <w:sz w:val="18"/>
+                <w:szCs w:val="18"/>
+                <w:color w:val="000000"/>
+              </w:rPr>
+            </w:pPr>
+            <w:r>
+              <w:rPr>
+                <w:rFonts w:ascii="Times New Roman" w:hAnsi="Times New Roman" w:eastAsia="Times New Roman" w:cs="Times New Roman"/>
+                <w:i w:val="false"/>
+                <w:b w:val="false"/>
+                <w:u w:val="none"/>
+                <w:strike w:val="false"/>
+                <w:sz w:val="18"/>
+                <w:szCs w:val="18"/>
+                <w:color w:val="000000"/>
+              </w:rPr>
+              <w:t xml:space="preserve">118 (60.8%)</w:t>
             </w:r>
           </w:p>
         </w:tc>
